--- a/special_strategy_inputs/special_strategy_report_template.docx
+++ b/special_strategy_inputs/special_strategy_report_template.docx
@@ -2,9 +2,271 @@
 <file path=word/document.xml><?xml version="1.0" encoding="utf-8"?>
 <w:document xmlns:wpc="http://schemas.microsoft.com/office/word/2010/wordprocessingCanvas" xmlns:cx="http://schemas.microsoft.com/office/drawing/2014/chartex" xmlns:cx1="http://schemas.microsoft.com/office/drawing/2015/9/8/chartex" xmlns:cx2="http://schemas.microsoft.com/office/drawing/2015/10/21/chartex" xmlns:cx3="http://schemas.microsoft.com/office/drawing/2016/5/9/chartex" xmlns:cx4="http://schemas.microsoft.com/office/drawing/2016/5/10/chartex" xmlns:cx5="http://schemas.microsoft.com/office/drawing/2016/5/11/chartex" xmlns:cx6="http://schemas.microsoft.com/office/drawing/2016/5/12/chartex" xmlns:cx7="http://schemas.microsoft.com/office/drawing/2016/5/13/chartex" xmlns:cx8="http://schemas.microsoft.com/office/drawing/2016/5/14/chartex" xmlns:mc="http://schemas.openxmlformats.org/markup-compatibility/2006" xmlns:aink="http://schemas.microsoft.com/office/drawing/2016/ink" xmlns:am3d="http://schemas.microsoft.com/office/drawing/2017/model3d" xmlns:o="urn:schemas-microsoft-com:office:office" xmlns:oel="http://schemas.microsoft.com/office/2019/extlst" xmlns:r="http://schemas.openxmlformats.org/officeDocument/2006/relationships" xmlns:m="http://schemas.openxmlformats.org/officeDocument/2006/math" xmlns:v="urn:schemas-microsoft-com:vml" xmlns:wp14="http://schemas.microsoft.com/office/word/2010/wordprocessingDrawing" xmlns:wp="http://schemas.openxmlformats.org/drawingml/2006/wordprocessingDrawing" xmlns:w10="urn:schemas-microsoft-com:office:word" xmlns:w="http://schemas.openxmlformats.org/wordprocessingml/2006/main" xmlns:w14="http://schemas.microsoft.com/office/word/2010/wordml" xmlns:w15="http://schemas.microsoft.com/office/word/2012/wordml" xmlns:w16cex="http://schemas.microsoft.com/office/word/2018/wordml/cex" xmlns:w16cid="http://schemas.microsoft.com/office/word/2016/wordml/cid" xmlns:w16="http://schemas.microsoft.com/office/word/2018/wordml" xmlns:w16du="http://schemas.microsoft.com/office/word/2023/wordml/word16du" xmlns:w16sdtdh="http://schemas.microsoft.com/office/word/2020/wordml/sdtdatahash" xmlns:w16sdtfl="http://schemas.microsoft.com/office/word/2024/wordml/sdtformatlock" xmlns:w16se="http://schemas.microsoft.com/office/word/2015/wordml/symex" xmlns:wpg="http://schemas.microsoft.com/office/word/2010/wordprocessingGroup" xmlns:wpi="http://schemas.microsoft.com/office/word/2010/wordprocessingInk" xmlns:wne="http://schemas.microsoft.com/office/word/2006/wordml" xmlns:wps="http://schemas.microsoft.com/office/word/2010/wordprocessingShape" mc:Ignorable="w14 w15 w16se w16cid w16 w16cex w16sdtdh w16sdtfl w16du wp14">
   <w:body>
+    <w:p>
+      <w:pPr>
+        <w:spacing w:after="0"/>
+        <w:ind w:firstLineChars="0" w:firstLine="0"/>
+        <w:jc w:val="center"/>
+        <w:rPr>
+          <w:sz w:val="44"/>
+          <w:szCs w:val="44"/>
+        </w:rPr>
+      </w:pPr>
+    </w:p>
+    <w:p>
+      <w:pPr>
+        <w:spacing w:after="0"/>
+        <w:ind w:firstLineChars="0" w:firstLine="0"/>
+        <w:jc w:val="center"/>
+        <w:rPr>
+          <w:sz w:val="44"/>
+          <w:szCs w:val="44"/>
+        </w:rPr>
+      </w:pPr>
+    </w:p>
+    <w:p>
+      <w:pPr>
+        <w:spacing w:after="0"/>
+        <w:ind w:firstLineChars="0" w:firstLine="0"/>
+        <w:jc w:val="center"/>
+        <w:rPr>
+          <w:sz w:val="44"/>
+          <w:szCs w:val="44"/>
+        </w:rPr>
+      </w:pPr>
+    </w:p>
+    <w:p>
+      <w:pPr>
+        <w:spacing w:after="0"/>
+        <w:ind w:firstLineChars="0" w:firstLine="0"/>
+        <w:jc w:val="center"/>
+        <w:rPr>
+          <w:sz w:val="44"/>
+          <w:szCs w:val="44"/>
+        </w:rPr>
+      </w:pPr>
+    </w:p>
+    <w:p>
+      <w:pPr>
+        <w:spacing w:after="0"/>
+        <w:ind w:firstLineChars="0" w:firstLine="0"/>
+        <w:jc w:val="center"/>
+        <w:rPr>
+          <w:sz w:val="52"/>
+          <w:szCs w:val="52"/>
+        </w:rPr>
+      </w:pPr>
+    </w:p>
+    <w:p>
+      <w:pPr>
+        <w:spacing w:after="0"/>
+        <w:ind w:firstLineChars="0" w:firstLine="0"/>
+        <w:jc w:val="center"/>
+        <w:rPr>
+          <w:sz w:val="52"/>
+          <w:szCs w:val="52"/>
+        </w:rPr>
+      </w:pPr>
+      <w:r>
+        <w:rPr>
+          <w:sz w:val="52"/>
+          <w:szCs w:val="52"/>
+        </w:rPr>
+        <w:t>{{ platform_name }}</w:t>
+      </w:r>
+      <w:r>
+        <w:rPr>
+          <w:sz w:val="52"/>
+          <w:szCs w:val="52"/>
+        </w:rPr>
+        <w:t>风险评估及检测策略报告</w:t>
+      </w:r>
+    </w:p>
+    <w:p>
+      <w:pPr>
+        <w:spacing w:after="0"/>
+        <w:ind w:firstLineChars="0" w:firstLine="0"/>
+        <w:jc w:val="center"/>
+        <w:rPr>
+          <w:sz w:val="44"/>
+          <w:szCs w:val="44"/>
+        </w:rPr>
+      </w:pPr>
+    </w:p>
+    <w:p>
+      <w:pPr>
+        <w:spacing w:after="0"/>
+        <w:ind w:firstLineChars="0" w:firstLine="0"/>
+        <w:jc w:val="center"/>
+        <w:rPr>
+          <w:sz w:val="44"/>
+          <w:szCs w:val="44"/>
+        </w:rPr>
+      </w:pPr>
+    </w:p>
+    <w:p>
+      <w:pPr>
+        <w:spacing w:after="0"/>
+        <w:ind w:firstLineChars="0" w:firstLine="0"/>
+        <w:jc w:val="center"/>
+        <w:rPr>
+          <w:sz w:val="44"/>
+          <w:szCs w:val="44"/>
+        </w:rPr>
+      </w:pPr>
+    </w:p>
+    <w:p>
+      <w:pPr>
+        <w:spacing w:after="0"/>
+        <w:ind w:firstLineChars="0" w:firstLine="0"/>
+        <w:jc w:val="center"/>
+        <w:rPr>
+          <w:sz w:val="44"/>
+          <w:szCs w:val="44"/>
+        </w:rPr>
+      </w:pPr>
+    </w:p>
+    <w:p>
+      <w:pPr>
+        <w:spacing w:after="0"/>
+        <w:ind w:firstLineChars="0" w:firstLine="0"/>
+        <w:jc w:val="center"/>
+        <w:rPr>
+          <w:sz w:val="44"/>
+          <w:szCs w:val="44"/>
+        </w:rPr>
+      </w:pPr>
+    </w:p>
+    <w:p>
+      <w:pPr>
+        <w:spacing w:after="0"/>
+        <w:ind w:firstLineChars="0" w:firstLine="0"/>
+        <w:jc w:val="center"/>
+        <w:rPr>
+          <w:sz w:val="44"/>
+          <w:szCs w:val="44"/>
+        </w:rPr>
+      </w:pPr>
+    </w:p>
+    <w:p>
+      <w:pPr>
+        <w:spacing w:after="0"/>
+        <w:ind w:firstLineChars="0" w:firstLine="0"/>
+        <w:jc w:val="center"/>
+        <w:rPr>
+          <w:sz w:val="44"/>
+          <w:szCs w:val="44"/>
+        </w:rPr>
+      </w:pPr>
+    </w:p>
+    <w:p>
+      <w:pPr>
+        <w:spacing w:after="0"/>
+        <w:ind w:firstLineChars="0" w:firstLine="0"/>
+        <w:jc w:val="center"/>
+        <w:rPr>
+          <w:sz w:val="44"/>
+          <w:szCs w:val="44"/>
+        </w:rPr>
+      </w:pPr>
+    </w:p>
+    <w:p>
+      <w:pPr>
+        <w:spacing w:after="0"/>
+        <w:ind w:firstLineChars="0" w:firstLine="0"/>
+        <w:jc w:val="center"/>
+        <w:rPr>
+          <w:sz w:val="44"/>
+          <w:szCs w:val="44"/>
+        </w:rPr>
+      </w:pPr>
+    </w:p>
+    <w:p>
+      <w:pPr>
+        <w:spacing w:after="0"/>
+        <w:ind w:firstLineChars="0" w:firstLine="0"/>
+        <w:jc w:val="center"/>
+        <w:rPr>
+          <w:sz w:val="44"/>
+          <w:szCs w:val="44"/>
+        </w:rPr>
+      </w:pPr>
+    </w:p>
+    <w:p>
+      <w:pPr>
+        <w:spacing w:after="0"/>
+        <w:ind w:firstLineChars="0" w:firstLine="0"/>
+        <w:jc w:val="center"/>
+        <w:rPr>
+          <w:sz w:val="44"/>
+          <w:szCs w:val="44"/>
+        </w:rPr>
+      </w:pPr>
+    </w:p>
+    <w:p>
+      <w:pPr>
+        <w:spacing w:after="0"/>
+        <w:ind w:firstLineChars="0" w:firstLine="0"/>
+        <w:jc w:val="center"/>
+        <w:rPr>
+          <w:sz w:val="44"/>
+          <w:szCs w:val="44"/>
+        </w:rPr>
+      </w:pPr>
+    </w:p>
+    <w:p>
+      <w:pPr>
+        <w:spacing w:after="0"/>
+        <w:ind w:firstLineChars="0" w:firstLine="0"/>
+        <w:jc w:val="center"/>
+        <w:rPr>
+          <w:sz w:val="44"/>
+          <w:szCs w:val="44"/>
+        </w:rPr>
+      </w:pPr>
+    </w:p>
+    <w:p>
+      <w:pPr>
+        <w:spacing w:after="0"/>
+        <w:ind w:firstLineChars="0" w:firstLine="0"/>
+        <w:jc w:val="center"/>
+        <w:rPr>
+          <w:sz w:val="44"/>
+          <w:szCs w:val="44"/>
+        </w:rPr>
+      </w:pPr>
+      <w:r>
+        <w:t>{{ report_date }}</w:t>
+      </w:r>
+    </w:p>
+    <w:p>
+      <w:pPr>
+        <w:widowControl/>
+        <w:snapToGrid/>
+        <w:spacing w:after="0" w:line="240" w:lineRule="auto"/>
+        <w:ind w:firstLineChars="0" w:firstLine="0"/>
+        <w:jc w:val="left"/>
+        <w:rPr>
+          <w:sz w:val="44"/>
+          <w:szCs w:val="44"/>
+        </w:rPr>
+      </w:pPr>
+      <w:r>
+        <w:rPr>
+          <w:sz w:val="44"/>
+          <w:szCs w:val="44"/>
+        </w:rPr>
+        <w:br w:type="page"/>
+      </w:r>
+    </w:p>
     <w:sdt>
       <w:sdtPr>
         <w:rPr>
+          <w:rFonts w:ascii="Times New Roman" w:eastAsiaTheme="minorEastAsia" w:hAnsi="Times New Roman" w:cstheme="minorBidi"/>
+          <w:color w:val="auto"/>
+          <w:kern w:val="2"/>
+          <w:sz w:val="28"/>
+          <w:szCs w:val="24"/>
           <w:lang w:val="zh-CN"/>
         </w:rPr>
         <w:id w:val="1966995220"/>
@@ -15,13 +277,8 @@
       </w:sdtPr>
       <w:sdtEndPr>
         <w:rPr>
-          <w:rFonts w:ascii="Times New Roman" w:eastAsiaTheme="minorEastAsia" w:hAnsi="Times New Roman" w:cstheme="minorBidi"/>
           <w:b/>
           <w:bCs/>
-          <w:color w:val="auto"/>
-          <w:kern w:val="2"/>
-          <w:sz w:val="28"/>
-          <w:szCs w:val="24"/>
         </w:rPr>
       </w:sdtEndPr>
       <w:sdtContent>
@@ -29,9 +286,6 @@
           <w:pPr>
             <w:pStyle w:val="TOC"/>
             <w:ind w:firstLine="560"/>
-            <w:rPr>
-              <w:rFonts w:hint="eastAsia"/>
-            </w:rPr>
           </w:pPr>
           <w:r>
             <w:rPr>
@@ -39,23 +293,6 @@
             </w:rPr>
             <w:t>目录</w:t>
           </w:r>
-        </w:p>
-        <w:p>
-          <w:pPr>
-            <w:pStyle w:val="TOC1"/>
-            <w:tabs>
-              <w:tab w:val="left" w:pos="3767"/>
-              <w:tab w:val="right" w:leader="dot" w:pos="8296"/>
-            </w:tabs>
-            <w:spacing w:before="190"/>
-            <w:rPr>
-              <w:rFonts w:asciiTheme="minorHAnsi" w:hAnsiTheme="minorHAnsi" w:hint="eastAsia"/>
-              <w:b w:val="0"/>
-              <w:noProof/>
-              <w:sz w:val="22"/>
-              <w14:ligatures w14:val="standardContextual"/>
-            </w:rPr>
-          </w:pPr>
           <w:r>
             <w:fldChar w:fldCharType="begin"/>
           </w:r>
@@ -63,32 +300,32 @@
             <w:instrText xml:space="preserve"> TOC \o "1-3" \h \z \u </w:instrText>
           </w:r>
           <w:r>
-            <w:rPr>
-              <w:rFonts w:hint="eastAsia"/>
-            </w:rPr>
             <w:fldChar w:fldCharType="separate"/>
           </w:r>
-          <w:hyperlink w:anchor="_Toc228988244" w:history="1">
+        </w:p>
+        <w:p>
+          <w:pPr>
+            <w:pStyle w:val="TOC1"/>
+            <w:tabs>
+              <w:tab w:val="left" w:pos="560"/>
+              <w:tab w:val="right" w:leader="dot" w:pos="8296"/>
+            </w:tabs>
+            <w:spacing w:before="190"/>
+            <w:rPr>
+              <w:rFonts w:asciiTheme="minorHAnsi" w:hAnsiTheme="minorHAnsi"/>
+              <w:b w:val="0"/>
+              <w:noProof/>
+              <w:sz w:val="22"/>
+              <w14:ligatures w14:val="standardContextual"/>
+            </w:rPr>
+          </w:pPr>
+          <w:hyperlink w:anchor="_Toc228988245" w:history="1">
             <w:r>
               <w:rPr>
                 <w:rStyle w:val="af"/>
                 <w:noProof/>
               </w:rPr>
-              <w:t>附件</w:t>
-            </w:r>
-            <w:r>
-              <w:rPr>
-                <w:rStyle w:val="af"/>
-                <w:noProof/>
-              </w:rPr>
-              <w:t xml:space="preserve">A </w:t>
-            </w:r>
-            <w:r>
-              <w:rPr>
-                <w:rStyle w:val="af"/>
-                <w:noProof/>
-              </w:rPr>
-              <w:t>节点风险等级计算表</w:t>
+              <w:t>1</w:t>
             </w:r>
             <w:r>
               <w:rPr>
@@ -105,7 +342,7 @@
                 <w:rStyle w:val="af"/>
                 <w:noProof/>
               </w:rPr>
-              <w:t>13</w:t>
+              <w:t>概述</w:t>
             </w:r>
             <w:r>
               <w:rPr>
@@ -136,7 +373,7 @@
                 <w:noProof/>
                 <w:webHidden/>
               </w:rPr>
-              <w:instrText>PAGEREF _Toc228988244 \h</w:instrText>
+              <w:instrText>PAGEREF _Toc228988245 \h</w:instrText>
             </w:r>
             <w:r>
               <w:rPr>
@@ -187,20 +424,20 @@
             </w:tabs>
             <w:spacing w:before="190"/>
             <w:rPr>
-              <w:rFonts w:asciiTheme="minorHAnsi" w:hAnsiTheme="minorHAnsi" w:hint="eastAsia"/>
+              <w:rFonts w:asciiTheme="minorHAnsi" w:hAnsiTheme="minorHAnsi"/>
               <w:b w:val="0"/>
               <w:noProof/>
               <w:sz w:val="22"/>
               <w14:ligatures w14:val="standardContextual"/>
             </w:rPr>
           </w:pPr>
-          <w:hyperlink w:anchor="_Toc228988245" w:history="1">
+          <w:hyperlink w:anchor="_Toc228988246" w:history="1">
             <w:r>
               <w:rPr>
                 <w:rStyle w:val="af"/>
                 <w:noProof/>
               </w:rPr>
-              <w:t>1</w:t>
+              <w:t>2</w:t>
             </w:r>
             <w:r>
               <w:rPr>
@@ -217,7 +454,7 @@
                 <w:rStyle w:val="af"/>
                 <w:noProof/>
               </w:rPr>
-              <w:t>概述</w:t>
+              <w:t>风险评级</w:t>
             </w:r>
             <w:r>
               <w:rPr>
@@ -248,7 +485,7 @@
                 <w:noProof/>
                 <w:webHidden/>
               </w:rPr>
-              <w:instrText>PAGEREF _Toc228988245 \h</w:instrText>
+              <w:instrText>PAGEREF _Toc228988246 \h</w:instrText>
             </w:r>
             <w:r>
               <w:rPr>
@@ -279,6 +516,861 @@
                 <w:webHidden/>
               </w:rPr>
               <w:t>1</w:t>
+            </w:r>
+            <w:r>
+              <w:rPr>
+                <w:rFonts w:hint="eastAsia"/>
+                <w:noProof/>
+                <w:webHidden/>
+              </w:rPr>
+              <w:fldChar w:fldCharType="end"/>
+            </w:r>
+          </w:hyperlink>
+        </w:p>
+        <w:p>
+          <w:pPr>
+            <w:pStyle w:val="TOC2"/>
+            <w:tabs>
+              <w:tab w:val="left" w:pos="880"/>
+              <w:tab w:val="right" w:leader="dot" w:pos="8296"/>
+            </w:tabs>
+            <w:ind w:left="280"/>
+            <w:rPr>
+              <w:rFonts w:asciiTheme="minorHAnsi" w:hAnsiTheme="minorHAnsi"/>
+              <w:noProof/>
+              <w:sz w:val="22"/>
+              <w14:ligatures w14:val="standardContextual"/>
+            </w:rPr>
+          </w:pPr>
+          <w:hyperlink w:anchor="_Toc228988247" w:history="1">
+            <w:r>
+              <w:rPr>
+                <w:rStyle w:val="af"/>
+                <w:noProof/>
+              </w:rPr>
+              <w:t>2.1</w:t>
+            </w:r>
+            <w:r>
+              <w:rPr>
+                <w:rFonts w:asciiTheme="minorHAnsi" w:hAnsiTheme="minorHAnsi" w:hint="eastAsia"/>
+                <w:noProof/>
+                <w:sz w:val="22"/>
+                <w14:ligatures w14:val="standardContextual"/>
+              </w:rPr>
+              <w:tab/>
+            </w:r>
+            <w:r>
+              <w:rPr>
+                <w:rStyle w:val="af"/>
+                <w:noProof/>
+              </w:rPr>
+              <w:t>失效后果</w:t>
+            </w:r>
+            <w:r>
+              <w:rPr>
+                <w:rFonts w:hint="eastAsia"/>
+                <w:noProof/>
+                <w:webHidden/>
+              </w:rPr>
+              <w:tab/>
+            </w:r>
+            <w:r>
+              <w:rPr>
+                <w:rFonts w:hint="eastAsia"/>
+                <w:noProof/>
+                <w:webHidden/>
+              </w:rPr>
+              <w:fldChar w:fldCharType="begin"/>
+            </w:r>
+            <w:r>
+              <w:rPr>
+                <w:rFonts w:hint="eastAsia"/>
+                <w:noProof/>
+                <w:webHidden/>
+              </w:rPr>
+              <w:instrText xml:space="preserve"> </w:instrText>
+            </w:r>
+            <w:r>
+              <w:rPr>
+                <w:noProof/>
+                <w:webHidden/>
+              </w:rPr>
+              <w:instrText>PAGEREF _Toc228988247 \h</w:instrText>
+            </w:r>
+            <w:r>
+              <w:rPr>
+                <w:rFonts w:hint="eastAsia"/>
+                <w:noProof/>
+                <w:webHidden/>
+              </w:rPr>
+              <w:instrText xml:space="preserve"> </w:instrText>
+            </w:r>
+            <w:r>
+              <w:rPr>
+                <w:rFonts w:hint="eastAsia"/>
+                <w:noProof/>
+                <w:webHidden/>
+              </w:rPr>
+            </w:r>
+            <w:r>
+              <w:rPr>
+                <w:rFonts w:hint="eastAsia"/>
+                <w:noProof/>
+                <w:webHidden/>
+              </w:rPr>
+              <w:fldChar w:fldCharType="separate"/>
+            </w:r>
+            <w:r>
+              <w:rPr>
+                <w:noProof/>
+                <w:webHidden/>
+              </w:rPr>
+              <w:t>1</w:t>
+            </w:r>
+            <w:r>
+              <w:rPr>
+                <w:rFonts w:hint="eastAsia"/>
+                <w:noProof/>
+                <w:webHidden/>
+              </w:rPr>
+              <w:fldChar w:fldCharType="end"/>
+            </w:r>
+          </w:hyperlink>
+        </w:p>
+        <w:p>
+          <w:pPr>
+            <w:pStyle w:val="TOC3"/>
+            <w:rPr>
+              <w:rFonts w:asciiTheme="minorHAnsi" w:hAnsiTheme="minorHAnsi"/>
+              <w:noProof/>
+              <w:sz w:val="22"/>
+              <w14:ligatures w14:val="standardContextual"/>
+            </w:rPr>
+          </w:pPr>
+          <w:hyperlink w:anchor="_Toc228988248" w:history="1">
+            <w:r>
+              <w:rPr>
+                <w:rStyle w:val="af"/>
+                <w:noProof/>
+              </w:rPr>
+              <w:t>2.1.1</w:t>
+            </w:r>
+            <w:r>
+              <w:rPr>
+                <w:rFonts w:asciiTheme="minorHAnsi" w:hAnsiTheme="minorHAnsi" w:hint="eastAsia"/>
+                <w:noProof/>
+                <w:sz w:val="22"/>
+                <w14:ligatures w14:val="standardContextual"/>
+              </w:rPr>
+              <w:tab/>
+            </w:r>
+            <w:r>
+              <w:rPr>
+                <w:rStyle w:val="af"/>
+                <w:noProof/>
+              </w:rPr>
+              <w:t>平台整体暴露等级</w:t>
+            </w:r>
+            <w:r>
+              <w:rPr>
+                <w:rFonts w:hint="eastAsia"/>
+                <w:noProof/>
+                <w:webHidden/>
+              </w:rPr>
+              <w:tab/>
+            </w:r>
+            <w:r>
+              <w:rPr>
+                <w:rFonts w:hint="eastAsia"/>
+                <w:noProof/>
+                <w:webHidden/>
+              </w:rPr>
+              <w:fldChar w:fldCharType="begin"/>
+            </w:r>
+            <w:r>
+              <w:rPr>
+                <w:rFonts w:hint="eastAsia"/>
+                <w:noProof/>
+                <w:webHidden/>
+              </w:rPr>
+              <w:instrText xml:space="preserve"> </w:instrText>
+            </w:r>
+            <w:r>
+              <w:rPr>
+                <w:noProof/>
+                <w:webHidden/>
+              </w:rPr>
+              <w:instrText>PAGEREF _Toc228988248 \h</w:instrText>
+            </w:r>
+            <w:r>
+              <w:rPr>
+                <w:rFonts w:hint="eastAsia"/>
+                <w:noProof/>
+                <w:webHidden/>
+              </w:rPr>
+              <w:instrText xml:space="preserve"> </w:instrText>
+            </w:r>
+            <w:r>
+              <w:rPr>
+                <w:rFonts w:hint="eastAsia"/>
+                <w:noProof/>
+                <w:webHidden/>
+              </w:rPr>
+            </w:r>
+            <w:r>
+              <w:rPr>
+                <w:rFonts w:hint="eastAsia"/>
+                <w:noProof/>
+                <w:webHidden/>
+              </w:rPr>
+              <w:fldChar w:fldCharType="separate"/>
+            </w:r>
+            <w:r>
+              <w:rPr>
+                <w:noProof/>
+                <w:webHidden/>
+              </w:rPr>
+              <w:t>1</w:t>
+            </w:r>
+            <w:r>
+              <w:rPr>
+                <w:rFonts w:hint="eastAsia"/>
+                <w:noProof/>
+                <w:webHidden/>
+              </w:rPr>
+              <w:fldChar w:fldCharType="end"/>
+            </w:r>
+          </w:hyperlink>
+        </w:p>
+        <w:p>
+          <w:pPr>
+            <w:pStyle w:val="TOC3"/>
+            <w:rPr>
+              <w:rFonts w:asciiTheme="minorHAnsi" w:hAnsiTheme="minorHAnsi"/>
+              <w:noProof/>
+              <w:sz w:val="22"/>
+              <w14:ligatures w14:val="standardContextual"/>
+            </w:rPr>
+          </w:pPr>
+          <w:hyperlink w:anchor="_Toc228988249" w:history="1">
+            <w:r>
+              <w:rPr>
+                <w:rStyle w:val="af"/>
+                <w:noProof/>
+              </w:rPr>
+              <w:t>2.1.2</w:t>
+            </w:r>
+            <w:r>
+              <w:rPr>
+                <w:rFonts w:asciiTheme="minorHAnsi" w:hAnsiTheme="minorHAnsi" w:hint="eastAsia"/>
+                <w:noProof/>
+                <w:sz w:val="22"/>
+                <w14:ligatures w14:val="standardContextual"/>
+              </w:rPr>
+              <w:tab/>
+            </w:r>
+            <w:r>
+              <w:rPr>
+                <w:rStyle w:val="af"/>
+                <w:noProof/>
+              </w:rPr>
+              <w:t>构件、节点失效后果</w:t>
+            </w:r>
+            <w:r>
+              <w:rPr>
+                <w:rFonts w:hint="eastAsia"/>
+                <w:noProof/>
+                <w:webHidden/>
+              </w:rPr>
+              <w:tab/>
+            </w:r>
+            <w:r>
+              <w:rPr>
+                <w:rFonts w:hint="eastAsia"/>
+                <w:noProof/>
+                <w:webHidden/>
+              </w:rPr>
+              <w:fldChar w:fldCharType="begin"/>
+            </w:r>
+            <w:r>
+              <w:rPr>
+                <w:rFonts w:hint="eastAsia"/>
+                <w:noProof/>
+                <w:webHidden/>
+              </w:rPr>
+              <w:instrText xml:space="preserve"> </w:instrText>
+            </w:r>
+            <w:r>
+              <w:rPr>
+                <w:noProof/>
+                <w:webHidden/>
+              </w:rPr>
+              <w:instrText>PAGEREF _Toc228988249 \h</w:instrText>
+            </w:r>
+            <w:r>
+              <w:rPr>
+                <w:rFonts w:hint="eastAsia"/>
+                <w:noProof/>
+                <w:webHidden/>
+              </w:rPr>
+              <w:instrText xml:space="preserve"> </w:instrText>
+            </w:r>
+            <w:r>
+              <w:rPr>
+                <w:rFonts w:hint="eastAsia"/>
+                <w:noProof/>
+                <w:webHidden/>
+              </w:rPr>
+            </w:r>
+            <w:r>
+              <w:rPr>
+                <w:rFonts w:hint="eastAsia"/>
+                <w:noProof/>
+                <w:webHidden/>
+              </w:rPr>
+              <w:fldChar w:fldCharType="separate"/>
+            </w:r>
+            <w:r>
+              <w:rPr>
+                <w:noProof/>
+                <w:webHidden/>
+              </w:rPr>
+              <w:t>1</w:t>
+            </w:r>
+            <w:r>
+              <w:rPr>
+                <w:rFonts w:hint="eastAsia"/>
+                <w:noProof/>
+                <w:webHidden/>
+              </w:rPr>
+              <w:fldChar w:fldCharType="end"/>
+            </w:r>
+          </w:hyperlink>
+        </w:p>
+        <w:p>
+          <w:pPr>
+            <w:pStyle w:val="TOC2"/>
+            <w:tabs>
+              <w:tab w:val="left" w:pos="880"/>
+              <w:tab w:val="right" w:leader="dot" w:pos="8296"/>
+            </w:tabs>
+            <w:ind w:left="280"/>
+            <w:rPr>
+              <w:rFonts w:asciiTheme="minorHAnsi" w:hAnsiTheme="minorHAnsi"/>
+              <w:noProof/>
+              <w:sz w:val="22"/>
+              <w14:ligatures w14:val="standardContextual"/>
+            </w:rPr>
+          </w:pPr>
+          <w:hyperlink w:anchor="_Toc228988250" w:history="1">
+            <w:r>
+              <w:rPr>
+                <w:rStyle w:val="af"/>
+                <w:noProof/>
+              </w:rPr>
+              <w:t>2.2</w:t>
+            </w:r>
+            <w:r>
+              <w:rPr>
+                <w:rFonts w:asciiTheme="minorHAnsi" w:hAnsiTheme="minorHAnsi" w:hint="eastAsia"/>
+                <w:noProof/>
+                <w:sz w:val="22"/>
+                <w14:ligatures w14:val="standardContextual"/>
+              </w:rPr>
+              <w:tab/>
+            </w:r>
+            <w:r>
+              <w:rPr>
+                <w:rStyle w:val="af"/>
+                <w:noProof/>
+              </w:rPr>
+              <w:t>失效概率</w:t>
+            </w:r>
+            <w:r>
+              <w:rPr>
+                <w:rFonts w:hint="eastAsia"/>
+                <w:noProof/>
+                <w:webHidden/>
+              </w:rPr>
+              <w:tab/>
+            </w:r>
+            <w:r>
+              <w:rPr>
+                <w:rFonts w:hint="eastAsia"/>
+                <w:noProof/>
+                <w:webHidden/>
+              </w:rPr>
+              <w:fldChar w:fldCharType="begin"/>
+            </w:r>
+            <w:r>
+              <w:rPr>
+                <w:rFonts w:hint="eastAsia"/>
+                <w:noProof/>
+                <w:webHidden/>
+              </w:rPr>
+              <w:instrText xml:space="preserve"> </w:instrText>
+            </w:r>
+            <w:r>
+              <w:rPr>
+                <w:noProof/>
+                <w:webHidden/>
+              </w:rPr>
+              <w:instrText>PAGEREF _Toc228988250 \h</w:instrText>
+            </w:r>
+            <w:r>
+              <w:rPr>
+                <w:rFonts w:hint="eastAsia"/>
+                <w:noProof/>
+                <w:webHidden/>
+              </w:rPr>
+              <w:instrText xml:space="preserve"> </w:instrText>
+            </w:r>
+            <w:r>
+              <w:rPr>
+                <w:rFonts w:hint="eastAsia"/>
+                <w:noProof/>
+                <w:webHidden/>
+              </w:rPr>
+            </w:r>
+            <w:r>
+              <w:rPr>
+                <w:rFonts w:hint="eastAsia"/>
+                <w:noProof/>
+                <w:webHidden/>
+              </w:rPr>
+              <w:fldChar w:fldCharType="separate"/>
+            </w:r>
+            <w:r>
+              <w:rPr>
+                <w:noProof/>
+                <w:webHidden/>
+              </w:rPr>
+              <w:t>2</w:t>
+            </w:r>
+            <w:r>
+              <w:rPr>
+                <w:rFonts w:hint="eastAsia"/>
+                <w:noProof/>
+                <w:webHidden/>
+              </w:rPr>
+              <w:fldChar w:fldCharType="end"/>
+            </w:r>
+          </w:hyperlink>
+        </w:p>
+        <w:p>
+          <w:pPr>
+            <w:pStyle w:val="TOC3"/>
+            <w:rPr>
+              <w:rFonts w:asciiTheme="minorHAnsi" w:hAnsiTheme="minorHAnsi"/>
+              <w:noProof/>
+              <w:sz w:val="22"/>
+              <w14:ligatures w14:val="standardContextual"/>
+            </w:rPr>
+          </w:pPr>
+          <w:hyperlink w:anchor="_Toc228988251" w:history="1">
+            <w:r>
+              <w:rPr>
+                <w:rStyle w:val="af"/>
+                <w:noProof/>
+              </w:rPr>
+              <w:t>2.2.1</w:t>
+            </w:r>
+            <w:r>
+              <w:rPr>
+                <w:rFonts w:asciiTheme="minorHAnsi" w:hAnsiTheme="minorHAnsi" w:hint="eastAsia"/>
+                <w:noProof/>
+                <w:sz w:val="22"/>
+                <w14:ligatures w14:val="standardContextual"/>
+              </w:rPr>
+              <w:tab/>
+            </w:r>
+            <w:r>
+              <w:rPr>
+                <w:rStyle w:val="af"/>
+                <w:noProof/>
+              </w:rPr>
+              <w:t>失效概率等级</w:t>
+            </w:r>
+            <w:r>
+              <w:rPr>
+                <w:rFonts w:hint="eastAsia"/>
+                <w:noProof/>
+                <w:webHidden/>
+              </w:rPr>
+              <w:tab/>
+            </w:r>
+            <w:r>
+              <w:rPr>
+                <w:rFonts w:hint="eastAsia"/>
+                <w:noProof/>
+                <w:webHidden/>
+              </w:rPr>
+              <w:fldChar w:fldCharType="begin"/>
+            </w:r>
+            <w:r>
+              <w:rPr>
+                <w:rFonts w:hint="eastAsia"/>
+                <w:noProof/>
+                <w:webHidden/>
+              </w:rPr>
+              <w:instrText xml:space="preserve"> </w:instrText>
+            </w:r>
+            <w:r>
+              <w:rPr>
+                <w:noProof/>
+                <w:webHidden/>
+              </w:rPr>
+              <w:instrText>PAGEREF _Toc228988251 \h</w:instrText>
+            </w:r>
+            <w:r>
+              <w:rPr>
+                <w:rFonts w:hint="eastAsia"/>
+                <w:noProof/>
+                <w:webHidden/>
+              </w:rPr>
+              <w:instrText xml:space="preserve"> </w:instrText>
+            </w:r>
+            <w:r>
+              <w:rPr>
+                <w:rFonts w:hint="eastAsia"/>
+                <w:noProof/>
+                <w:webHidden/>
+              </w:rPr>
+            </w:r>
+            <w:r>
+              <w:rPr>
+                <w:rFonts w:hint="eastAsia"/>
+                <w:noProof/>
+                <w:webHidden/>
+              </w:rPr>
+              <w:fldChar w:fldCharType="separate"/>
+            </w:r>
+            <w:r>
+              <w:rPr>
+                <w:noProof/>
+                <w:webHidden/>
+              </w:rPr>
+              <w:t>2</w:t>
+            </w:r>
+            <w:r>
+              <w:rPr>
+                <w:rFonts w:hint="eastAsia"/>
+                <w:noProof/>
+                <w:webHidden/>
+              </w:rPr>
+              <w:fldChar w:fldCharType="end"/>
+            </w:r>
+          </w:hyperlink>
+        </w:p>
+        <w:p>
+          <w:pPr>
+            <w:pStyle w:val="TOC3"/>
+            <w:rPr>
+              <w:rFonts w:asciiTheme="minorHAnsi" w:hAnsiTheme="minorHAnsi"/>
+              <w:noProof/>
+              <w:sz w:val="22"/>
+              <w14:ligatures w14:val="standardContextual"/>
+            </w:rPr>
+          </w:pPr>
+          <w:hyperlink w:anchor="_Toc228988252" w:history="1">
+            <w:r>
+              <w:rPr>
+                <w:rStyle w:val="af"/>
+                <w:noProof/>
+              </w:rPr>
+              <w:t>2.2.2</w:t>
+            </w:r>
+            <w:r>
+              <w:rPr>
+                <w:rFonts w:asciiTheme="minorHAnsi" w:hAnsiTheme="minorHAnsi" w:hint="eastAsia"/>
+                <w:noProof/>
+                <w:sz w:val="22"/>
+                <w14:ligatures w14:val="standardContextual"/>
+              </w:rPr>
+              <w:tab/>
+            </w:r>
+            <w:r>
+              <w:rPr>
+                <w:rStyle w:val="af"/>
+                <w:noProof/>
+              </w:rPr>
+              <w:t>疲劳失效概率</w:t>
+            </w:r>
+            <w:r>
+              <w:rPr>
+                <w:rFonts w:hint="eastAsia"/>
+                <w:noProof/>
+                <w:webHidden/>
+              </w:rPr>
+              <w:tab/>
+            </w:r>
+            <w:r>
+              <w:rPr>
+                <w:rFonts w:hint="eastAsia"/>
+                <w:noProof/>
+                <w:webHidden/>
+              </w:rPr>
+              <w:fldChar w:fldCharType="begin"/>
+            </w:r>
+            <w:r>
+              <w:rPr>
+                <w:rFonts w:hint="eastAsia"/>
+                <w:noProof/>
+                <w:webHidden/>
+              </w:rPr>
+              <w:instrText xml:space="preserve"> </w:instrText>
+            </w:r>
+            <w:r>
+              <w:rPr>
+                <w:noProof/>
+                <w:webHidden/>
+              </w:rPr>
+              <w:instrText>PAGEREF _Toc228988252 \h</w:instrText>
+            </w:r>
+            <w:r>
+              <w:rPr>
+                <w:rFonts w:hint="eastAsia"/>
+                <w:noProof/>
+                <w:webHidden/>
+              </w:rPr>
+              <w:instrText xml:space="preserve"> </w:instrText>
+            </w:r>
+            <w:r>
+              <w:rPr>
+                <w:rFonts w:hint="eastAsia"/>
+                <w:noProof/>
+                <w:webHidden/>
+              </w:rPr>
+            </w:r>
+            <w:r>
+              <w:rPr>
+                <w:rFonts w:hint="eastAsia"/>
+                <w:noProof/>
+                <w:webHidden/>
+              </w:rPr>
+              <w:fldChar w:fldCharType="separate"/>
+            </w:r>
+            <w:r>
+              <w:rPr>
+                <w:noProof/>
+                <w:webHidden/>
+              </w:rPr>
+              <w:t>3</w:t>
+            </w:r>
+            <w:r>
+              <w:rPr>
+                <w:rFonts w:hint="eastAsia"/>
+                <w:noProof/>
+                <w:webHidden/>
+              </w:rPr>
+              <w:fldChar w:fldCharType="end"/>
+            </w:r>
+          </w:hyperlink>
+        </w:p>
+        <w:p>
+          <w:pPr>
+            <w:pStyle w:val="TOC3"/>
+            <w:rPr>
+              <w:rFonts w:asciiTheme="minorHAnsi" w:hAnsiTheme="minorHAnsi"/>
+              <w:noProof/>
+              <w:sz w:val="22"/>
+              <w14:ligatures w14:val="standardContextual"/>
+            </w:rPr>
+          </w:pPr>
+          <w:hyperlink w:anchor="_Toc228988253" w:history="1">
+            <w:r>
+              <w:rPr>
+                <w:rStyle w:val="af"/>
+                <w:noProof/>
+              </w:rPr>
+              <w:t>2.2.3</w:t>
+            </w:r>
+            <w:r>
+              <w:rPr>
+                <w:rFonts w:asciiTheme="minorHAnsi" w:hAnsiTheme="minorHAnsi" w:hint="eastAsia"/>
+                <w:noProof/>
+                <w:sz w:val="22"/>
+                <w14:ligatures w14:val="standardContextual"/>
+              </w:rPr>
+              <w:tab/>
+            </w:r>
+            <w:r>
+              <w:rPr>
+                <w:rStyle w:val="af"/>
+                <w:noProof/>
+              </w:rPr>
+              <w:t>倒塌失效概率</w:t>
+            </w:r>
+            <w:r>
+              <w:rPr>
+                <w:rFonts w:hint="eastAsia"/>
+                <w:noProof/>
+                <w:webHidden/>
+              </w:rPr>
+              <w:tab/>
+            </w:r>
+            <w:r>
+              <w:rPr>
+                <w:rFonts w:hint="eastAsia"/>
+                <w:noProof/>
+                <w:webHidden/>
+              </w:rPr>
+              <w:fldChar w:fldCharType="begin"/>
+            </w:r>
+            <w:r>
+              <w:rPr>
+                <w:rFonts w:hint="eastAsia"/>
+                <w:noProof/>
+                <w:webHidden/>
+              </w:rPr>
+              <w:instrText xml:space="preserve"> </w:instrText>
+            </w:r>
+            <w:r>
+              <w:rPr>
+                <w:noProof/>
+                <w:webHidden/>
+              </w:rPr>
+              <w:instrText>PAGEREF _Toc228988253 \h</w:instrText>
+            </w:r>
+            <w:r>
+              <w:rPr>
+                <w:rFonts w:hint="eastAsia"/>
+                <w:noProof/>
+                <w:webHidden/>
+              </w:rPr>
+              <w:instrText xml:space="preserve"> </w:instrText>
+            </w:r>
+            <w:r>
+              <w:rPr>
+                <w:rFonts w:hint="eastAsia"/>
+                <w:noProof/>
+                <w:webHidden/>
+              </w:rPr>
+            </w:r>
+            <w:r>
+              <w:rPr>
+                <w:rFonts w:hint="eastAsia"/>
+                <w:noProof/>
+                <w:webHidden/>
+              </w:rPr>
+              <w:fldChar w:fldCharType="separate"/>
+            </w:r>
+            <w:r>
+              <w:rPr>
+                <w:noProof/>
+                <w:webHidden/>
+              </w:rPr>
+              <w:t>3</w:t>
+            </w:r>
+            <w:r>
+              <w:rPr>
+                <w:rFonts w:hint="eastAsia"/>
+                <w:noProof/>
+                <w:webHidden/>
+              </w:rPr>
+              <w:fldChar w:fldCharType="end"/>
+            </w:r>
+          </w:hyperlink>
+        </w:p>
+        <w:p>
+          <w:pPr>
+            <w:pStyle w:val="TOC2"/>
+            <w:tabs>
+              <w:tab w:val="left" w:pos="880"/>
+              <w:tab w:val="right" w:leader="dot" w:pos="8296"/>
+            </w:tabs>
+            <w:ind w:left="280"/>
+            <w:rPr>
+              <w:rFonts w:asciiTheme="minorHAnsi" w:hAnsiTheme="minorHAnsi"/>
+              <w:noProof/>
+              <w:sz w:val="22"/>
+              <w14:ligatures w14:val="standardContextual"/>
+            </w:rPr>
+          </w:pPr>
+          <w:hyperlink w:anchor="_Toc228988254" w:history="1">
+            <w:r>
+              <w:rPr>
+                <w:rStyle w:val="af"/>
+                <w:noProof/>
+              </w:rPr>
+              <w:t>2.3</w:t>
+            </w:r>
+            <w:r>
+              <w:rPr>
+                <w:rFonts w:asciiTheme="minorHAnsi" w:hAnsiTheme="minorHAnsi" w:hint="eastAsia"/>
+                <w:noProof/>
+                <w:sz w:val="22"/>
+                <w14:ligatures w14:val="standardContextual"/>
+              </w:rPr>
+              <w:tab/>
+            </w:r>
+            <w:r>
+              <w:rPr>
+                <w:rStyle w:val="af"/>
+                <w:noProof/>
+              </w:rPr>
+              <w:t>风险评级矩阵</w:t>
+            </w:r>
+            <w:r>
+              <w:rPr>
+                <w:rFonts w:hint="eastAsia"/>
+                <w:noProof/>
+                <w:webHidden/>
+              </w:rPr>
+              <w:tab/>
+            </w:r>
+            <w:r>
+              <w:rPr>
+                <w:rFonts w:hint="eastAsia"/>
+                <w:noProof/>
+                <w:webHidden/>
+              </w:rPr>
+              <w:fldChar w:fldCharType="begin"/>
+            </w:r>
+            <w:r>
+              <w:rPr>
+                <w:rFonts w:hint="eastAsia"/>
+                <w:noProof/>
+                <w:webHidden/>
+              </w:rPr>
+              <w:instrText xml:space="preserve"> </w:instrText>
+            </w:r>
+            <w:r>
+              <w:rPr>
+                <w:noProof/>
+                <w:webHidden/>
+              </w:rPr>
+              <w:instrText>PAGEREF _Toc228988254 \h</w:instrText>
+            </w:r>
+            <w:r>
+              <w:rPr>
+                <w:rFonts w:hint="eastAsia"/>
+                <w:noProof/>
+                <w:webHidden/>
+              </w:rPr>
+              <w:instrText xml:space="preserve"> </w:instrText>
+            </w:r>
+            <w:r>
+              <w:rPr>
+                <w:rFonts w:hint="eastAsia"/>
+                <w:noProof/>
+                <w:webHidden/>
+              </w:rPr>
+            </w:r>
+            <w:r>
+              <w:rPr>
+                <w:rFonts w:hint="eastAsia"/>
+                <w:noProof/>
+                <w:webHidden/>
+              </w:rPr>
+              <w:fldChar w:fldCharType="separate"/>
+            </w:r>
+            <w:r>
+              <w:rPr>
+                <w:noProof/>
+                <w:webHidden/>
+              </w:rPr>
+              <w:t>4</w:t>
             </w:r>
             <w:r>
               <w:rPr>
@@ -299,20 +1391,20 @@
             </w:tabs>
             <w:spacing w:before="190"/>
             <w:rPr>
-              <w:rFonts w:asciiTheme="minorHAnsi" w:hAnsiTheme="minorHAnsi" w:hint="eastAsia"/>
+              <w:rFonts w:asciiTheme="minorHAnsi" w:hAnsiTheme="minorHAnsi"/>
               <w:b w:val="0"/>
               <w:noProof/>
               <w:sz w:val="22"/>
               <w14:ligatures w14:val="standardContextual"/>
             </w:rPr>
           </w:pPr>
-          <w:hyperlink w:anchor="_Toc228988246" w:history="1">
+          <w:hyperlink w:anchor="_Toc228988255" w:history="1">
             <w:r>
               <w:rPr>
                 <w:rStyle w:val="af"/>
                 <w:noProof/>
               </w:rPr>
-              <w:t>2</w:t>
+              <w:t>3</w:t>
             </w:r>
             <w:r>
               <w:rPr>
@@ -329,7 +1421,7 @@
                 <w:rStyle w:val="af"/>
                 <w:noProof/>
               </w:rPr>
-              <w:t>风险评级</w:t>
+              <w:t>检测策略</w:t>
             </w:r>
             <w:r>
               <w:rPr>
@@ -360,7 +1452,7 @@
                 <w:noProof/>
                 <w:webHidden/>
               </w:rPr>
-              <w:instrText>PAGEREF _Toc228988246 \h</w:instrText>
+              <w:instrText>PAGEREF _Toc228988255 \h</w:instrText>
             </w:r>
             <w:r>
               <w:rPr>
@@ -390,7 +1482,7 @@
                 <w:noProof/>
                 <w:webHidden/>
               </w:rPr>
-              <w:t>1</w:t>
+              <w:t>7</w:t>
             </w:r>
             <w:r>
               <w:rPr>
@@ -411,19 +1503,19 @@
             </w:tabs>
             <w:ind w:left="280"/>
             <w:rPr>
-              <w:rFonts w:asciiTheme="minorHAnsi" w:hAnsiTheme="minorHAnsi" w:hint="eastAsia"/>
+              <w:rFonts w:asciiTheme="minorHAnsi" w:hAnsiTheme="minorHAnsi"/>
               <w:noProof/>
               <w:sz w:val="22"/>
               <w14:ligatures w14:val="standardContextual"/>
             </w:rPr>
           </w:pPr>
-          <w:hyperlink w:anchor="_Toc228988247" w:history="1">
+          <w:hyperlink w:anchor="_Toc228988256" w:history="1">
             <w:r>
               <w:rPr>
                 <w:rStyle w:val="af"/>
                 <w:noProof/>
               </w:rPr>
-              <w:t>2.1</w:t>
+              <w:t>3.1</w:t>
             </w:r>
             <w:r>
               <w:rPr>
@@ -439,7 +1531,7 @@
                 <w:rStyle w:val="af"/>
                 <w:noProof/>
               </w:rPr>
-              <w:t>失效后果</w:t>
+              <w:t>检测手段</w:t>
             </w:r>
             <w:r>
               <w:rPr>
@@ -470,7 +1562,7 @@
                 <w:noProof/>
                 <w:webHidden/>
               </w:rPr>
-              <w:instrText>PAGEREF _Toc228988247 \h</w:instrText>
+              <w:instrText>PAGEREF _Toc228988256 \h</w:instrText>
             </w:r>
             <w:r>
               <w:rPr>
@@ -500,217 +1592,7 @@
                 <w:noProof/>
                 <w:webHidden/>
               </w:rPr>
-              <w:t>1</w:t>
-            </w:r>
-            <w:r>
-              <w:rPr>
-                <w:rFonts w:hint="eastAsia"/>
-                <w:noProof/>
-                <w:webHidden/>
-              </w:rPr>
-              <w:fldChar w:fldCharType="end"/>
-            </w:r>
-          </w:hyperlink>
-        </w:p>
-        <w:p>
-          <w:pPr>
-            <w:pStyle w:val="TOC3"/>
-            <w:rPr>
-              <w:rFonts w:asciiTheme="minorHAnsi" w:hAnsiTheme="minorHAnsi" w:hint="eastAsia"/>
-              <w:noProof/>
-              <w:sz w:val="22"/>
-              <w14:ligatures w14:val="standardContextual"/>
-            </w:rPr>
-          </w:pPr>
-          <w:hyperlink w:anchor="_Toc228988248" w:history="1">
-            <w:r>
-              <w:rPr>
-                <w:rStyle w:val="af"/>
-                <w:noProof/>
-              </w:rPr>
-              <w:t>2.1.1</w:t>
-            </w:r>
-            <w:r>
-              <w:rPr>
-                <w:rFonts w:asciiTheme="minorHAnsi" w:hAnsiTheme="minorHAnsi" w:hint="eastAsia"/>
-                <w:noProof/>
-                <w:sz w:val="22"/>
-                <w14:ligatures w14:val="standardContextual"/>
-              </w:rPr>
-              <w:tab/>
-            </w:r>
-            <w:r>
-              <w:rPr>
-                <w:rStyle w:val="af"/>
-                <w:noProof/>
-              </w:rPr>
-              <w:t>平台整体暴露等级</w:t>
-            </w:r>
-            <w:r>
-              <w:rPr>
-                <w:rFonts w:hint="eastAsia"/>
-                <w:noProof/>
-                <w:webHidden/>
-              </w:rPr>
-              <w:tab/>
-            </w:r>
-            <w:r>
-              <w:rPr>
-                <w:rFonts w:hint="eastAsia"/>
-                <w:noProof/>
-                <w:webHidden/>
-              </w:rPr>
-              <w:fldChar w:fldCharType="begin"/>
-            </w:r>
-            <w:r>
-              <w:rPr>
-                <w:rFonts w:hint="eastAsia"/>
-                <w:noProof/>
-                <w:webHidden/>
-              </w:rPr>
-              <w:instrText xml:space="preserve"> </w:instrText>
-            </w:r>
-            <w:r>
-              <w:rPr>
-                <w:noProof/>
-                <w:webHidden/>
-              </w:rPr>
-              <w:instrText>PAGEREF _Toc228988248 \h</w:instrText>
-            </w:r>
-            <w:r>
-              <w:rPr>
-                <w:rFonts w:hint="eastAsia"/>
-                <w:noProof/>
-                <w:webHidden/>
-              </w:rPr>
-              <w:instrText xml:space="preserve"> </w:instrText>
-            </w:r>
-            <w:r>
-              <w:rPr>
-                <w:rFonts w:hint="eastAsia"/>
-                <w:noProof/>
-                <w:webHidden/>
-              </w:rPr>
-            </w:r>
-            <w:r>
-              <w:rPr>
-                <w:rFonts w:hint="eastAsia"/>
-                <w:noProof/>
-                <w:webHidden/>
-              </w:rPr>
-              <w:fldChar w:fldCharType="separate"/>
-            </w:r>
-            <w:r>
-              <w:rPr>
-                <w:noProof/>
-                <w:webHidden/>
-              </w:rPr>
-              <w:t>1</w:t>
-            </w:r>
-            <w:r>
-              <w:rPr>
-                <w:rFonts w:hint="eastAsia"/>
-                <w:noProof/>
-                <w:webHidden/>
-              </w:rPr>
-              <w:fldChar w:fldCharType="end"/>
-            </w:r>
-          </w:hyperlink>
-        </w:p>
-        <w:p>
-          <w:pPr>
-            <w:pStyle w:val="TOC3"/>
-            <w:rPr>
-              <w:rFonts w:asciiTheme="minorHAnsi" w:hAnsiTheme="minorHAnsi" w:hint="eastAsia"/>
-              <w:noProof/>
-              <w:sz w:val="22"/>
-              <w14:ligatures w14:val="standardContextual"/>
-            </w:rPr>
-          </w:pPr>
-          <w:hyperlink w:anchor="_Toc228988249" w:history="1">
-            <w:r>
-              <w:rPr>
-                <w:rStyle w:val="af"/>
-                <w:noProof/>
-              </w:rPr>
-              <w:t>2.1.2</w:t>
-            </w:r>
-            <w:r>
-              <w:rPr>
-                <w:rFonts w:asciiTheme="minorHAnsi" w:hAnsiTheme="minorHAnsi" w:hint="eastAsia"/>
-                <w:noProof/>
-                <w:sz w:val="22"/>
-                <w14:ligatures w14:val="standardContextual"/>
-              </w:rPr>
-              <w:tab/>
-            </w:r>
-            <w:r>
-              <w:rPr>
-                <w:rStyle w:val="af"/>
-                <w:noProof/>
-              </w:rPr>
-              <w:t>构件、节点失效后果</w:t>
-            </w:r>
-            <w:r>
-              <w:rPr>
-                <w:rFonts w:hint="eastAsia"/>
-                <w:noProof/>
-                <w:webHidden/>
-              </w:rPr>
-              <w:tab/>
-            </w:r>
-            <w:r>
-              <w:rPr>
-                <w:rFonts w:hint="eastAsia"/>
-                <w:noProof/>
-                <w:webHidden/>
-              </w:rPr>
-              <w:fldChar w:fldCharType="begin"/>
-            </w:r>
-            <w:r>
-              <w:rPr>
-                <w:rFonts w:hint="eastAsia"/>
-                <w:noProof/>
-                <w:webHidden/>
-              </w:rPr>
-              <w:instrText xml:space="preserve"> </w:instrText>
-            </w:r>
-            <w:r>
-              <w:rPr>
-                <w:noProof/>
-                <w:webHidden/>
-              </w:rPr>
-              <w:instrText>PAGEREF _Toc228988249 \h</w:instrText>
-            </w:r>
-            <w:r>
-              <w:rPr>
-                <w:rFonts w:hint="eastAsia"/>
-                <w:noProof/>
-                <w:webHidden/>
-              </w:rPr>
-              <w:instrText xml:space="preserve"> </w:instrText>
-            </w:r>
-            <w:r>
-              <w:rPr>
-                <w:rFonts w:hint="eastAsia"/>
-                <w:noProof/>
-                <w:webHidden/>
-              </w:rPr>
-            </w:r>
-            <w:r>
-              <w:rPr>
-                <w:rFonts w:hint="eastAsia"/>
-                <w:noProof/>
-                <w:webHidden/>
-              </w:rPr>
-              <w:fldChar w:fldCharType="separate"/>
-            </w:r>
-            <w:r>
-              <w:rPr>
-                <w:noProof/>
-                <w:webHidden/>
-              </w:rPr>
-              <w:t>1</w:t>
+              <w:t>7</w:t>
             </w:r>
             <w:r>
               <w:rPr>
@@ -731,19 +1613,19 @@
             </w:tabs>
             <w:ind w:left="280"/>
             <w:rPr>
-              <w:rFonts w:asciiTheme="minorHAnsi" w:hAnsiTheme="minorHAnsi" w:hint="eastAsia"/>
+              <w:rFonts w:asciiTheme="minorHAnsi" w:hAnsiTheme="minorHAnsi"/>
               <w:noProof/>
               <w:sz w:val="22"/>
               <w14:ligatures w14:val="standardContextual"/>
             </w:rPr>
           </w:pPr>
-          <w:hyperlink w:anchor="_Toc228988250" w:history="1">
+          <w:hyperlink w:anchor="_Toc228988257" w:history="1">
             <w:r>
               <w:rPr>
                 <w:rStyle w:val="af"/>
                 <w:noProof/>
               </w:rPr>
-              <w:t>2.2</w:t>
+              <w:t>3.2</w:t>
             </w:r>
             <w:r>
               <w:rPr>
@@ -759,7 +1641,7 @@
                 <w:rStyle w:val="af"/>
                 <w:noProof/>
               </w:rPr>
-              <w:t>失效概率</w:t>
+              <w:t>导管架水下检测范围</w:t>
             </w:r>
             <w:r>
               <w:rPr>
@@ -790,7 +1672,7 @@
                 <w:noProof/>
                 <w:webHidden/>
               </w:rPr>
-              <w:instrText>PAGEREF _Toc228988250 \h</w:instrText>
+              <w:instrText>PAGEREF _Toc228988257 \h</w:instrText>
             </w:r>
             <w:r>
               <w:rPr>
@@ -820,7 +1702,7 @@
                 <w:noProof/>
                 <w:webHidden/>
               </w:rPr>
-              <w:t>2</w:t>
+              <w:t>9</w:t>
             </w:r>
             <w:r>
               <w:rPr>
@@ -836,19 +1718,19 @@
           <w:pPr>
             <w:pStyle w:val="TOC3"/>
             <w:rPr>
-              <w:rFonts w:asciiTheme="minorHAnsi" w:hAnsiTheme="minorHAnsi" w:hint="eastAsia"/>
+              <w:rFonts w:asciiTheme="minorHAnsi" w:hAnsiTheme="minorHAnsi"/>
               <w:noProof/>
               <w:sz w:val="22"/>
               <w14:ligatures w14:val="standardContextual"/>
             </w:rPr>
           </w:pPr>
-          <w:hyperlink w:anchor="_Toc228988251" w:history="1">
+          <w:hyperlink w:anchor="_Toc228988258" w:history="1">
             <w:r>
               <w:rPr>
                 <w:rStyle w:val="af"/>
                 <w:noProof/>
               </w:rPr>
-              <w:t>2.2.1</w:t>
+              <w:t>3.2.1</w:t>
             </w:r>
             <w:r>
               <w:rPr>
@@ -864,7 +1746,14 @@
                 <w:rStyle w:val="af"/>
                 <w:noProof/>
               </w:rPr>
-              <w:t>失效概率等级</w:t>
+              <w:t>level II</w:t>
+            </w:r>
+            <w:r>
+              <w:rPr>
+                <w:rStyle w:val="af"/>
+                <w:noProof/>
+              </w:rPr>
+              <w:t>级检查</w:t>
             </w:r>
             <w:r>
               <w:rPr>
@@ -895,7 +1784,7 @@
                 <w:noProof/>
                 <w:webHidden/>
               </w:rPr>
-              <w:instrText>PAGEREF _Toc228988251 \h</w:instrText>
+              <w:instrText>PAGEREF _Toc228988258 \h</w:instrText>
             </w:r>
             <w:r>
               <w:rPr>
@@ -925,7 +1814,7 @@
                 <w:noProof/>
                 <w:webHidden/>
               </w:rPr>
-              <w:t>2</w:t>
+              <w:t>9</w:t>
             </w:r>
             <w:r>
               <w:rPr>
@@ -941,19 +1830,19 @@
           <w:pPr>
             <w:pStyle w:val="TOC3"/>
             <w:rPr>
-              <w:rFonts w:asciiTheme="minorHAnsi" w:hAnsiTheme="minorHAnsi" w:hint="eastAsia"/>
+              <w:rFonts w:asciiTheme="minorHAnsi" w:hAnsiTheme="minorHAnsi"/>
               <w:noProof/>
               <w:sz w:val="22"/>
               <w14:ligatures w14:val="standardContextual"/>
             </w:rPr>
           </w:pPr>
-          <w:hyperlink w:anchor="_Toc228988252" w:history="1">
+          <w:hyperlink w:anchor="_Toc228988259" w:history="1">
             <w:r>
               <w:rPr>
                 <w:rStyle w:val="af"/>
                 <w:noProof/>
               </w:rPr>
-              <w:t>2.2.2</w:t>
+              <w:t>3.2.2</w:t>
             </w:r>
             <w:r>
               <w:rPr>
@@ -969,7 +1858,14 @@
                 <w:rStyle w:val="af"/>
                 <w:noProof/>
               </w:rPr>
-              <w:t>疲劳失效概率</w:t>
+              <w:t>level III</w:t>
+            </w:r>
+            <w:r>
+              <w:rPr>
+                <w:rStyle w:val="af"/>
+                <w:noProof/>
+              </w:rPr>
+              <w:t>级检查</w:t>
             </w:r>
             <w:r>
               <w:rPr>
@@ -1000,7 +1896,7 @@
                 <w:noProof/>
                 <w:webHidden/>
               </w:rPr>
-              <w:instrText>PAGEREF _Toc228988252 \h</w:instrText>
+              <w:instrText>PAGEREF _Toc228988259 \h</w:instrText>
             </w:r>
             <w:r>
               <w:rPr>
@@ -1030,7 +1926,7 @@
                 <w:noProof/>
                 <w:webHidden/>
               </w:rPr>
-              <w:t>3</w:t>
+              <w:t>9</w:t>
             </w:r>
             <w:r>
               <w:rPr>
@@ -1046,19 +1942,19 @@
           <w:pPr>
             <w:pStyle w:val="TOC3"/>
             <w:rPr>
-              <w:rFonts w:asciiTheme="minorHAnsi" w:hAnsiTheme="minorHAnsi" w:hint="eastAsia"/>
+              <w:rFonts w:asciiTheme="minorHAnsi" w:hAnsiTheme="minorHAnsi"/>
               <w:noProof/>
               <w:sz w:val="22"/>
               <w14:ligatures w14:val="standardContextual"/>
             </w:rPr>
           </w:pPr>
-          <w:hyperlink w:anchor="_Toc228988253" w:history="1">
+          <w:hyperlink w:anchor="_Toc228988260" w:history="1">
             <w:r>
               <w:rPr>
                 <w:rStyle w:val="af"/>
                 <w:noProof/>
               </w:rPr>
-              <w:t>2.2.3</w:t>
+              <w:t>3.2.3</w:t>
             </w:r>
             <w:r>
               <w:rPr>
@@ -1074,7 +1970,14 @@
                 <w:rStyle w:val="af"/>
                 <w:noProof/>
               </w:rPr>
-              <w:t>倒塌失效概率</w:t>
+              <w:t>level IV</w:t>
+            </w:r>
+            <w:r>
+              <w:rPr>
+                <w:rStyle w:val="af"/>
+                <w:noProof/>
+              </w:rPr>
+              <w:t>级检查</w:t>
             </w:r>
             <w:r>
               <w:rPr>
@@ -1105,7 +2008,7 @@
                 <w:noProof/>
                 <w:webHidden/>
               </w:rPr>
-              <w:instrText>PAGEREF _Toc228988253 \h</w:instrText>
+              <w:instrText>PAGEREF _Toc228988260 \h</w:instrText>
             </w:r>
             <w:r>
               <w:rPr>
@@ -1135,117 +2038,7 @@
                 <w:noProof/>
                 <w:webHidden/>
               </w:rPr>
-              <w:t>3</w:t>
-            </w:r>
-            <w:r>
-              <w:rPr>
-                <w:rFonts w:hint="eastAsia"/>
-                <w:noProof/>
-                <w:webHidden/>
-              </w:rPr>
-              <w:fldChar w:fldCharType="end"/>
-            </w:r>
-          </w:hyperlink>
-        </w:p>
-        <w:p>
-          <w:pPr>
-            <w:pStyle w:val="TOC2"/>
-            <w:tabs>
-              <w:tab w:val="left" w:pos="880"/>
-              <w:tab w:val="right" w:leader="dot" w:pos="8296"/>
-            </w:tabs>
-            <w:ind w:left="280"/>
-            <w:rPr>
-              <w:rFonts w:asciiTheme="minorHAnsi" w:hAnsiTheme="minorHAnsi" w:hint="eastAsia"/>
-              <w:noProof/>
-              <w:sz w:val="22"/>
-              <w14:ligatures w14:val="standardContextual"/>
-            </w:rPr>
-          </w:pPr>
-          <w:hyperlink w:anchor="_Toc228988254" w:history="1">
-            <w:r>
-              <w:rPr>
-                <w:rStyle w:val="af"/>
-                <w:noProof/>
-              </w:rPr>
-              <w:t>2.3</w:t>
-            </w:r>
-            <w:r>
-              <w:rPr>
-                <w:rFonts w:asciiTheme="minorHAnsi" w:hAnsiTheme="minorHAnsi" w:hint="eastAsia"/>
-                <w:noProof/>
-                <w:sz w:val="22"/>
-                <w14:ligatures w14:val="standardContextual"/>
-              </w:rPr>
-              <w:tab/>
-            </w:r>
-            <w:r>
-              <w:rPr>
-                <w:rStyle w:val="af"/>
-                <w:noProof/>
-              </w:rPr>
-              <w:t>风险评级矩阵</w:t>
-            </w:r>
-            <w:r>
-              <w:rPr>
-                <w:rFonts w:hint="eastAsia"/>
-                <w:noProof/>
-                <w:webHidden/>
-              </w:rPr>
-              <w:tab/>
-            </w:r>
-            <w:r>
-              <w:rPr>
-                <w:rFonts w:hint="eastAsia"/>
-                <w:noProof/>
-                <w:webHidden/>
-              </w:rPr>
-              <w:fldChar w:fldCharType="begin"/>
-            </w:r>
-            <w:r>
-              <w:rPr>
-                <w:rFonts w:hint="eastAsia"/>
-                <w:noProof/>
-                <w:webHidden/>
-              </w:rPr>
-              <w:instrText xml:space="preserve"> </w:instrText>
-            </w:r>
-            <w:r>
-              <w:rPr>
-                <w:noProof/>
-                <w:webHidden/>
-              </w:rPr>
-              <w:instrText>PAGEREF _Toc228988254 \h</w:instrText>
-            </w:r>
-            <w:r>
-              <w:rPr>
-                <w:rFonts w:hint="eastAsia"/>
-                <w:noProof/>
-                <w:webHidden/>
-              </w:rPr>
-              <w:instrText xml:space="preserve"> </w:instrText>
-            </w:r>
-            <w:r>
-              <w:rPr>
-                <w:rFonts w:hint="eastAsia"/>
-                <w:noProof/>
-                <w:webHidden/>
-              </w:rPr>
-            </w:r>
-            <w:r>
-              <w:rPr>
-                <w:rFonts w:hint="eastAsia"/>
-                <w:noProof/>
-                <w:webHidden/>
-              </w:rPr>
-              <w:fldChar w:fldCharType="separate"/>
-            </w:r>
-            <w:r>
-              <w:rPr>
-                <w:noProof/>
-                <w:webHidden/>
-              </w:rPr>
-              <w:t>4</w:t>
+              <w:t>9</w:t>
             </w:r>
             <w:r>
               <w:rPr>
@@ -1266,675 +2059,7 @@
             </w:tabs>
             <w:spacing w:before="190"/>
             <w:rPr>
-              <w:rFonts w:asciiTheme="minorHAnsi" w:hAnsiTheme="minorHAnsi" w:hint="eastAsia"/>
-              <w:b w:val="0"/>
-              <w:noProof/>
-              <w:sz w:val="22"/>
-              <w14:ligatures w14:val="standardContextual"/>
-            </w:rPr>
-          </w:pPr>
-          <w:hyperlink w:anchor="_Toc228988255" w:history="1">
-            <w:r>
-              <w:rPr>
-                <w:rStyle w:val="af"/>
-                <w:noProof/>
-              </w:rPr>
-              <w:t>3</w:t>
-            </w:r>
-            <w:r>
-              <w:rPr>
-                <w:rFonts w:asciiTheme="minorHAnsi" w:hAnsiTheme="minorHAnsi" w:hint="eastAsia"/>
-                <w:b w:val="0"/>
-                <w:noProof/>
-                <w:sz w:val="22"/>
-                <w14:ligatures w14:val="standardContextual"/>
-              </w:rPr>
-              <w:tab/>
-            </w:r>
-            <w:r>
-              <w:rPr>
-                <w:rStyle w:val="af"/>
-                <w:noProof/>
-              </w:rPr>
-              <w:t>检测策略</w:t>
-            </w:r>
-            <w:r>
-              <w:rPr>
-                <w:rFonts w:hint="eastAsia"/>
-                <w:noProof/>
-                <w:webHidden/>
-              </w:rPr>
-              <w:tab/>
-            </w:r>
-            <w:r>
-              <w:rPr>
-                <w:rFonts w:hint="eastAsia"/>
-                <w:noProof/>
-                <w:webHidden/>
-              </w:rPr>
-              <w:fldChar w:fldCharType="begin"/>
-            </w:r>
-            <w:r>
-              <w:rPr>
-                <w:rFonts w:hint="eastAsia"/>
-                <w:noProof/>
-                <w:webHidden/>
-              </w:rPr>
-              <w:instrText xml:space="preserve"> </w:instrText>
-            </w:r>
-            <w:r>
-              <w:rPr>
-                <w:noProof/>
-                <w:webHidden/>
-              </w:rPr>
-              <w:instrText>PAGEREF _Toc228988255 \h</w:instrText>
-            </w:r>
-            <w:r>
-              <w:rPr>
-                <w:rFonts w:hint="eastAsia"/>
-                <w:noProof/>
-                <w:webHidden/>
-              </w:rPr>
-              <w:instrText xml:space="preserve"> </w:instrText>
-            </w:r>
-            <w:r>
-              <w:rPr>
-                <w:rFonts w:hint="eastAsia"/>
-                <w:noProof/>
-                <w:webHidden/>
-              </w:rPr>
-            </w:r>
-            <w:r>
-              <w:rPr>
-                <w:rFonts w:hint="eastAsia"/>
-                <w:noProof/>
-                <w:webHidden/>
-              </w:rPr>
-              <w:fldChar w:fldCharType="separate"/>
-            </w:r>
-            <w:r>
-              <w:rPr>
-                <w:noProof/>
-                <w:webHidden/>
-              </w:rPr>
-              <w:t>7</w:t>
-            </w:r>
-            <w:r>
-              <w:rPr>
-                <w:rFonts w:hint="eastAsia"/>
-                <w:noProof/>
-                <w:webHidden/>
-              </w:rPr>
-              <w:fldChar w:fldCharType="end"/>
-            </w:r>
-          </w:hyperlink>
-        </w:p>
-        <w:p>
-          <w:pPr>
-            <w:pStyle w:val="TOC2"/>
-            <w:tabs>
-              <w:tab w:val="left" w:pos="880"/>
-              <w:tab w:val="right" w:leader="dot" w:pos="8296"/>
-            </w:tabs>
-            <w:ind w:left="280"/>
-            <w:rPr>
-              <w:rFonts w:asciiTheme="minorHAnsi" w:hAnsiTheme="minorHAnsi" w:hint="eastAsia"/>
-              <w:noProof/>
-              <w:sz w:val="22"/>
-              <w14:ligatures w14:val="standardContextual"/>
-            </w:rPr>
-          </w:pPr>
-          <w:hyperlink w:anchor="_Toc228988256" w:history="1">
-            <w:r>
-              <w:rPr>
-                <w:rStyle w:val="af"/>
-                <w:noProof/>
-              </w:rPr>
-              <w:t>3.1</w:t>
-            </w:r>
-            <w:r>
-              <w:rPr>
-                <w:rFonts w:asciiTheme="minorHAnsi" w:hAnsiTheme="minorHAnsi" w:hint="eastAsia"/>
-                <w:noProof/>
-                <w:sz w:val="22"/>
-                <w14:ligatures w14:val="standardContextual"/>
-              </w:rPr>
-              <w:tab/>
-            </w:r>
-            <w:r>
-              <w:rPr>
-                <w:rStyle w:val="af"/>
-                <w:noProof/>
-              </w:rPr>
-              <w:t>检测手段</w:t>
-            </w:r>
-            <w:r>
-              <w:rPr>
-                <w:rFonts w:hint="eastAsia"/>
-                <w:noProof/>
-                <w:webHidden/>
-              </w:rPr>
-              <w:tab/>
-            </w:r>
-            <w:r>
-              <w:rPr>
-                <w:rFonts w:hint="eastAsia"/>
-                <w:noProof/>
-                <w:webHidden/>
-              </w:rPr>
-              <w:fldChar w:fldCharType="begin"/>
-            </w:r>
-            <w:r>
-              <w:rPr>
-                <w:rFonts w:hint="eastAsia"/>
-                <w:noProof/>
-                <w:webHidden/>
-              </w:rPr>
-              <w:instrText xml:space="preserve"> </w:instrText>
-            </w:r>
-            <w:r>
-              <w:rPr>
-                <w:noProof/>
-                <w:webHidden/>
-              </w:rPr>
-              <w:instrText>PAGEREF _Toc228988256 \h</w:instrText>
-            </w:r>
-            <w:r>
-              <w:rPr>
-                <w:rFonts w:hint="eastAsia"/>
-                <w:noProof/>
-                <w:webHidden/>
-              </w:rPr>
-              <w:instrText xml:space="preserve"> </w:instrText>
-            </w:r>
-            <w:r>
-              <w:rPr>
-                <w:rFonts w:hint="eastAsia"/>
-                <w:noProof/>
-                <w:webHidden/>
-              </w:rPr>
-            </w:r>
-            <w:r>
-              <w:rPr>
-                <w:rFonts w:hint="eastAsia"/>
-                <w:noProof/>
-                <w:webHidden/>
-              </w:rPr>
-              <w:fldChar w:fldCharType="separate"/>
-            </w:r>
-            <w:r>
-              <w:rPr>
-                <w:noProof/>
-                <w:webHidden/>
-              </w:rPr>
-              <w:t>7</w:t>
-            </w:r>
-            <w:r>
-              <w:rPr>
-                <w:rFonts w:hint="eastAsia"/>
-                <w:noProof/>
-                <w:webHidden/>
-              </w:rPr>
-              <w:fldChar w:fldCharType="end"/>
-            </w:r>
-          </w:hyperlink>
-        </w:p>
-        <w:p>
-          <w:pPr>
-            <w:pStyle w:val="TOC2"/>
-            <w:tabs>
-              <w:tab w:val="left" w:pos="880"/>
-              <w:tab w:val="right" w:leader="dot" w:pos="8296"/>
-            </w:tabs>
-            <w:ind w:left="280"/>
-            <w:rPr>
-              <w:rFonts w:asciiTheme="minorHAnsi" w:hAnsiTheme="minorHAnsi" w:hint="eastAsia"/>
-              <w:noProof/>
-              <w:sz w:val="22"/>
-              <w14:ligatures w14:val="standardContextual"/>
-            </w:rPr>
-          </w:pPr>
-          <w:hyperlink w:anchor="_Toc228988257" w:history="1">
-            <w:r>
-              <w:rPr>
-                <w:rStyle w:val="af"/>
-                <w:noProof/>
-              </w:rPr>
-              <w:t>3.2</w:t>
-            </w:r>
-            <w:r>
-              <w:rPr>
-                <w:rFonts w:asciiTheme="minorHAnsi" w:hAnsiTheme="minorHAnsi" w:hint="eastAsia"/>
-                <w:noProof/>
-                <w:sz w:val="22"/>
-                <w14:ligatures w14:val="standardContextual"/>
-              </w:rPr>
-              <w:tab/>
-            </w:r>
-            <w:r>
-              <w:rPr>
-                <w:rStyle w:val="af"/>
-                <w:noProof/>
-              </w:rPr>
-              <w:t>导管架水下检测范围</w:t>
-            </w:r>
-            <w:r>
-              <w:rPr>
-                <w:rFonts w:hint="eastAsia"/>
-                <w:noProof/>
-                <w:webHidden/>
-              </w:rPr>
-              <w:tab/>
-            </w:r>
-            <w:r>
-              <w:rPr>
-                <w:rFonts w:hint="eastAsia"/>
-                <w:noProof/>
-                <w:webHidden/>
-              </w:rPr>
-              <w:fldChar w:fldCharType="begin"/>
-            </w:r>
-            <w:r>
-              <w:rPr>
-                <w:rFonts w:hint="eastAsia"/>
-                <w:noProof/>
-                <w:webHidden/>
-              </w:rPr>
-              <w:instrText xml:space="preserve"> </w:instrText>
-            </w:r>
-            <w:r>
-              <w:rPr>
-                <w:noProof/>
-                <w:webHidden/>
-              </w:rPr>
-              <w:instrText>PAGEREF _Toc228988257 \h</w:instrText>
-            </w:r>
-            <w:r>
-              <w:rPr>
-                <w:rFonts w:hint="eastAsia"/>
-                <w:noProof/>
-                <w:webHidden/>
-              </w:rPr>
-              <w:instrText xml:space="preserve"> </w:instrText>
-            </w:r>
-            <w:r>
-              <w:rPr>
-                <w:rFonts w:hint="eastAsia"/>
-                <w:noProof/>
-                <w:webHidden/>
-              </w:rPr>
-            </w:r>
-            <w:r>
-              <w:rPr>
-                <w:rFonts w:hint="eastAsia"/>
-                <w:noProof/>
-                <w:webHidden/>
-              </w:rPr>
-              <w:fldChar w:fldCharType="separate"/>
-            </w:r>
-            <w:r>
-              <w:rPr>
-                <w:noProof/>
-                <w:webHidden/>
-              </w:rPr>
-              <w:t>9</w:t>
-            </w:r>
-            <w:r>
-              <w:rPr>
-                <w:rFonts w:hint="eastAsia"/>
-                <w:noProof/>
-                <w:webHidden/>
-              </w:rPr>
-              <w:fldChar w:fldCharType="end"/>
-            </w:r>
-          </w:hyperlink>
-        </w:p>
-        <w:p>
-          <w:pPr>
-            <w:pStyle w:val="TOC3"/>
-            <w:rPr>
-              <w:rFonts w:asciiTheme="minorHAnsi" w:hAnsiTheme="minorHAnsi" w:hint="eastAsia"/>
-              <w:noProof/>
-              <w:sz w:val="22"/>
-              <w14:ligatures w14:val="standardContextual"/>
-            </w:rPr>
-          </w:pPr>
-          <w:hyperlink w:anchor="_Toc228988258" w:history="1">
-            <w:r>
-              <w:rPr>
-                <w:rStyle w:val="af"/>
-                <w:noProof/>
-              </w:rPr>
-              <w:t>3.2.1</w:t>
-            </w:r>
-            <w:r>
-              <w:rPr>
-                <w:rFonts w:asciiTheme="minorHAnsi" w:hAnsiTheme="minorHAnsi" w:hint="eastAsia"/>
-                <w:noProof/>
-                <w:sz w:val="22"/>
-                <w14:ligatures w14:val="standardContextual"/>
-              </w:rPr>
-              <w:tab/>
-            </w:r>
-            <w:r>
-              <w:rPr>
-                <w:rStyle w:val="af"/>
-                <w:noProof/>
-              </w:rPr>
-              <w:t>level II</w:t>
-            </w:r>
-            <w:r>
-              <w:rPr>
-                <w:rStyle w:val="af"/>
-                <w:noProof/>
-              </w:rPr>
-              <w:t>级检查</w:t>
-            </w:r>
-            <w:r>
-              <w:rPr>
-                <w:rFonts w:hint="eastAsia"/>
-                <w:noProof/>
-                <w:webHidden/>
-              </w:rPr>
-              <w:tab/>
-            </w:r>
-            <w:r>
-              <w:rPr>
-                <w:rFonts w:hint="eastAsia"/>
-                <w:noProof/>
-                <w:webHidden/>
-              </w:rPr>
-              <w:fldChar w:fldCharType="begin"/>
-            </w:r>
-            <w:r>
-              <w:rPr>
-                <w:rFonts w:hint="eastAsia"/>
-                <w:noProof/>
-                <w:webHidden/>
-              </w:rPr>
-              <w:instrText xml:space="preserve"> </w:instrText>
-            </w:r>
-            <w:r>
-              <w:rPr>
-                <w:noProof/>
-                <w:webHidden/>
-              </w:rPr>
-              <w:instrText>PAGEREF _Toc228988258 \h</w:instrText>
-            </w:r>
-            <w:r>
-              <w:rPr>
-                <w:rFonts w:hint="eastAsia"/>
-                <w:noProof/>
-                <w:webHidden/>
-              </w:rPr>
-              <w:instrText xml:space="preserve"> </w:instrText>
-            </w:r>
-            <w:r>
-              <w:rPr>
-                <w:rFonts w:hint="eastAsia"/>
-                <w:noProof/>
-                <w:webHidden/>
-              </w:rPr>
-            </w:r>
-            <w:r>
-              <w:rPr>
-                <w:rFonts w:hint="eastAsia"/>
-                <w:noProof/>
-                <w:webHidden/>
-              </w:rPr>
-              <w:fldChar w:fldCharType="separate"/>
-            </w:r>
-            <w:r>
-              <w:rPr>
-                <w:noProof/>
-                <w:webHidden/>
-              </w:rPr>
-              <w:t>9</w:t>
-            </w:r>
-            <w:r>
-              <w:rPr>
-                <w:rFonts w:hint="eastAsia"/>
-                <w:noProof/>
-                <w:webHidden/>
-              </w:rPr>
-              <w:fldChar w:fldCharType="end"/>
-            </w:r>
-          </w:hyperlink>
-        </w:p>
-        <w:p>
-          <w:pPr>
-            <w:pStyle w:val="TOC3"/>
-            <w:rPr>
-              <w:rFonts w:asciiTheme="minorHAnsi" w:hAnsiTheme="minorHAnsi" w:hint="eastAsia"/>
-              <w:noProof/>
-              <w:sz w:val="22"/>
-              <w14:ligatures w14:val="standardContextual"/>
-            </w:rPr>
-          </w:pPr>
-          <w:hyperlink w:anchor="_Toc228988259" w:history="1">
-            <w:r>
-              <w:rPr>
-                <w:rStyle w:val="af"/>
-                <w:noProof/>
-              </w:rPr>
-              <w:t>3.2.2</w:t>
-            </w:r>
-            <w:r>
-              <w:rPr>
-                <w:rFonts w:asciiTheme="minorHAnsi" w:hAnsiTheme="minorHAnsi" w:hint="eastAsia"/>
-                <w:noProof/>
-                <w:sz w:val="22"/>
-                <w14:ligatures w14:val="standardContextual"/>
-              </w:rPr>
-              <w:tab/>
-            </w:r>
-            <w:r>
-              <w:rPr>
-                <w:rStyle w:val="af"/>
-                <w:noProof/>
-              </w:rPr>
-              <w:t>level III</w:t>
-            </w:r>
-            <w:r>
-              <w:rPr>
-                <w:rStyle w:val="af"/>
-                <w:noProof/>
-              </w:rPr>
-              <w:t>级检查</w:t>
-            </w:r>
-            <w:r>
-              <w:rPr>
-                <w:rFonts w:hint="eastAsia"/>
-                <w:noProof/>
-                <w:webHidden/>
-              </w:rPr>
-              <w:tab/>
-            </w:r>
-            <w:r>
-              <w:rPr>
-                <w:rFonts w:hint="eastAsia"/>
-                <w:noProof/>
-                <w:webHidden/>
-              </w:rPr>
-              <w:fldChar w:fldCharType="begin"/>
-            </w:r>
-            <w:r>
-              <w:rPr>
-                <w:rFonts w:hint="eastAsia"/>
-                <w:noProof/>
-                <w:webHidden/>
-              </w:rPr>
-              <w:instrText xml:space="preserve"> </w:instrText>
-            </w:r>
-            <w:r>
-              <w:rPr>
-                <w:noProof/>
-                <w:webHidden/>
-              </w:rPr>
-              <w:instrText>PAGEREF _Toc228988259 \h</w:instrText>
-            </w:r>
-            <w:r>
-              <w:rPr>
-                <w:rFonts w:hint="eastAsia"/>
-                <w:noProof/>
-                <w:webHidden/>
-              </w:rPr>
-              <w:instrText xml:space="preserve"> </w:instrText>
-            </w:r>
-            <w:r>
-              <w:rPr>
-                <w:rFonts w:hint="eastAsia"/>
-                <w:noProof/>
-                <w:webHidden/>
-              </w:rPr>
-            </w:r>
-            <w:r>
-              <w:rPr>
-                <w:rFonts w:hint="eastAsia"/>
-                <w:noProof/>
-                <w:webHidden/>
-              </w:rPr>
-              <w:fldChar w:fldCharType="separate"/>
-            </w:r>
-            <w:r>
-              <w:rPr>
-                <w:noProof/>
-                <w:webHidden/>
-              </w:rPr>
-              <w:t>9</w:t>
-            </w:r>
-            <w:r>
-              <w:rPr>
-                <w:rFonts w:hint="eastAsia"/>
-                <w:noProof/>
-                <w:webHidden/>
-              </w:rPr>
-              <w:fldChar w:fldCharType="end"/>
-            </w:r>
-          </w:hyperlink>
-        </w:p>
-        <w:p>
-          <w:pPr>
-            <w:pStyle w:val="TOC3"/>
-            <w:rPr>
-              <w:rFonts w:asciiTheme="minorHAnsi" w:hAnsiTheme="minorHAnsi" w:hint="eastAsia"/>
-              <w:noProof/>
-              <w:sz w:val="22"/>
-              <w14:ligatures w14:val="standardContextual"/>
-            </w:rPr>
-          </w:pPr>
-          <w:hyperlink w:anchor="_Toc228988260" w:history="1">
-            <w:r>
-              <w:rPr>
-                <w:rStyle w:val="af"/>
-                <w:noProof/>
-              </w:rPr>
-              <w:t>3.2.3</w:t>
-            </w:r>
-            <w:r>
-              <w:rPr>
-                <w:rFonts w:asciiTheme="minorHAnsi" w:hAnsiTheme="minorHAnsi" w:hint="eastAsia"/>
-                <w:noProof/>
-                <w:sz w:val="22"/>
-                <w14:ligatures w14:val="standardContextual"/>
-              </w:rPr>
-              <w:tab/>
-            </w:r>
-            <w:r>
-              <w:rPr>
-                <w:rStyle w:val="af"/>
-                <w:noProof/>
-              </w:rPr>
-              <w:t>level IV</w:t>
-            </w:r>
-            <w:r>
-              <w:rPr>
-                <w:rStyle w:val="af"/>
-                <w:noProof/>
-              </w:rPr>
-              <w:t>级检查</w:t>
-            </w:r>
-            <w:r>
-              <w:rPr>
-                <w:rFonts w:hint="eastAsia"/>
-                <w:noProof/>
-                <w:webHidden/>
-              </w:rPr>
-              <w:tab/>
-            </w:r>
-            <w:r>
-              <w:rPr>
-                <w:rFonts w:hint="eastAsia"/>
-                <w:noProof/>
-                <w:webHidden/>
-              </w:rPr>
-              <w:fldChar w:fldCharType="begin"/>
-            </w:r>
-            <w:r>
-              <w:rPr>
-                <w:rFonts w:hint="eastAsia"/>
-                <w:noProof/>
-                <w:webHidden/>
-              </w:rPr>
-              <w:instrText xml:space="preserve"> </w:instrText>
-            </w:r>
-            <w:r>
-              <w:rPr>
-                <w:noProof/>
-                <w:webHidden/>
-              </w:rPr>
-              <w:instrText>PAGEREF _Toc228988260 \h</w:instrText>
-            </w:r>
-            <w:r>
-              <w:rPr>
-                <w:rFonts w:hint="eastAsia"/>
-                <w:noProof/>
-                <w:webHidden/>
-              </w:rPr>
-              <w:instrText xml:space="preserve"> </w:instrText>
-            </w:r>
-            <w:r>
-              <w:rPr>
-                <w:rFonts w:hint="eastAsia"/>
-                <w:noProof/>
-                <w:webHidden/>
-              </w:rPr>
-            </w:r>
-            <w:r>
-              <w:rPr>
-                <w:rFonts w:hint="eastAsia"/>
-                <w:noProof/>
-                <w:webHidden/>
-              </w:rPr>
-              <w:fldChar w:fldCharType="separate"/>
-            </w:r>
-            <w:r>
-              <w:rPr>
-                <w:noProof/>
-                <w:webHidden/>
-              </w:rPr>
-              <w:t>9</w:t>
-            </w:r>
-            <w:r>
-              <w:rPr>
-                <w:rFonts w:hint="eastAsia"/>
-                <w:noProof/>
-                <w:webHidden/>
-              </w:rPr>
-              <w:fldChar w:fldCharType="end"/>
-            </w:r>
-          </w:hyperlink>
-        </w:p>
-        <w:p>
-          <w:pPr>
-            <w:pStyle w:val="TOC1"/>
-            <w:tabs>
-              <w:tab w:val="left" w:pos="560"/>
-              <w:tab w:val="right" w:leader="dot" w:pos="8296"/>
-            </w:tabs>
-            <w:spacing w:before="190"/>
-            <w:rPr>
-              <w:rFonts w:asciiTheme="minorHAnsi" w:hAnsiTheme="minorHAnsi" w:hint="eastAsia"/>
+              <w:rFonts w:asciiTheme="minorHAnsi" w:hAnsiTheme="minorHAnsi"/>
               <w:b w:val="0"/>
               <w:noProof/>
               <w:sz w:val="22"/>
@@ -2045,7 +2170,7 @@
             </w:tabs>
             <w:spacing w:before="190"/>
             <w:rPr>
-              <w:rFonts w:asciiTheme="minorHAnsi" w:hAnsiTheme="minorHAnsi" w:hint="eastAsia"/>
+              <w:rFonts w:asciiTheme="minorHAnsi" w:hAnsiTheme="minorHAnsi"/>
               <w:b w:val="0"/>
               <w:noProof/>
               <w:sz w:val="22"/>
@@ -2153,7 +2278,7 @@
             </w:tabs>
             <w:spacing w:before="190"/>
             <w:rPr>
-              <w:rFonts w:asciiTheme="minorHAnsi" w:hAnsiTheme="minorHAnsi" w:hint="eastAsia"/>
+              <w:rFonts w:asciiTheme="minorHAnsi" w:hAnsiTheme="minorHAnsi"/>
               <w:b w:val="0"/>
               <w:noProof/>
               <w:sz w:val="22"/>
@@ -2261,7 +2386,7 @@
             </w:tabs>
             <w:spacing w:before="190"/>
             <w:rPr>
-              <w:rFonts w:asciiTheme="minorHAnsi" w:hAnsiTheme="minorHAnsi" w:hint="eastAsia"/>
+              <w:rFonts w:asciiTheme="minorHAnsi" w:hAnsiTheme="minorHAnsi"/>
               <w:b w:val="0"/>
               <w:noProof/>
               <w:sz w:val="22"/>
@@ -2369,7 +2494,7 @@
             </w:tabs>
             <w:ind w:left="280"/>
             <w:rPr>
-              <w:rFonts w:asciiTheme="minorHAnsi" w:hAnsiTheme="minorHAnsi" w:hint="eastAsia"/>
+              <w:rFonts w:asciiTheme="minorHAnsi" w:hAnsiTheme="minorHAnsi"/>
               <w:noProof/>
               <w:sz w:val="22"/>
               <w14:ligatures w14:val="standardContextual"/>
@@ -2490,7 +2615,7 @@
             </w:tabs>
             <w:ind w:left="280"/>
             <w:rPr>
-              <w:rFonts w:asciiTheme="minorHAnsi" w:hAnsiTheme="minorHAnsi" w:hint="eastAsia"/>
+              <w:rFonts w:asciiTheme="minorHAnsi" w:hAnsiTheme="minorHAnsi"/>
               <w:noProof/>
               <w:sz w:val="22"/>
               <w14:ligatures w14:val="standardContextual"/>
@@ -2611,7 +2736,7 @@
             </w:tabs>
             <w:ind w:left="280"/>
             <w:rPr>
-              <w:rFonts w:asciiTheme="minorHAnsi" w:hAnsiTheme="minorHAnsi" w:hint="eastAsia"/>
+              <w:rFonts w:asciiTheme="minorHAnsi" w:hAnsiTheme="minorHAnsi"/>
               <w:noProof/>
               <w:sz w:val="22"/>
               <w14:ligatures w14:val="standardContextual"/>
@@ -2732,7 +2857,7 @@
             </w:tabs>
             <w:ind w:left="280"/>
             <w:rPr>
-              <w:rFonts w:asciiTheme="minorHAnsi" w:hAnsiTheme="minorHAnsi" w:hint="eastAsia"/>
+              <w:rFonts w:asciiTheme="minorHAnsi" w:hAnsiTheme="minorHAnsi"/>
               <w:noProof/>
               <w:sz w:val="22"/>
               <w14:ligatures w14:val="standardContextual"/>
@@ -2853,7 +2978,7 @@
             </w:tabs>
             <w:ind w:left="280"/>
             <w:rPr>
-              <w:rFonts w:asciiTheme="minorHAnsi" w:hAnsiTheme="minorHAnsi" w:hint="eastAsia"/>
+              <w:rFonts w:asciiTheme="minorHAnsi" w:hAnsiTheme="minorHAnsi"/>
               <w:noProof/>
               <w:sz w:val="22"/>
               <w14:ligatures w14:val="standardContextual"/>
@@ -2969,9 +3094,6 @@
         <w:p>
           <w:pPr>
             <w:ind w:firstLine="562"/>
-            <w:rPr>
-              <w:rFonts w:hint="eastAsia"/>
-            </w:rPr>
           </w:pPr>
           <w:r>
             <w:rPr>
@@ -2997,231 +3119,6 @@
     </w:p>
     <w:p>
       <w:pPr>
-        <w:spacing w:after="0"/>
-        <w:ind w:firstLineChars="0" w:firstLine="0"/>
-        <w:jc w:val="center"/>
-        <w:rPr>
-          <w:sz w:val="44"/>
-          <w:szCs w:val="44"/>
-        </w:rPr>
-      </w:pPr>
-    </w:p>
-    <w:p>
-      <w:pPr>
-        <w:spacing w:after="0"/>
-        <w:ind w:firstLineChars="0" w:firstLine="0"/>
-        <w:jc w:val="center"/>
-        <w:rPr>
-          <w:sz w:val="44"/>
-          <w:szCs w:val="44"/>
-        </w:rPr>
-      </w:pPr>
-    </w:p>
-    <w:p>
-      <w:pPr>
-        <w:spacing w:after="0"/>
-        <w:ind w:firstLineChars="0" w:firstLine="0"/>
-        <w:jc w:val="center"/>
-        <w:rPr>
-          <w:sz w:val="44"/>
-          <w:szCs w:val="44"/>
-        </w:rPr>
-      </w:pPr>
-    </w:p>
-    <w:p>
-      <w:pPr>
-        <w:spacing w:after="0"/>
-        <w:ind w:firstLineChars="0" w:firstLine="0"/>
-        <w:jc w:val="center"/>
-        <w:rPr>
-          <w:sz w:val="44"/>
-          <w:szCs w:val="44"/>
-        </w:rPr>
-      </w:pPr>
-    </w:p>
-    <w:p>
-      <w:pPr>
-        <w:spacing w:after="0"/>
-        <w:ind w:firstLineChars="0" w:firstLine="0"/>
-        <w:jc w:val="center"/>
-        <w:rPr>
-          <w:sz w:val="44"/>
-          <w:szCs w:val="44"/>
-        </w:rPr>
-      </w:pPr>
-      <w:r>
-        <w:t xml:space="preserve">{{ </w:t>
-      </w:r>
-      <w:proofErr w:type="spellStart"/>
-      <w:r>
-        <w:t>platform_name</w:t>
-      </w:r>
-      <w:proofErr w:type="spellEnd"/>
-      <w:r>
-        <w:t xml:space="preserve"> }}</w:t>
-      </w:r>
-      <w:r>
-        <w:t>风险评估及检测策略报告</w:t>
-      </w:r>
-    </w:p>
-    <w:p>
-      <w:pPr>
-        <w:spacing w:after="0"/>
-        <w:ind w:firstLineChars="0" w:firstLine="0"/>
-        <w:jc w:val="center"/>
-        <w:rPr>
-          <w:sz w:val="44"/>
-          <w:szCs w:val="44"/>
-        </w:rPr>
-      </w:pPr>
-    </w:p>
-    <w:p>
-      <w:pPr>
-        <w:spacing w:after="0"/>
-        <w:ind w:firstLineChars="0" w:firstLine="0"/>
-        <w:jc w:val="center"/>
-        <w:rPr>
-          <w:sz w:val="44"/>
-          <w:szCs w:val="44"/>
-        </w:rPr>
-      </w:pPr>
-    </w:p>
-    <w:p>
-      <w:pPr>
-        <w:spacing w:after="0"/>
-        <w:ind w:firstLineChars="0" w:firstLine="0"/>
-        <w:jc w:val="center"/>
-        <w:rPr>
-          <w:sz w:val="44"/>
-          <w:szCs w:val="44"/>
-        </w:rPr>
-      </w:pPr>
-    </w:p>
-    <w:p>
-      <w:pPr>
-        <w:spacing w:after="0"/>
-        <w:ind w:firstLineChars="0" w:firstLine="0"/>
-        <w:jc w:val="center"/>
-        <w:rPr>
-          <w:sz w:val="44"/>
-          <w:szCs w:val="44"/>
-        </w:rPr>
-      </w:pPr>
-    </w:p>
-    <w:p>
-      <w:pPr>
-        <w:spacing w:after="0"/>
-        <w:ind w:firstLineChars="0" w:firstLine="0"/>
-        <w:jc w:val="center"/>
-        <w:rPr>
-          <w:sz w:val="44"/>
-          <w:szCs w:val="44"/>
-        </w:rPr>
-      </w:pPr>
-    </w:p>
-    <w:p>
-      <w:pPr>
-        <w:spacing w:after="0"/>
-        <w:ind w:firstLineChars="0" w:firstLine="0"/>
-        <w:jc w:val="center"/>
-        <w:rPr>
-          <w:sz w:val="44"/>
-          <w:szCs w:val="44"/>
-        </w:rPr>
-      </w:pPr>
-    </w:p>
-    <w:p>
-      <w:pPr>
-        <w:spacing w:after="0"/>
-        <w:ind w:firstLineChars="0" w:firstLine="0"/>
-        <w:jc w:val="center"/>
-        <w:rPr>
-          <w:sz w:val="44"/>
-          <w:szCs w:val="44"/>
-        </w:rPr>
-      </w:pPr>
-    </w:p>
-    <w:p>
-      <w:pPr>
-        <w:spacing w:after="0"/>
-        <w:ind w:firstLineChars="0" w:firstLine="0"/>
-        <w:jc w:val="center"/>
-        <w:rPr>
-          <w:sz w:val="44"/>
-          <w:szCs w:val="44"/>
-        </w:rPr>
-      </w:pPr>
-    </w:p>
-    <w:p>
-      <w:pPr>
-        <w:spacing w:after="0"/>
-        <w:ind w:firstLineChars="0" w:firstLine="0"/>
-        <w:jc w:val="center"/>
-        <w:rPr>
-          <w:sz w:val="44"/>
-          <w:szCs w:val="44"/>
-        </w:rPr>
-      </w:pPr>
-    </w:p>
-    <w:p>
-      <w:pPr>
-        <w:spacing w:after="0"/>
-        <w:ind w:firstLineChars="0" w:firstLine="0"/>
-        <w:jc w:val="center"/>
-        <w:rPr>
-          <w:sz w:val="44"/>
-          <w:szCs w:val="44"/>
-        </w:rPr>
-      </w:pPr>
-    </w:p>
-    <w:p>
-      <w:pPr>
-        <w:spacing w:after="0"/>
-        <w:ind w:firstLineChars="0" w:firstLine="0"/>
-        <w:jc w:val="center"/>
-        <w:rPr>
-          <w:sz w:val="44"/>
-          <w:szCs w:val="44"/>
-        </w:rPr>
-      </w:pPr>
-      <w:proofErr w:type="gramStart"/>
-      <w:r>
-        <w:t xml:space="preserve">{{ </w:t>
-      </w:r>
-      <w:proofErr w:type="spellStart"/>
-      <w:r>
-        <w:t>report</w:t>
-      </w:r>
-      <w:proofErr w:type="gramEnd"/>
-      <w:r>
-        <w:t>_</w:t>
-      </w:r>
-      <w:proofErr w:type="gramStart"/>
-      <w:r>
-        <w:t>date</w:t>
-      </w:r>
-      <w:proofErr w:type="spellEnd"/>
-      <w:r>
-        <w:t xml:space="preserve"> }</w:t>
-      </w:r>
-      <w:proofErr w:type="gramEnd"/>
-      <w:r>
-        <w:t>}</w:t>
-      </w:r>
-    </w:p>
-    <w:p>
-      <w:pPr>
-        <w:spacing w:after="0"/>
-        <w:ind w:firstLineChars="0" w:firstLine="0"/>
-        <w:jc w:val="center"/>
-        <w:rPr>
-          <w:sz w:val="44"/>
-          <w:szCs w:val="44"/>
-        </w:rPr>
-      </w:pPr>
-    </w:p>
-    <w:p>
-      <w:pPr>
         <w:ind w:firstLine="880"/>
         <w:rPr>
           <w:sz w:val="44"/>
@@ -3244,2244 +3141,154 @@
     </w:p>
     <w:p>
       <w:pPr>
-        <w:pageBreakBefore/>
-        <w:ind w:firstLine="560"/>
-        <w:jc w:val="center"/>
+        <w:pStyle w:val="1"/>
+        <w:numPr>
+          <w:ilvl w:val="0"/>
+          <w:numId w:val="1"/>
+        </w:numPr>
+        <w:spacing w:before="0" w:after="0" w:line="300" w:lineRule="auto"/>
+        <w:rPr>
+          <w:rFonts w:hint="eastAsia"/>
+        </w:rPr>
       </w:pPr>
+      <w:bookmarkStart w:id="0" w:name="_Toc23589"/>
+      <w:bookmarkStart w:id="1" w:name="_Toc228988245"/>
       <w:r>
         <w:rPr>
           <w:rFonts w:hint="eastAsia"/>
         </w:rPr>
         <w:lastRenderedPageBreak/>
-        <w:t>目录</w:t>
-      </w:r>
+        <w:t>概述</w:t>
+      </w:r>
+      <w:bookmarkEnd w:id="0"/>
+      <w:bookmarkEnd w:id="1"/>
     </w:p>
     <w:p>
       <w:pPr>
-        <w:pStyle w:val="TOC1"/>
-        <w:tabs>
-          <w:tab w:val="right" w:leader="dot" w:pos="8306"/>
-        </w:tabs>
-        <w:spacing w:before="190" w:after="0" w:line="300" w:lineRule="auto"/>
-        <w:rPr>
-          <w:noProof/>
-          <w:szCs w:val="28"/>
+        <w:adjustRightInd w:val="0"/>
+        <w:spacing w:after="0" w:line="300" w:lineRule="auto"/>
+        <w:ind w:firstLine="480"/>
+        <w:rPr>
+          <w:rFonts w:eastAsia="宋体" w:cs="Times New Roman"/>
+          <w:sz w:val="24"/>
         </w:rPr>
       </w:pPr>
       <w:r>
         <w:rPr>
-          <w:szCs w:val="28"/>
-        </w:rPr>
-        <w:fldChar w:fldCharType="begin"/>
-      </w:r>
-      <w:r>
-        <w:rPr>
-          <w:szCs w:val="28"/>
-        </w:rPr>
-        <w:instrText xml:space="preserve"> TOC \o "1-3" \h \z \u </w:instrText>
-      </w:r>
-      <w:r>
-        <w:rPr>
-          <w:szCs w:val="28"/>
-        </w:rPr>
-        <w:fldChar w:fldCharType="separate"/>
-      </w:r>
-      <w:hyperlink w:anchor="_Toc23589" w:history="1">
-        <w:r>
-          <w:rPr>
-            <w:rFonts w:hint="eastAsia"/>
-            <w:noProof/>
-            <w:szCs w:val="28"/>
-          </w:rPr>
-          <w:t xml:space="preserve">1 </w:t>
-        </w:r>
-        <w:r>
-          <w:rPr>
-            <w:rFonts w:hint="eastAsia"/>
-            <w:noProof/>
-            <w:szCs w:val="28"/>
-          </w:rPr>
-          <w:t>概述</w:t>
-        </w:r>
-        <w:r>
-          <w:rPr>
-            <w:noProof/>
-            <w:szCs w:val="28"/>
-          </w:rPr>
-          <w:tab/>
-        </w:r>
-        <w:r>
-          <w:rPr>
-            <w:noProof/>
-            <w:szCs w:val="28"/>
-          </w:rPr>
-          <w:fldChar w:fldCharType="begin"/>
-        </w:r>
-        <w:r>
-          <w:rPr>
-            <w:noProof/>
-            <w:szCs w:val="28"/>
-          </w:rPr>
-          <w:instrText xml:space="preserve"> PAGEREF _Toc23589 \h </w:instrText>
-        </w:r>
-        <w:r>
-          <w:rPr>
-            <w:noProof/>
-            <w:szCs w:val="28"/>
-          </w:rPr>
-        </w:r>
-        <w:r>
-          <w:rPr>
-            <w:noProof/>
-            <w:szCs w:val="28"/>
-          </w:rPr>
-          <w:fldChar w:fldCharType="separate"/>
-        </w:r>
-        <w:r>
-          <w:rPr>
-            <w:noProof/>
-            <w:szCs w:val="28"/>
-          </w:rPr>
-          <w:t>1</w:t>
-        </w:r>
-        <w:r>
-          <w:rPr>
-            <w:noProof/>
-            <w:szCs w:val="28"/>
-          </w:rPr>
-          <w:fldChar w:fldCharType="end"/>
-        </w:r>
-      </w:hyperlink>
+          <w:sz w:val="24"/>
+        </w:rPr>
+        <w:t>{{ platform_name }}</w:t>
+      </w:r>
+      <w:r>
+        <w:rPr>
+          <w:sz w:val="24"/>
+        </w:rPr>
+        <w:t>平台位于</w:t>
+      </w:r>
+      <w:r>
+        <w:rPr>
+          <w:sz w:val="24"/>
+        </w:rPr>
+        <w:t>{{ oilfield_name }}</w:t>
+      </w:r>
+      <w:r>
+        <w:rPr>
+          <w:sz w:val="24"/>
+        </w:rPr>
+        <w:t>，水深为</w:t>
+      </w:r>
+      <w:r>
+        <w:rPr>
+          <w:sz w:val="24"/>
+        </w:rPr>
+        <w:t>{{ water_depth_m }} m</w:t>
+      </w:r>
+      <w:r>
+        <w:rPr>
+          <w:sz w:val="24"/>
+        </w:rPr>
+        <w:t>，为</w:t>
+      </w:r>
+      <w:r>
+        <w:rPr>
+          <w:sz w:val="24"/>
+        </w:rPr>
+        <w:t>{{ leg_count }}</w:t>
+      </w:r>
+      <w:r>
+        <w:rPr>
+          <w:sz w:val="24"/>
+        </w:rPr>
+        <w:t>腿</w:t>
+      </w:r>
+      <w:r>
+        <w:rPr>
+          <w:sz w:val="24"/>
+        </w:rPr>
+        <w:t>{{ platform_type }}</w:t>
+      </w:r>
+      <w:r>
+        <w:rPr>
+          <w:sz w:val="24"/>
+        </w:rPr>
+        <w:t>，于</w:t>
+      </w:r>
+      <w:r>
+        <w:rPr>
+          <w:sz w:val="24"/>
+        </w:rPr>
+        <w:t>{{ start_year }}</w:t>
+      </w:r>
+      <w:r>
+        <w:rPr>
+          <w:sz w:val="24"/>
+        </w:rPr>
+        <w:t>年安装并投产，平台原设计寿命</w:t>
+      </w:r>
+      <w:r>
+        <w:rPr>
+          <w:sz w:val="24"/>
+        </w:rPr>
+        <w:t>{{ design_life_years }}</w:t>
+      </w:r>
+      <w:r>
+        <w:rPr>
+          <w:sz w:val="24"/>
+        </w:rPr>
+        <w:t>年（数据来自平台的基本信息）。平台功能多，导管架结构复杂，有数百根构件和多个大型管节点，结构运维检测工作量很大。</w:t>
+      </w:r>
     </w:p>
     <w:p>
       <w:pPr>
-        <w:pStyle w:val="TOC1"/>
-        <w:tabs>
-          <w:tab w:val="right" w:leader="dot" w:pos="8306"/>
-        </w:tabs>
-        <w:spacing w:before="190" w:after="0" w:line="300" w:lineRule="auto"/>
-        <w:rPr>
-          <w:noProof/>
-          <w:szCs w:val="28"/>
+        <w:adjustRightInd w:val="0"/>
+        <w:spacing w:after="0" w:line="300" w:lineRule="auto"/>
+        <w:ind w:firstLine="480"/>
+        <w:rPr>
+          <w:rFonts w:eastAsia="宋体" w:cs="Times New Roman"/>
+          <w:sz w:val="24"/>
         </w:rPr>
       </w:pPr>
-      <w:hyperlink w:anchor="_Toc21909" w:history="1">
-        <w:r>
-          <w:rPr>
-            <w:rFonts w:hint="eastAsia"/>
-            <w:noProof/>
-            <w:szCs w:val="28"/>
-          </w:rPr>
-          <w:t xml:space="preserve">2 </w:t>
-        </w:r>
-        <w:r>
-          <w:rPr>
-            <w:rFonts w:hint="eastAsia"/>
-            <w:noProof/>
-            <w:szCs w:val="28"/>
-          </w:rPr>
-          <w:t>风险评级</w:t>
-        </w:r>
-        <w:r>
-          <w:rPr>
-            <w:noProof/>
-            <w:szCs w:val="28"/>
-          </w:rPr>
-          <w:tab/>
-        </w:r>
-        <w:r>
-          <w:rPr>
-            <w:noProof/>
-            <w:szCs w:val="28"/>
-          </w:rPr>
-          <w:fldChar w:fldCharType="begin"/>
-        </w:r>
-        <w:r>
-          <w:rPr>
-            <w:noProof/>
-            <w:szCs w:val="28"/>
-          </w:rPr>
-          <w:instrText xml:space="preserve"> PAGEREF _Toc21909 \h </w:instrText>
-        </w:r>
-        <w:r>
-          <w:rPr>
-            <w:noProof/>
-            <w:szCs w:val="28"/>
-          </w:rPr>
-        </w:r>
-        <w:r>
-          <w:rPr>
-            <w:noProof/>
-            <w:szCs w:val="28"/>
-          </w:rPr>
-          <w:fldChar w:fldCharType="separate"/>
-        </w:r>
-        <w:r>
-          <w:rPr>
-            <w:noProof/>
-            <w:szCs w:val="28"/>
-          </w:rPr>
-          <w:t>1</w:t>
-        </w:r>
-        <w:r>
-          <w:rPr>
-            <w:noProof/>
-            <w:szCs w:val="28"/>
-          </w:rPr>
-          <w:fldChar w:fldCharType="end"/>
-        </w:r>
-      </w:hyperlink>
-    </w:p>
-    <w:p>
-      <w:pPr>
-        <w:pStyle w:val="TOC2"/>
-        <w:tabs>
-          <w:tab w:val="right" w:leader="dot" w:pos="8306"/>
-        </w:tabs>
-        <w:spacing w:after="0" w:line="300" w:lineRule="auto"/>
-        <w:ind w:left="280"/>
-        <w:rPr>
-          <w:noProof/>
-          <w:szCs w:val="28"/>
-        </w:rPr>
-      </w:pPr>
-      <w:hyperlink w:anchor="_Toc30636" w:history="1">
-        <w:r>
-          <w:rPr>
-            <w:noProof/>
-            <w:szCs w:val="28"/>
-          </w:rPr>
-          <w:t xml:space="preserve">2.1 </w:t>
-        </w:r>
-        <w:r>
-          <w:rPr>
-            <w:rFonts w:hint="eastAsia"/>
-            <w:noProof/>
-            <w:szCs w:val="28"/>
-          </w:rPr>
-          <w:t>失效后果</w:t>
-        </w:r>
-        <w:r>
-          <w:rPr>
-            <w:noProof/>
-            <w:szCs w:val="28"/>
-          </w:rPr>
-          <w:tab/>
-        </w:r>
-        <w:r>
-          <w:rPr>
-            <w:noProof/>
-            <w:szCs w:val="28"/>
-          </w:rPr>
-          <w:fldChar w:fldCharType="begin"/>
-        </w:r>
-        <w:r>
-          <w:rPr>
-            <w:noProof/>
-            <w:szCs w:val="28"/>
-          </w:rPr>
-          <w:instrText xml:space="preserve"> PAGEREF _Toc30636 \h </w:instrText>
-        </w:r>
-        <w:r>
-          <w:rPr>
-            <w:noProof/>
-            <w:szCs w:val="28"/>
-          </w:rPr>
-        </w:r>
-        <w:r>
-          <w:rPr>
-            <w:noProof/>
-            <w:szCs w:val="28"/>
-          </w:rPr>
-          <w:fldChar w:fldCharType="separate"/>
-        </w:r>
-        <w:r>
-          <w:rPr>
-            <w:noProof/>
-            <w:szCs w:val="28"/>
-          </w:rPr>
-          <w:t>1</w:t>
-        </w:r>
-        <w:r>
-          <w:rPr>
-            <w:noProof/>
-            <w:szCs w:val="28"/>
-          </w:rPr>
-          <w:fldChar w:fldCharType="end"/>
-        </w:r>
-      </w:hyperlink>
-    </w:p>
-    <w:p>
-      <w:pPr>
-        <w:pStyle w:val="TOC3"/>
-        <w:tabs>
-          <w:tab w:val="clear" w:pos="1320"/>
-          <w:tab w:val="clear" w:pos="8296"/>
-          <w:tab w:val="right" w:leader="dot" w:pos="8306"/>
-        </w:tabs>
-        <w:spacing w:after="0" w:line="300" w:lineRule="auto"/>
-        <w:rPr>
-          <w:noProof/>
-          <w:szCs w:val="28"/>
-        </w:rPr>
-      </w:pPr>
-      <w:hyperlink w:anchor="_Toc12958" w:history="1">
-        <w:r>
-          <w:rPr>
-            <w:noProof/>
-            <w:szCs w:val="28"/>
-          </w:rPr>
-          <w:t xml:space="preserve">2.1.1 </w:t>
-        </w:r>
-        <w:r>
-          <w:rPr>
-            <w:rFonts w:hint="eastAsia"/>
-            <w:noProof/>
-            <w:szCs w:val="28"/>
-          </w:rPr>
-          <w:t>平台整体暴露等级</w:t>
-        </w:r>
-        <w:r>
-          <w:rPr>
-            <w:noProof/>
-            <w:szCs w:val="28"/>
-          </w:rPr>
-          <w:tab/>
-        </w:r>
-        <w:r>
-          <w:rPr>
-            <w:noProof/>
-            <w:szCs w:val="28"/>
-          </w:rPr>
-          <w:fldChar w:fldCharType="begin"/>
-        </w:r>
-        <w:r>
-          <w:rPr>
-            <w:noProof/>
-            <w:szCs w:val="28"/>
-          </w:rPr>
-          <w:instrText xml:space="preserve"> PAGEREF _Toc12958 \h </w:instrText>
-        </w:r>
-        <w:r>
-          <w:rPr>
-            <w:noProof/>
-            <w:szCs w:val="28"/>
-          </w:rPr>
-        </w:r>
-        <w:r>
-          <w:rPr>
-            <w:noProof/>
-            <w:szCs w:val="28"/>
-          </w:rPr>
-          <w:fldChar w:fldCharType="separate"/>
-        </w:r>
-        <w:r>
-          <w:rPr>
-            <w:noProof/>
-            <w:szCs w:val="28"/>
-          </w:rPr>
-          <w:t>1</w:t>
-        </w:r>
-        <w:r>
-          <w:rPr>
-            <w:noProof/>
-            <w:szCs w:val="28"/>
-          </w:rPr>
-          <w:fldChar w:fldCharType="end"/>
-        </w:r>
-      </w:hyperlink>
-    </w:p>
-    <w:p>
-      <w:pPr>
-        <w:pStyle w:val="TOC3"/>
-        <w:tabs>
-          <w:tab w:val="clear" w:pos="1320"/>
-          <w:tab w:val="clear" w:pos="8296"/>
-          <w:tab w:val="right" w:leader="dot" w:pos="8306"/>
-        </w:tabs>
-        <w:spacing w:after="0" w:line="300" w:lineRule="auto"/>
-        <w:rPr>
-          <w:noProof/>
-          <w:szCs w:val="28"/>
-        </w:rPr>
-      </w:pPr>
-      <w:hyperlink w:anchor="_Toc30933" w:history="1">
-        <w:r>
-          <w:rPr>
-            <w:noProof/>
-            <w:szCs w:val="28"/>
-          </w:rPr>
-          <w:t xml:space="preserve">2.1.2 </w:t>
-        </w:r>
-        <w:r>
-          <w:rPr>
-            <w:rFonts w:hint="eastAsia"/>
-            <w:noProof/>
-            <w:szCs w:val="28"/>
-          </w:rPr>
-          <w:t>构件、节点失效后果</w:t>
-        </w:r>
-        <w:r>
-          <w:rPr>
-            <w:noProof/>
-            <w:szCs w:val="28"/>
-          </w:rPr>
-          <w:tab/>
-        </w:r>
-        <w:r>
-          <w:rPr>
-            <w:noProof/>
-            <w:szCs w:val="28"/>
-          </w:rPr>
-          <w:fldChar w:fldCharType="begin"/>
-        </w:r>
-        <w:r>
-          <w:rPr>
-            <w:noProof/>
-            <w:szCs w:val="28"/>
-          </w:rPr>
-          <w:instrText xml:space="preserve"> PAGEREF _Toc30933 \h </w:instrText>
-        </w:r>
-        <w:r>
-          <w:rPr>
-            <w:noProof/>
-            <w:szCs w:val="28"/>
-          </w:rPr>
-        </w:r>
-        <w:r>
-          <w:rPr>
-            <w:noProof/>
-            <w:szCs w:val="28"/>
-          </w:rPr>
-          <w:fldChar w:fldCharType="separate"/>
-        </w:r>
-        <w:r>
-          <w:rPr>
-            <w:noProof/>
-            <w:szCs w:val="28"/>
-          </w:rPr>
-          <w:t>1</w:t>
-        </w:r>
-        <w:r>
-          <w:rPr>
-            <w:noProof/>
-            <w:szCs w:val="28"/>
-          </w:rPr>
-          <w:fldChar w:fldCharType="end"/>
-        </w:r>
-      </w:hyperlink>
-    </w:p>
-    <w:p>
-      <w:pPr>
-        <w:pStyle w:val="TOC2"/>
-        <w:tabs>
-          <w:tab w:val="right" w:leader="dot" w:pos="8306"/>
-        </w:tabs>
-        <w:spacing w:after="0" w:line="300" w:lineRule="auto"/>
-        <w:ind w:left="280"/>
-        <w:rPr>
-          <w:noProof/>
-          <w:szCs w:val="28"/>
-        </w:rPr>
-      </w:pPr>
-      <w:hyperlink w:anchor="_Toc28926" w:history="1">
-        <w:r>
-          <w:rPr>
-            <w:noProof/>
-            <w:szCs w:val="28"/>
-          </w:rPr>
-          <w:t xml:space="preserve">2.2 </w:t>
-        </w:r>
-        <w:r>
-          <w:rPr>
-            <w:rFonts w:hint="eastAsia"/>
-            <w:noProof/>
-            <w:szCs w:val="28"/>
-          </w:rPr>
-          <w:t>失效概率</w:t>
-        </w:r>
-        <w:r>
-          <w:rPr>
-            <w:noProof/>
-            <w:szCs w:val="28"/>
-          </w:rPr>
-          <w:tab/>
-        </w:r>
-        <w:r>
-          <w:rPr>
-            <w:noProof/>
-            <w:szCs w:val="28"/>
-          </w:rPr>
-          <w:fldChar w:fldCharType="begin"/>
-        </w:r>
-        <w:r>
-          <w:rPr>
-            <w:noProof/>
-            <w:szCs w:val="28"/>
-          </w:rPr>
-          <w:instrText xml:space="preserve"> PAGEREF _Toc28926 \h </w:instrText>
-        </w:r>
-        <w:r>
-          <w:rPr>
-            <w:noProof/>
-            <w:szCs w:val="28"/>
-          </w:rPr>
-        </w:r>
-        <w:r>
-          <w:rPr>
-            <w:noProof/>
-            <w:szCs w:val="28"/>
-          </w:rPr>
-          <w:fldChar w:fldCharType="separate"/>
-        </w:r>
-        <w:r>
-          <w:rPr>
-            <w:noProof/>
-            <w:szCs w:val="28"/>
-          </w:rPr>
-          <w:t>2</w:t>
-        </w:r>
-        <w:r>
-          <w:rPr>
-            <w:noProof/>
-            <w:szCs w:val="28"/>
-          </w:rPr>
-          <w:fldChar w:fldCharType="end"/>
-        </w:r>
-      </w:hyperlink>
-    </w:p>
-    <w:p>
-      <w:pPr>
-        <w:pStyle w:val="TOC3"/>
-        <w:tabs>
-          <w:tab w:val="clear" w:pos="1320"/>
-          <w:tab w:val="clear" w:pos="8296"/>
-          <w:tab w:val="right" w:leader="dot" w:pos="8306"/>
-        </w:tabs>
-        <w:spacing w:after="0" w:line="300" w:lineRule="auto"/>
-        <w:rPr>
-          <w:noProof/>
-          <w:szCs w:val="28"/>
-        </w:rPr>
-      </w:pPr>
-      <w:hyperlink w:anchor="_Toc22599" w:history="1">
-        <w:r>
-          <w:rPr>
-            <w:noProof/>
-            <w:szCs w:val="28"/>
-          </w:rPr>
-          <w:t xml:space="preserve">2.2.1 </w:t>
-        </w:r>
-        <w:r>
-          <w:rPr>
-            <w:rFonts w:hint="eastAsia"/>
-            <w:noProof/>
-            <w:szCs w:val="28"/>
-          </w:rPr>
-          <w:t>失效概率等级</w:t>
-        </w:r>
-        <w:r>
-          <w:rPr>
-            <w:noProof/>
-            <w:szCs w:val="28"/>
-          </w:rPr>
-          <w:tab/>
-        </w:r>
-        <w:r>
-          <w:rPr>
-            <w:noProof/>
-            <w:szCs w:val="28"/>
-          </w:rPr>
-          <w:fldChar w:fldCharType="begin"/>
-        </w:r>
-        <w:r>
-          <w:rPr>
-            <w:noProof/>
-            <w:szCs w:val="28"/>
-          </w:rPr>
-          <w:instrText xml:space="preserve"> PAGEREF _Toc22599 \h </w:instrText>
-        </w:r>
-        <w:r>
-          <w:rPr>
-            <w:noProof/>
-            <w:szCs w:val="28"/>
-          </w:rPr>
-        </w:r>
-        <w:r>
-          <w:rPr>
-            <w:noProof/>
-            <w:szCs w:val="28"/>
-          </w:rPr>
-          <w:fldChar w:fldCharType="separate"/>
-        </w:r>
-        <w:r>
-          <w:rPr>
-            <w:noProof/>
-            <w:szCs w:val="28"/>
-          </w:rPr>
-          <w:t>2</w:t>
-        </w:r>
-        <w:r>
-          <w:rPr>
-            <w:noProof/>
-            <w:szCs w:val="28"/>
-          </w:rPr>
-          <w:fldChar w:fldCharType="end"/>
-        </w:r>
-      </w:hyperlink>
-    </w:p>
-    <w:p>
-      <w:pPr>
-        <w:pStyle w:val="TOC3"/>
-        <w:tabs>
-          <w:tab w:val="clear" w:pos="1320"/>
-          <w:tab w:val="clear" w:pos="8296"/>
-          <w:tab w:val="right" w:leader="dot" w:pos="8306"/>
-        </w:tabs>
-        <w:spacing w:after="0" w:line="300" w:lineRule="auto"/>
-        <w:rPr>
-          <w:noProof/>
-          <w:szCs w:val="28"/>
-        </w:rPr>
-      </w:pPr>
-      <w:hyperlink w:anchor="_Toc25230" w:history="1">
-        <w:r>
-          <w:rPr>
-            <w:noProof/>
-            <w:szCs w:val="28"/>
-          </w:rPr>
-          <w:t xml:space="preserve">2.2.2 </w:t>
-        </w:r>
-        <w:r>
-          <w:rPr>
-            <w:rFonts w:hint="eastAsia"/>
-            <w:noProof/>
-            <w:szCs w:val="28"/>
-          </w:rPr>
-          <w:t>疲劳失效概率</w:t>
-        </w:r>
-        <w:r>
-          <w:rPr>
-            <w:noProof/>
-            <w:szCs w:val="28"/>
-          </w:rPr>
-          <w:tab/>
-        </w:r>
-        <w:r>
-          <w:rPr>
-            <w:noProof/>
-            <w:szCs w:val="28"/>
-          </w:rPr>
-          <w:fldChar w:fldCharType="begin"/>
-        </w:r>
-        <w:r>
-          <w:rPr>
-            <w:noProof/>
-            <w:szCs w:val="28"/>
-          </w:rPr>
-          <w:instrText xml:space="preserve"> PAGEREF _Toc25230 \h </w:instrText>
-        </w:r>
-        <w:r>
-          <w:rPr>
-            <w:noProof/>
-            <w:szCs w:val="28"/>
-          </w:rPr>
-        </w:r>
-        <w:r>
-          <w:rPr>
-            <w:noProof/>
-            <w:szCs w:val="28"/>
-          </w:rPr>
-          <w:fldChar w:fldCharType="separate"/>
-        </w:r>
-        <w:r>
-          <w:rPr>
-            <w:noProof/>
-            <w:szCs w:val="28"/>
-          </w:rPr>
-          <w:t>3</w:t>
-        </w:r>
-        <w:r>
-          <w:rPr>
-            <w:noProof/>
-            <w:szCs w:val="28"/>
-          </w:rPr>
-          <w:fldChar w:fldCharType="end"/>
-        </w:r>
-      </w:hyperlink>
-    </w:p>
-    <w:p>
-      <w:pPr>
-        <w:pStyle w:val="TOC3"/>
-        <w:tabs>
-          <w:tab w:val="clear" w:pos="1320"/>
-          <w:tab w:val="clear" w:pos="8296"/>
-          <w:tab w:val="right" w:leader="dot" w:pos="8306"/>
-        </w:tabs>
-        <w:spacing w:after="0" w:line="300" w:lineRule="auto"/>
-        <w:rPr>
-          <w:noProof/>
-          <w:szCs w:val="28"/>
-        </w:rPr>
-      </w:pPr>
-      <w:hyperlink w:anchor="_Toc13573" w:history="1">
-        <w:r>
-          <w:rPr>
-            <w:noProof/>
-            <w:szCs w:val="28"/>
-          </w:rPr>
-          <w:t xml:space="preserve">2.2.3 </w:t>
-        </w:r>
-        <w:r>
-          <w:rPr>
-            <w:rFonts w:hint="eastAsia"/>
-            <w:noProof/>
-            <w:szCs w:val="28"/>
-          </w:rPr>
-          <w:t>倒塌失效概率</w:t>
-        </w:r>
-        <w:r>
-          <w:rPr>
-            <w:noProof/>
-            <w:szCs w:val="28"/>
-          </w:rPr>
-          <w:tab/>
-        </w:r>
-        <w:r>
-          <w:rPr>
-            <w:noProof/>
-            <w:szCs w:val="28"/>
-          </w:rPr>
-          <w:fldChar w:fldCharType="begin"/>
-        </w:r>
-        <w:r>
-          <w:rPr>
-            <w:noProof/>
-            <w:szCs w:val="28"/>
-          </w:rPr>
-          <w:instrText xml:space="preserve"> PAGEREF _Toc13573 \h </w:instrText>
-        </w:r>
-        <w:r>
-          <w:rPr>
-            <w:noProof/>
-            <w:szCs w:val="28"/>
-          </w:rPr>
-        </w:r>
-        <w:r>
-          <w:rPr>
-            <w:noProof/>
-            <w:szCs w:val="28"/>
-          </w:rPr>
-          <w:fldChar w:fldCharType="separate"/>
-        </w:r>
-        <w:r>
-          <w:rPr>
-            <w:noProof/>
-            <w:szCs w:val="28"/>
-          </w:rPr>
-          <w:t>3</w:t>
-        </w:r>
-        <w:r>
-          <w:rPr>
-            <w:noProof/>
-            <w:szCs w:val="28"/>
-          </w:rPr>
-          <w:fldChar w:fldCharType="end"/>
-        </w:r>
-      </w:hyperlink>
-    </w:p>
-    <w:p>
-      <w:pPr>
-        <w:pStyle w:val="TOC2"/>
-        <w:tabs>
-          <w:tab w:val="right" w:leader="dot" w:pos="8306"/>
-        </w:tabs>
-        <w:spacing w:after="0" w:line="300" w:lineRule="auto"/>
-        <w:ind w:left="280"/>
-        <w:rPr>
-          <w:noProof/>
-          <w:szCs w:val="28"/>
-        </w:rPr>
-      </w:pPr>
-      <w:hyperlink w:anchor="_Toc5286" w:history="1">
-        <w:r>
-          <w:rPr>
-            <w:noProof/>
-            <w:szCs w:val="28"/>
-          </w:rPr>
-          <w:t xml:space="preserve">2.3 </w:t>
-        </w:r>
-        <w:r>
-          <w:rPr>
-            <w:rFonts w:hint="eastAsia"/>
-            <w:noProof/>
-            <w:szCs w:val="28"/>
-          </w:rPr>
-          <w:t>风险评级矩阵</w:t>
-        </w:r>
-        <w:r>
-          <w:rPr>
-            <w:noProof/>
-            <w:szCs w:val="28"/>
-          </w:rPr>
-          <w:tab/>
-        </w:r>
-        <w:r>
-          <w:rPr>
-            <w:noProof/>
-            <w:szCs w:val="28"/>
-          </w:rPr>
-          <w:fldChar w:fldCharType="begin"/>
-        </w:r>
-        <w:r>
-          <w:rPr>
-            <w:noProof/>
-            <w:szCs w:val="28"/>
-          </w:rPr>
-          <w:instrText xml:space="preserve"> PAGEREF _Toc5286 \h </w:instrText>
-        </w:r>
-        <w:r>
-          <w:rPr>
-            <w:noProof/>
-            <w:szCs w:val="28"/>
-          </w:rPr>
-        </w:r>
-        <w:r>
-          <w:rPr>
-            <w:noProof/>
-            <w:szCs w:val="28"/>
-          </w:rPr>
-          <w:fldChar w:fldCharType="separate"/>
-        </w:r>
-        <w:r>
-          <w:rPr>
-            <w:noProof/>
-            <w:szCs w:val="28"/>
-          </w:rPr>
-          <w:t>4</w:t>
-        </w:r>
-        <w:r>
-          <w:rPr>
-            <w:noProof/>
-            <w:szCs w:val="28"/>
-          </w:rPr>
-          <w:fldChar w:fldCharType="end"/>
-        </w:r>
-      </w:hyperlink>
-    </w:p>
-    <w:p>
-      <w:pPr>
-        <w:pStyle w:val="TOC1"/>
-        <w:tabs>
-          <w:tab w:val="right" w:leader="dot" w:pos="8306"/>
-        </w:tabs>
-        <w:spacing w:before="190" w:after="0" w:line="300" w:lineRule="auto"/>
-        <w:rPr>
-          <w:noProof/>
-          <w:szCs w:val="28"/>
-        </w:rPr>
-      </w:pPr>
-      <w:hyperlink w:anchor="_Toc12258" w:history="1">
-        <w:r>
-          <w:rPr>
-            <w:rFonts w:hint="eastAsia"/>
-            <w:noProof/>
-            <w:szCs w:val="28"/>
-          </w:rPr>
-          <w:t xml:space="preserve">3 </w:t>
-        </w:r>
-        <w:r>
-          <w:rPr>
-            <w:rFonts w:hint="eastAsia"/>
-            <w:noProof/>
-            <w:szCs w:val="28"/>
-          </w:rPr>
-          <w:t>检测策略</w:t>
-        </w:r>
-        <w:r>
-          <w:rPr>
-            <w:noProof/>
-            <w:szCs w:val="28"/>
-          </w:rPr>
-          <w:tab/>
-        </w:r>
-        <w:r>
-          <w:rPr>
-            <w:noProof/>
-            <w:szCs w:val="28"/>
-          </w:rPr>
-          <w:fldChar w:fldCharType="begin"/>
-        </w:r>
-        <w:r>
-          <w:rPr>
-            <w:noProof/>
-            <w:szCs w:val="28"/>
-          </w:rPr>
-          <w:instrText xml:space="preserve"> PAGEREF _Toc12258 \h </w:instrText>
-        </w:r>
-        <w:r>
-          <w:rPr>
-            <w:noProof/>
-            <w:szCs w:val="28"/>
-          </w:rPr>
-        </w:r>
-        <w:r>
-          <w:rPr>
-            <w:noProof/>
-            <w:szCs w:val="28"/>
-          </w:rPr>
-          <w:fldChar w:fldCharType="separate"/>
-        </w:r>
-        <w:r>
-          <w:rPr>
-            <w:noProof/>
-            <w:szCs w:val="28"/>
-          </w:rPr>
-          <w:t>7</w:t>
-        </w:r>
-        <w:r>
-          <w:rPr>
-            <w:noProof/>
-            <w:szCs w:val="28"/>
-          </w:rPr>
-          <w:fldChar w:fldCharType="end"/>
-        </w:r>
-      </w:hyperlink>
-    </w:p>
-    <w:p>
-      <w:pPr>
-        <w:pStyle w:val="TOC2"/>
-        <w:tabs>
-          <w:tab w:val="right" w:leader="dot" w:pos="8306"/>
-        </w:tabs>
-        <w:spacing w:after="0" w:line="300" w:lineRule="auto"/>
-        <w:ind w:left="280"/>
-        <w:rPr>
-          <w:noProof/>
-          <w:szCs w:val="28"/>
-        </w:rPr>
-      </w:pPr>
-      <w:hyperlink w:anchor="_Toc12870" w:history="1">
-        <w:r>
-          <w:rPr>
-            <w:noProof/>
-            <w:szCs w:val="28"/>
-          </w:rPr>
-          <w:t xml:space="preserve">3.1 </w:t>
-        </w:r>
-        <w:r>
-          <w:rPr>
-            <w:rFonts w:hint="eastAsia"/>
-            <w:noProof/>
-            <w:szCs w:val="28"/>
-          </w:rPr>
-          <w:t>检测手段</w:t>
-        </w:r>
-        <w:r>
-          <w:rPr>
-            <w:noProof/>
-            <w:szCs w:val="28"/>
-          </w:rPr>
-          <w:tab/>
-        </w:r>
-        <w:r>
-          <w:rPr>
-            <w:noProof/>
-            <w:szCs w:val="28"/>
-          </w:rPr>
-          <w:fldChar w:fldCharType="begin"/>
-        </w:r>
-        <w:r>
-          <w:rPr>
-            <w:noProof/>
-            <w:szCs w:val="28"/>
-          </w:rPr>
-          <w:instrText xml:space="preserve"> PAGEREF _Toc12870 \h </w:instrText>
-        </w:r>
-        <w:r>
-          <w:rPr>
-            <w:noProof/>
-            <w:szCs w:val="28"/>
-          </w:rPr>
-        </w:r>
-        <w:r>
-          <w:rPr>
-            <w:noProof/>
-            <w:szCs w:val="28"/>
-          </w:rPr>
-          <w:fldChar w:fldCharType="separate"/>
-        </w:r>
-        <w:r>
-          <w:rPr>
-            <w:noProof/>
-            <w:szCs w:val="28"/>
-          </w:rPr>
-          <w:t>7</w:t>
-        </w:r>
-        <w:r>
-          <w:rPr>
-            <w:noProof/>
-            <w:szCs w:val="28"/>
-          </w:rPr>
-          <w:fldChar w:fldCharType="end"/>
-        </w:r>
-      </w:hyperlink>
-    </w:p>
-    <w:p>
-      <w:pPr>
-        <w:pStyle w:val="TOC2"/>
-        <w:tabs>
-          <w:tab w:val="right" w:leader="dot" w:pos="8306"/>
-        </w:tabs>
-        <w:spacing w:after="0" w:line="300" w:lineRule="auto"/>
-        <w:ind w:left="280"/>
-        <w:rPr>
-          <w:noProof/>
-          <w:szCs w:val="28"/>
-        </w:rPr>
-      </w:pPr>
-      <w:hyperlink w:anchor="_Toc26502" w:history="1">
-        <w:r>
-          <w:rPr>
-            <w:noProof/>
-            <w:szCs w:val="28"/>
-          </w:rPr>
-          <w:t xml:space="preserve">3.2 </w:t>
-        </w:r>
-        <w:r>
-          <w:rPr>
-            <w:rFonts w:hint="eastAsia"/>
-            <w:noProof/>
-            <w:szCs w:val="28"/>
-          </w:rPr>
-          <w:t>导管架水下检测范围</w:t>
-        </w:r>
-        <w:r>
-          <w:rPr>
-            <w:noProof/>
-            <w:szCs w:val="28"/>
-          </w:rPr>
-          <w:tab/>
-        </w:r>
-        <w:r>
-          <w:rPr>
-            <w:noProof/>
-            <w:szCs w:val="28"/>
-          </w:rPr>
-          <w:fldChar w:fldCharType="begin"/>
-        </w:r>
-        <w:r>
-          <w:rPr>
-            <w:noProof/>
-            <w:szCs w:val="28"/>
-          </w:rPr>
-          <w:instrText xml:space="preserve"> PAGEREF _Toc26502 \h </w:instrText>
-        </w:r>
-        <w:r>
-          <w:rPr>
-            <w:noProof/>
-            <w:szCs w:val="28"/>
-          </w:rPr>
-        </w:r>
-        <w:r>
-          <w:rPr>
-            <w:noProof/>
-            <w:szCs w:val="28"/>
-          </w:rPr>
-          <w:fldChar w:fldCharType="separate"/>
-        </w:r>
-        <w:r>
-          <w:rPr>
-            <w:noProof/>
-            <w:szCs w:val="28"/>
-          </w:rPr>
-          <w:t>9</w:t>
-        </w:r>
-        <w:r>
-          <w:rPr>
-            <w:noProof/>
-            <w:szCs w:val="28"/>
-          </w:rPr>
-          <w:fldChar w:fldCharType="end"/>
-        </w:r>
-      </w:hyperlink>
-    </w:p>
-    <w:p>
-      <w:pPr>
-        <w:pStyle w:val="TOC3"/>
-        <w:tabs>
-          <w:tab w:val="clear" w:pos="1320"/>
-          <w:tab w:val="clear" w:pos="8296"/>
-          <w:tab w:val="right" w:leader="dot" w:pos="8306"/>
-        </w:tabs>
-        <w:spacing w:after="0" w:line="300" w:lineRule="auto"/>
-        <w:rPr>
-          <w:noProof/>
-          <w:szCs w:val="28"/>
-        </w:rPr>
-      </w:pPr>
-      <w:hyperlink w:anchor="_Toc10352" w:history="1">
-        <w:r>
-          <w:rPr>
-            <w:noProof/>
-            <w:szCs w:val="28"/>
-          </w:rPr>
-          <w:t xml:space="preserve">3.2.1 </w:t>
-        </w:r>
-        <w:r>
-          <w:rPr>
-            <w:rFonts w:hint="eastAsia"/>
-            <w:noProof/>
-            <w:szCs w:val="28"/>
-          </w:rPr>
-          <w:t>level II</w:t>
-        </w:r>
-        <w:r>
-          <w:rPr>
-            <w:rFonts w:hint="eastAsia"/>
-            <w:noProof/>
-            <w:szCs w:val="28"/>
-          </w:rPr>
-          <w:t>级检查</w:t>
-        </w:r>
-        <w:r>
-          <w:rPr>
-            <w:noProof/>
-            <w:szCs w:val="28"/>
-          </w:rPr>
-          <w:tab/>
-        </w:r>
-        <w:r>
-          <w:rPr>
-            <w:noProof/>
-            <w:szCs w:val="28"/>
-          </w:rPr>
-          <w:fldChar w:fldCharType="begin"/>
-        </w:r>
-        <w:r>
-          <w:rPr>
-            <w:noProof/>
-            <w:szCs w:val="28"/>
-          </w:rPr>
-          <w:instrText xml:space="preserve"> PAGEREF _Toc10352 \h </w:instrText>
-        </w:r>
-        <w:r>
-          <w:rPr>
-            <w:noProof/>
-            <w:szCs w:val="28"/>
-          </w:rPr>
-        </w:r>
-        <w:r>
-          <w:rPr>
-            <w:noProof/>
-            <w:szCs w:val="28"/>
-          </w:rPr>
-          <w:fldChar w:fldCharType="separate"/>
-        </w:r>
-        <w:r>
-          <w:rPr>
-            <w:noProof/>
-            <w:szCs w:val="28"/>
-          </w:rPr>
-          <w:t>9</w:t>
-        </w:r>
-        <w:r>
-          <w:rPr>
-            <w:noProof/>
-            <w:szCs w:val="28"/>
-          </w:rPr>
-          <w:fldChar w:fldCharType="end"/>
-        </w:r>
-      </w:hyperlink>
-    </w:p>
-    <w:p>
-      <w:pPr>
-        <w:pStyle w:val="TOC3"/>
-        <w:tabs>
-          <w:tab w:val="clear" w:pos="1320"/>
-          <w:tab w:val="clear" w:pos="8296"/>
-          <w:tab w:val="right" w:leader="dot" w:pos="8306"/>
-        </w:tabs>
-        <w:spacing w:after="0" w:line="300" w:lineRule="auto"/>
-        <w:rPr>
-          <w:noProof/>
-          <w:szCs w:val="28"/>
-        </w:rPr>
-      </w:pPr>
-      <w:hyperlink w:anchor="_Toc16867" w:history="1">
-        <w:r>
-          <w:rPr>
-            <w:noProof/>
-            <w:szCs w:val="28"/>
-          </w:rPr>
-          <w:t xml:space="preserve">3.2.2 </w:t>
-        </w:r>
-        <w:r>
-          <w:rPr>
-            <w:rFonts w:hint="eastAsia"/>
-            <w:noProof/>
-            <w:szCs w:val="28"/>
-          </w:rPr>
-          <w:t>level III</w:t>
-        </w:r>
-        <w:r>
-          <w:rPr>
-            <w:rFonts w:hint="eastAsia"/>
-            <w:noProof/>
-            <w:szCs w:val="28"/>
-          </w:rPr>
-          <w:t>级检查</w:t>
-        </w:r>
-        <w:r>
-          <w:rPr>
-            <w:noProof/>
-            <w:szCs w:val="28"/>
-          </w:rPr>
-          <w:tab/>
-        </w:r>
-        <w:r>
-          <w:rPr>
-            <w:noProof/>
-            <w:szCs w:val="28"/>
-          </w:rPr>
-          <w:fldChar w:fldCharType="begin"/>
-        </w:r>
-        <w:r>
-          <w:rPr>
-            <w:noProof/>
-            <w:szCs w:val="28"/>
-          </w:rPr>
-          <w:instrText xml:space="preserve"> PAGEREF _Toc16867 \h </w:instrText>
-        </w:r>
-        <w:r>
-          <w:rPr>
-            <w:noProof/>
-            <w:szCs w:val="28"/>
-          </w:rPr>
-        </w:r>
-        <w:r>
-          <w:rPr>
-            <w:noProof/>
-            <w:szCs w:val="28"/>
-          </w:rPr>
-          <w:fldChar w:fldCharType="separate"/>
-        </w:r>
-        <w:r>
-          <w:rPr>
-            <w:noProof/>
-            <w:szCs w:val="28"/>
-          </w:rPr>
-          <w:t>9</w:t>
-        </w:r>
-        <w:r>
-          <w:rPr>
-            <w:noProof/>
-            <w:szCs w:val="28"/>
-          </w:rPr>
-          <w:fldChar w:fldCharType="end"/>
-        </w:r>
-      </w:hyperlink>
-    </w:p>
-    <w:p>
-      <w:pPr>
-        <w:pStyle w:val="TOC3"/>
-        <w:tabs>
-          <w:tab w:val="clear" w:pos="1320"/>
-          <w:tab w:val="clear" w:pos="8296"/>
-          <w:tab w:val="right" w:leader="dot" w:pos="8306"/>
-        </w:tabs>
-        <w:spacing w:after="0" w:line="300" w:lineRule="auto"/>
-        <w:rPr>
-          <w:noProof/>
-          <w:szCs w:val="28"/>
-        </w:rPr>
-      </w:pPr>
-      <w:hyperlink w:anchor="_Toc9828" w:history="1">
-        <w:r>
-          <w:rPr>
-            <w:noProof/>
-            <w:szCs w:val="28"/>
-          </w:rPr>
-          <w:t xml:space="preserve">3.2.3 </w:t>
-        </w:r>
-        <w:r>
-          <w:rPr>
-            <w:rFonts w:hint="eastAsia"/>
-            <w:noProof/>
-            <w:szCs w:val="28"/>
-          </w:rPr>
-          <w:t>level IV</w:t>
-        </w:r>
-        <w:r>
-          <w:rPr>
-            <w:rFonts w:hint="eastAsia"/>
-            <w:noProof/>
-            <w:szCs w:val="28"/>
-          </w:rPr>
-          <w:t>级检查</w:t>
-        </w:r>
-        <w:r>
-          <w:rPr>
-            <w:noProof/>
-            <w:szCs w:val="28"/>
-          </w:rPr>
-          <w:tab/>
-        </w:r>
-        <w:r>
-          <w:rPr>
-            <w:noProof/>
-            <w:szCs w:val="28"/>
-          </w:rPr>
-          <w:fldChar w:fldCharType="begin"/>
-        </w:r>
-        <w:r>
-          <w:rPr>
-            <w:noProof/>
-            <w:szCs w:val="28"/>
-          </w:rPr>
-          <w:instrText xml:space="preserve"> PAGEREF _Toc9828 \h </w:instrText>
-        </w:r>
-        <w:r>
-          <w:rPr>
-            <w:noProof/>
-            <w:szCs w:val="28"/>
-          </w:rPr>
-        </w:r>
-        <w:r>
-          <w:rPr>
-            <w:noProof/>
-            <w:szCs w:val="28"/>
-          </w:rPr>
-          <w:fldChar w:fldCharType="separate"/>
-        </w:r>
-        <w:r>
-          <w:rPr>
-            <w:noProof/>
-            <w:szCs w:val="28"/>
-          </w:rPr>
-          <w:t>9</w:t>
-        </w:r>
-        <w:r>
-          <w:rPr>
-            <w:noProof/>
-            <w:szCs w:val="28"/>
-          </w:rPr>
-          <w:fldChar w:fldCharType="end"/>
-        </w:r>
-      </w:hyperlink>
-    </w:p>
-    <w:p>
-      <w:pPr>
-        <w:pStyle w:val="TOC1"/>
-        <w:tabs>
-          <w:tab w:val="right" w:leader="dot" w:pos="8306"/>
-        </w:tabs>
-        <w:spacing w:before="190" w:after="0" w:line="300" w:lineRule="auto"/>
-        <w:rPr>
-          <w:noProof/>
-          <w:szCs w:val="28"/>
-        </w:rPr>
-      </w:pPr>
-      <w:hyperlink w:anchor="_Toc8346" w:history="1">
-        <w:r>
-          <w:rPr>
-            <w:rFonts w:hint="eastAsia"/>
-            <w:noProof/>
-            <w:szCs w:val="28"/>
-          </w:rPr>
-          <w:t xml:space="preserve">4 </w:t>
-        </w:r>
-        <w:r>
-          <w:rPr>
-            <w:rFonts w:hint="eastAsia"/>
-            <w:noProof/>
-            <w:szCs w:val="28"/>
-          </w:rPr>
-          <w:t>检测计划与执行</w:t>
-        </w:r>
-        <w:r>
-          <w:rPr>
-            <w:noProof/>
-            <w:szCs w:val="28"/>
-          </w:rPr>
-          <w:tab/>
-        </w:r>
-        <w:r>
-          <w:rPr>
-            <w:noProof/>
-            <w:szCs w:val="28"/>
-          </w:rPr>
-          <w:fldChar w:fldCharType="begin"/>
-        </w:r>
-        <w:r>
-          <w:rPr>
-            <w:noProof/>
-            <w:szCs w:val="28"/>
-          </w:rPr>
-          <w:instrText xml:space="preserve"> PAGEREF _Toc8346 \h </w:instrText>
-        </w:r>
-        <w:r>
-          <w:rPr>
-            <w:noProof/>
-            <w:szCs w:val="28"/>
-          </w:rPr>
-        </w:r>
-        <w:r>
-          <w:rPr>
-            <w:noProof/>
-            <w:szCs w:val="28"/>
-          </w:rPr>
-          <w:fldChar w:fldCharType="separate"/>
-        </w:r>
-        <w:r>
-          <w:rPr>
-            <w:noProof/>
-            <w:szCs w:val="28"/>
-          </w:rPr>
-          <w:t>10</w:t>
-        </w:r>
-        <w:r>
-          <w:rPr>
-            <w:noProof/>
-            <w:szCs w:val="28"/>
-          </w:rPr>
-          <w:fldChar w:fldCharType="end"/>
-        </w:r>
-      </w:hyperlink>
-    </w:p>
-    <w:p>
-      <w:pPr>
-        <w:pStyle w:val="TOC1"/>
-        <w:tabs>
-          <w:tab w:val="right" w:leader="dot" w:pos="8306"/>
-        </w:tabs>
-        <w:spacing w:before="190" w:after="0" w:line="300" w:lineRule="auto"/>
-        <w:outlineLvl w:val="0"/>
-        <w:rPr>
-          <w:noProof/>
-          <w:szCs w:val="28"/>
-        </w:rPr>
-      </w:pPr>
-      <w:hyperlink w:anchor="_Toc8611" w:history="1">
-        <w:bookmarkStart w:id="0" w:name="_Toc228988244"/>
-        <w:r>
-          <w:rPr>
-            <w:rFonts w:hint="eastAsia"/>
-            <w:noProof/>
-            <w:szCs w:val="28"/>
-          </w:rPr>
-          <w:t>附件</w:t>
-        </w:r>
-        <w:r>
-          <w:rPr>
-            <w:rFonts w:hint="eastAsia"/>
-            <w:noProof/>
-            <w:szCs w:val="28"/>
-          </w:rPr>
-          <w:t xml:space="preserve">A </w:t>
-        </w:r>
-        <w:r>
-          <w:rPr>
-            <w:rFonts w:hint="eastAsia"/>
-            <w:noProof/>
-            <w:szCs w:val="28"/>
-          </w:rPr>
-          <w:t>节点风险等级计算表</w:t>
-        </w:r>
-        <w:r>
-          <w:rPr>
-            <w:noProof/>
-            <w:szCs w:val="28"/>
-          </w:rPr>
-          <w:tab/>
-        </w:r>
-        <w:r>
-          <w:rPr>
-            <w:noProof/>
-            <w:szCs w:val="28"/>
-          </w:rPr>
-          <w:fldChar w:fldCharType="begin"/>
-        </w:r>
-        <w:r>
-          <w:rPr>
-            <w:noProof/>
-            <w:szCs w:val="28"/>
-          </w:rPr>
-          <w:instrText xml:space="preserve"> PAGEREF _Toc8611 \h </w:instrText>
-        </w:r>
-        <w:r>
-          <w:rPr>
-            <w:noProof/>
-            <w:szCs w:val="28"/>
-          </w:rPr>
-        </w:r>
-        <w:r>
-          <w:rPr>
-            <w:noProof/>
-            <w:szCs w:val="28"/>
-          </w:rPr>
-          <w:fldChar w:fldCharType="separate"/>
-        </w:r>
-        <w:r>
-          <w:rPr>
-            <w:noProof/>
-            <w:szCs w:val="28"/>
-          </w:rPr>
-          <w:t>13</w:t>
-        </w:r>
-        <w:bookmarkEnd w:id="0"/>
-        <w:r>
-          <w:rPr>
-            <w:noProof/>
-            <w:szCs w:val="28"/>
-          </w:rPr>
-          <w:fldChar w:fldCharType="end"/>
-        </w:r>
-      </w:hyperlink>
-    </w:p>
-    <w:p>
-      <w:pPr>
-        <w:pStyle w:val="TOC1"/>
-        <w:tabs>
-          <w:tab w:val="right" w:leader="dot" w:pos="8306"/>
-        </w:tabs>
-        <w:spacing w:before="190" w:after="0" w:line="300" w:lineRule="auto"/>
-        <w:rPr>
-          <w:noProof/>
-          <w:szCs w:val="28"/>
-        </w:rPr>
-      </w:pPr>
-      <w:hyperlink w:anchor="_Toc29868" w:history="1">
-        <w:r>
-          <w:rPr>
-            <w:rFonts w:hint="eastAsia"/>
-            <w:noProof/>
-            <w:szCs w:val="28"/>
-          </w:rPr>
-          <w:t>附件</w:t>
-        </w:r>
-        <w:r>
-          <w:rPr>
-            <w:rFonts w:hint="eastAsia"/>
-            <w:noProof/>
-            <w:szCs w:val="28"/>
-          </w:rPr>
-          <w:t xml:space="preserve">B </w:t>
-        </w:r>
-        <w:r>
-          <w:rPr>
-            <w:rFonts w:hint="eastAsia"/>
-            <w:noProof/>
-            <w:szCs w:val="28"/>
-          </w:rPr>
-          <w:t>构件风险等级计算表</w:t>
-        </w:r>
-        <w:r>
-          <w:rPr>
-            <w:noProof/>
-            <w:szCs w:val="28"/>
-          </w:rPr>
-          <w:tab/>
-        </w:r>
-        <w:r>
-          <w:rPr>
-            <w:noProof/>
-            <w:szCs w:val="28"/>
-          </w:rPr>
-          <w:fldChar w:fldCharType="begin"/>
-        </w:r>
-        <w:r>
-          <w:rPr>
-            <w:noProof/>
-            <w:szCs w:val="28"/>
-          </w:rPr>
-          <w:instrText xml:space="preserve"> PAGEREF _Toc29868 \h </w:instrText>
-        </w:r>
-        <w:r>
-          <w:rPr>
-            <w:noProof/>
-            <w:szCs w:val="28"/>
-          </w:rPr>
-        </w:r>
-        <w:r>
-          <w:rPr>
-            <w:noProof/>
-            <w:szCs w:val="28"/>
-          </w:rPr>
-          <w:fldChar w:fldCharType="separate"/>
-        </w:r>
-        <w:r>
-          <w:rPr>
-            <w:noProof/>
-            <w:szCs w:val="28"/>
-          </w:rPr>
-          <w:t>14</w:t>
-        </w:r>
-        <w:r>
-          <w:rPr>
-            <w:noProof/>
-            <w:szCs w:val="28"/>
-          </w:rPr>
-          <w:fldChar w:fldCharType="end"/>
-        </w:r>
-      </w:hyperlink>
-    </w:p>
-    <w:p>
-      <w:pPr>
-        <w:pStyle w:val="TOC1"/>
-        <w:tabs>
-          <w:tab w:val="right" w:leader="dot" w:pos="8306"/>
-        </w:tabs>
-        <w:spacing w:before="190" w:after="0" w:line="300" w:lineRule="auto"/>
-        <w:rPr>
-          <w:noProof/>
-          <w:szCs w:val="28"/>
-        </w:rPr>
-      </w:pPr>
-      <w:hyperlink w:anchor="_Toc20431" w:history="1">
-        <w:r>
-          <w:rPr>
-            <w:rFonts w:hint="eastAsia"/>
-            <w:noProof/>
-            <w:szCs w:val="28"/>
-          </w:rPr>
-          <w:t>附件</w:t>
-        </w:r>
-        <w:r>
-          <w:rPr>
-            <w:rFonts w:hint="eastAsia"/>
-            <w:noProof/>
-            <w:szCs w:val="28"/>
-          </w:rPr>
-          <w:t xml:space="preserve">C </w:t>
-        </w:r>
-        <w:r>
-          <w:rPr>
-            <w:rFonts w:hint="eastAsia"/>
-            <w:noProof/>
-            <w:szCs w:val="28"/>
-          </w:rPr>
-          <w:t>平台检验计划的检验节点构件</w:t>
-        </w:r>
-        <w:r>
-          <w:rPr>
-            <w:noProof/>
-            <w:szCs w:val="28"/>
-          </w:rPr>
-          <w:tab/>
-        </w:r>
-        <w:r>
-          <w:rPr>
-            <w:noProof/>
-            <w:szCs w:val="28"/>
-          </w:rPr>
-          <w:fldChar w:fldCharType="begin"/>
-        </w:r>
-        <w:r>
-          <w:rPr>
-            <w:noProof/>
-            <w:szCs w:val="28"/>
-          </w:rPr>
-          <w:instrText xml:space="preserve"> PAGEREF _Toc20431 \h </w:instrText>
-        </w:r>
-        <w:r>
-          <w:rPr>
-            <w:noProof/>
-            <w:szCs w:val="28"/>
-          </w:rPr>
-        </w:r>
-        <w:r>
-          <w:rPr>
-            <w:noProof/>
-            <w:szCs w:val="28"/>
-          </w:rPr>
-          <w:fldChar w:fldCharType="separate"/>
-        </w:r>
-        <w:r>
-          <w:rPr>
-            <w:noProof/>
-            <w:szCs w:val="28"/>
-          </w:rPr>
-          <w:t>15</w:t>
-        </w:r>
-        <w:r>
-          <w:rPr>
-            <w:noProof/>
-            <w:szCs w:val="28"/>
-          </w:rPr>
-          <w:fldChar w:fldCharType="end"/>
-        </w:r>
-      </w:hyperlink>
-    </w:p>
-    <w:p>
-      <w:pPr>
-        <w:pStyle w:val="TOC2"/>
-        <w:tabs>
-          <w:tab w:val="right" w:leader="dot" w:pos="8306"/>
-        </w:tabs>
-        <w:spacing w:after="0" w:line="300" w:lineRule="auto"/>
-        <w:ind w:left="280"/>
-        <w:rPr>
-          <w:noProof/>
-          <w:szCs w:val="28"/>
-        </w:rPr>
-      </w:pPr>
-      <w:hyperlink w:anchor="_Toc32156" w:history="1">
-        <w:r>
-          <w:rPr>
-            <w:rFonts w:hint="eastAsia"/>
-            <w:noProof/>
-            <w:szCs w:val="28"/>
-          </w:rPr>
-          <w:t>附件</w:t>
-        </w:r>
-        <w:r>
-          <w:rPr>
-            <w:rFonts w:hint="eastAsia"/>
-            <w:noProof/>
-            <w:szCs w:val="28"/>
-          </w:rPr>
-          <w:t xml:space="preserve">C.1 </w:t>
-        </w:r>
-        <w:r>
-          <w:rPr>
-            <w:rFonts w:hint="eastAsia"/>
-            <w:noProof/>
-            <w:szCs w:val="28"/>
-          </w:rPr>
-          <w:t>服役第</w:t>
-        </w:r>
-        <w:r>
-          <w:rPr>
-            <w:rFonts w:hint="eastAsia"/>
-            <w:noProof/>
-            <w:szCs w:val="28"/>
-          </w:rPr>
-          <w:t>5</w:t>
-        </w:r>
-        <w:r>
-          <w:rPr>
-            <w:rFonts w:hint="eastAsia"/>
-            <w:noProof/>
-            <w:szCs w:val="28"/>
-          </w:rPr>
-          <w:t>年的检验节点构件位置</w:t>
-        </w:r>
-        <w:r>
-          <w:rPr>
-            <w:noProof/>
-            <w:szCs w:val="28"/>
-          </w:rPr>
-          <w:tab/>
-        </w:r>
-        <w:r>
-          <w:rPr>
-            <w:noProof/>
-            <w:szCs w:val="28"/>
-          </w:rPr>
-          <w:fldChar w:fldCharType="begin"/>
-        </w:r>
-        <w:r>
-          <w:rPr>
-            <w:noProof/>
-            <w:szCs w:val="28"/>
-          </w:rPr>
-          <w:instrText xml:space="preserve"> PAGEREF _Toc32156 \h </w:instrText>
-        </w:r>
-        <w:r>
-          <w:rPr>
-            <w:noProof/>
-            <w:szCs w:val="28"/>
-          </w:rPr>
-        </w:r>
-        <w:r>
-          <w:rPr>
-            <w:noProof/>
-            <w:szCs w:val="28"/>
-          </w:rPr>
-          <w:fldChar w:fldCharType="separate"/>
-        </w:r>
-        <w:r>
-          <w:rPr>
-            <w:noProof/>
-            <w:szCs w:val="28"/>
-          </w:rPr>
-          <w:t>15</w:t>
-        </w:r>
-        <w:r>
-          <w:rPr>
-            <w:noProof/>
-            <w:szCs w:val="28"/>
-          </w:rPr>
-          <w:fldChar w:fldCharType="end"/>
-        </w:r>
-      </w:hyperlink>
-    </w:p>
-    <w:p>
-      <w:pPr>
-        <w:pStyle w:val="TOC2"/>
-        <w:tabs>
-          <w:tab w:val="right" w:leader="dot" w:pos="8306"/>
-        </w:tabs>
-        <w:spacing w:after="0" w:line="300" w:lineRule="auto"/>
-        <w:ind w:left="280"/>
-        <w:rPr>
-          <w:noProof/>
-          <w:szCs w:val="28"/>
-        </w:rPr>
-      </w:pPr>
-      <w:hyperlink w:anchor="_Toc17094" w:history="1">
-        <w:r>
-          <w:rPr>
-            <w:rFonts w:hint="eastAsia"/>
-            <w:noProof/>
-            <w:szCs w:val="28"/>
-          </w:rPr>
-          <w:t>附件</w:t>
-        </w:r>
-        <w:r>
-          <w:rPr>
-            <w:rFonts w:hint="eastAsia"/>
-            <w:noProof/>
-            <w:szCs w:val="28"/>
-          </w:rPr>
-          <w:t xml:space="preserve">C.2 </w:t>
-        </w:r>
-        <w:r>
-          <w:rPr>
-            <w:rFonts w:hint="eastAsia"/>
-            <w:noProof/>
-            <w:szCs w:val="28"/>
-          </w:rPr>
-          <w:t>服役第</w:t>
-        </w:r>
-        <w:r>
-          <w:rPr>
-            <w:rFonts w:hint="eastAsia"/>
-            <w:noProof/>
-            <w:szCs w:val="28"/>
-          </w:rPr>
-          <w:t>10</w:t>
-        </w:r>
-        <w:r>
-          <w:rPr>
-            <w:rFonts w:hint="eastAsia"/>
-            <w:noProof/>
-            <w:szCs w:val="28"/>
-          </w:rPr>
-          <w:t>年的检验节点构件位置</w:t>
-        </w:r>
-        <w:r>
-          <w:rPr>
-            <w:noProof/>
-            <w:szCs w:val="28"/>
-          </w:rPr>
-          <w:tab/>
-        </w:r>
-        <w:r>
-          <w:rPr>
-            <w:noProof/>
-            <w:szCs w:val="28"/>
-          </w:rPr>
-          <w:fldChar w:fldCharType="begin"/>
-        </w:r>
-        <w:r>
-          <w:rPr>
-            <w:noProof/>
-            <w:szCs w:val="28"/>
-          </w:rPr>
-          <w:instrText xml:space="preserve"> PAGEREF _Toc17094 \h </w:instrText>
-        </w:r>
-        <w:r>
-          <w:rPr>
-            <w:noProof/>
-            <w:szCs w:val="28"/>
-          </w:rPr>
-        </w:r>
-        <w:r>
-          <w:rPr>
-            <w:noProof/>
-            <w:szCs w:val="28"/>
-          </w:rPr>
-          <w:fldChar w:fldCharType="separate"/>
-        </w:r>
-        <w:r>
-          <w:rPr>
-            <w:noProof/>
-            <w:szCs w:val="28"/>
-          </w:rPr>
-          <w:t>16</w:t>
-        </w:r>
-        <w:r>
-          <w:rPr>
-            <w:noProof/>
-            <w:szCs w:val="28"/>
-          </w:rPr>
-          <w:fldChar w:fldCharType="end"/>
-        </w:r>
-      </w:hyperlink>
-    </w:p>
-    <w:p>
-      <w:pPr>
-        <w:pStyle w:val="TOC2"/>
-        <w:tabs>
-          <w:tab w:val="right" w:leader="dot" w:pos="8306"/>
-        </w:tabs>
-        <w:spacing w:after="0" w:line="300" w:lineRule="auto"/>
-        <w:ind w:left="280"/>
-        <w:rPr>
-          <w:noProof/>
-          <w:szCs w:val="28"/>
-        </w:rPr>
-      </w:pPr>
-      <w:hyperlink w:anchor="_Toc8968" w:history="1">
-        <w:r>
-          <w:rPr>
-            <w:rFonts w:hint="eastAsia"/>
-            <w:noProof/>
-            <w:szCs w:val="28"/>
-          </w:rPr>
-          <w:t>附件</w:t>
-        </w:r>
-        <w:r>
-          <w:rPr>
-            <w:rFonts w:hint="eastAsia"/>
-            <w:noProof/>
-            <w:szCs w:val="28"/>
-          </w:rPr>
-          <w:t xml:space="preserve">C.3 </w:t>
-        </w:r>
-        <w:r>
-          <w:rPr>
-            <w:rFonts w:hint="eastAsia"/>
-            <w:noProof/>
-            <w:szCs w:val="28"/>
-          </w:rPr>
-          <w:t>服役第</w:t>
-        </w:r>
-        <w:r>
-          <w:rPr>
-            <w:rFonts w:hint="eastAsia"/>
-            <w:noProof/>
-            <w:szCs w:val="28"/>
-          </w:rPr>
-          <w:t>15</w:t>
-        </w:r>
-        <w:r>
-          <w:rPr>
-            <w:rFonts w:hint="eastAsia"/>
-            <w:noProof/>
-            <w:szCs w:val="28"/>
-          </w:rPr>
-          <w:t>年的检验节点构件位置</w:t>
-        </w:r>
-        <w:r>
-          <w:rPr>
-            <w:noProof/>
-            <w:szCs w:val="28"/>
-          </w:rPr>
-          <w:tab/>
-        </w:r>
-        <w:r>
-          <w:rPr>
-            <w:noProof/>
-            <w:szCs w:val="28"/>
-          </w:rPr>
-          <w:fldChar w:fldCharType="begin"/>
-        </w:r>
-        <w:r>
-          <w:rPr>
-            <w:noProof/>
-            <w:szCs w:val="28"/>
-          </w:rPr>
-          <w:instrText xml:space="preserve"> PAGEREF _Toc8968 \h </w:instrText>
-        </w:r>
-        <w:r>
-          <w:rPr>
-            <w:noProof/>
-            <w:szCs w:val="28"/>
-          </w:rPr>
-        </w:r>
-        <w:r>
-          <w:rPr>
-            <w:noProof/>
-            <w:szCs w:val="28"/>
-          </w:rPr>
-          <w:fldChar w:fldCharType="separate"/>
-        </w:r>
-        <w:r>
-          <w:rPr>
-            <w:noProof/>
-            <w:szCs w:val="28"/>
-          </w:rPr>
-          <w:t>17</w:t>
-        </w:r>
-        <w:r>
-          <w:rPr>
-            <w:noProof/>
-            <w:szCs w:val="28"/>
-          </w:rPr>
-          <w:fldChar w:fldCharType="end"/>
-        </w:r>
-      </w:hyperlink>
-    </w:p>
-    <w:p>
-      <w:pPr>
-        <w:pStyle w:val="TOC2"/>
-        <w:tabs>
-          <w:tab w:val="right" w:leader="dot" w:pos="8306"/>
-        </w:tabs>
-        <w:spacing w:after="0" w:line="300" w:lineRule="auto"/>
-        <w:ind w:left="280"/>
-        <w:rPr>
-          <w:noProof/>
-          <w:szCs w:val="28"/>
-        </w:rPr>
-      </w:pPr>
-      <w:hyperlink w:anchor="_Toc24754" w:history="1">
-        <w:r>
-          <w:rPr>
-            <w:rFonts w:hint="eastAsia"/>
-            <w:noProof/>
-            <w:szCs w:val="28"/>
-          </w:rPr>
-          <w:t>附件</w:t>
-        </w:r>
-        <w:r>
-          <w:rPr>
-            <w:rFonts w:hint="eastAsia"/>
-            <w:noProof/>
-            <w:szCs w:val="28"/>
-          </w:rPr>
-          <w:t xml:space="preserve">C.4 </w:t>
-        </w:r>
-        <w:r>
-          <w:rPr>
-            <w:rFonts w:hint="eastAsia"/>
-            <w:noProof/>
-            <w:szCs w:val="28"/>
-          </w:rPr>
-          <w:t>服役第</w:t>
-        </w:r>
-        <w:r>
-          <w:rPr>
-            <w:rFonts w:hint="eastAsia"/>
-            <w:noProof/>
-            <w:szCs w:val="28"/>
-          </w:rPr>
-          <w:t>20</w:t>
-        </w:r>
-        <w:r>
-          <w:rPr>
-            <w:rFonts w:hint="eastAsia"/>
-            <w:noProof/>
-            <w:szCs w:val="28"/>
-          </w:rPr>
-          <w:t>年的检验节点构件位置</w:t>
-        </w:r>
-        <w:r>
-          <w:rPr>
-            <w:noProof/>
-            <w:szCs w:val="28"/>
-          </w:rPr>
-          <w:tab/>
-        </w:r>
-        <w:r>
-          <w:rPr>
-            <w:noProof/>
-            <w:szCs w:val="28"/>
-          </w:rPr>
-          <w:fldChar w:fldCharType="begin"/>
-        </w:r>
-        <w:r>
-          <w:rPr>
-            <w:noProof/>
-            <w:szCs w:val="28"/>
-          </w:rPr>
-          <w:instrText xml:space="preserve"> PAGEREF _Toc24754 \h </w:instrText>
-        </w:r>
-        <w:r>
-          <w:rPr>
-            <w:noProof/>
-            <w:szCs w:val="28"/>
-          </w:rPr>
-        </w:r>
-        <w:r>
-          <w:rPr>
-            <w:noProof/>
-            <w:szCs w:val="28"/>
-          </w:rPr>
-          <w:fldChar w:fldCharType="separate"/>
-        </w:r>
-        <w:r>
-          <w:rPr>
-            <w:noProof/>
-            <w:szCs w:val="28"/>
-          </w:rPr>
-          <w:t>18</w:t>
-        </w:r>
-        <w:r>
-          <w:rPr>
-            <w:noProof/>
-            <w:szCs w:val="28"/>
-          </w:rPr>
-          <w:fldChar w:fldCharType="end"/>
-        </w:r>
-      </w:hyperlink>
-    </w:p>
-    <w:p>
-      <w:pPr>
-        <w:pStyle w:val="TOC2"/>
-        <w:tabs>
-          <w:tab w:val="right" w:leader="dot" w:pos="8306"/>
-        </w:tabs>
-        <w:spacing w:after="0" w:line="300" w:lineRule="auto"/>
-        <w:ind w:left="280"/>
-        <w:rPr>
-          <w:noProof/>
-          <w:szCs w:val="28"/>
-        </w:rPr>
-      </w:pPr>
-      <w:hyperlink w:anchor="_Toc851" w:history="1">
-        <w:r>
-          <w:rPr>
-            <w:rFonts w:hint="eastAsia"/>
-            <w:noProof/>
-            <w:szCs w:val="28"/>
-          </w:rPr>
-          <w:t>附件</w:t>
-        </w:r>
-        <w:r>
-          <w:rPr>
-            <w:rFonts w:hint="eastAsia"/>
-            <w:noProof/>
-            <w:szCs w:val="28"/>
-          </w:rPr>
-          <w:t>C.5</w:t>
-        </w:r>
-        <w:r>
-          <w:rPr>
-            <w:noProof/>
-            <w:szCs w:val="28"/>
-          </w:rPr>
-          <w:t xml:space="preserve"> </w:t>
-        </w:r>
-        <w:r>
-          <w:rPr>
-            <w:rFonts w:hint="eastAsia"/>
-            <w:noProof/>
-            <w:szCs w:val="28"/>
-          </w:rPr>
-          <w:t>服役第</w:t>
-        </w:r>
-        <w:r>
-          <w:rPr>
-            <w:rFonts w:hint="eastAsia"/>
-            <w:noProof/>
-            <w:szCs w:val="28"/>
-          </w:rPr>
-          <w:t>2</w:t>
-        </w:r>
-        <w:r>
-          <w:rPr>
-            <w:noProof/>
-            <w:szCs w:val="28"/>
-          </w:rPr>
-          <w:t>5</w:t>
-        </w:r>
-        <w:r>
-          <w:rPr>
-            <w:rFonts w:hint="eastAsia"/>
-            <w:noProof/>
-            <w:szCs w:val="28"/>
-          </w:rPr>
-          <w:t>年的检验节点构件位置</w:t>
-        </w:r>
-        <w:r>
-          <w:rPr>
-            <w:noProof/>
-            <w:szCs w:val="28"/>
-          </w:rPr>
-          <w:tab/>
-        </w:r>
-        <w:r>
-          <w:rPr>
-            <w:noProof/>
-            <w:szCs w:val="28"/>
-          </w:rPr>
-          <w:fldChar w:fldCharType="begin"/>
-        </w:r>
-        <w:r>
-          <w:rPr>
-            <w:noProof/>
-            <w:szCs w:val="28"/>
-          </w:rPr>
-          <w:instrText xml:space="preserve"> PAGEREF _Toc851 \h </w:instrText>
-        </w:r>
-        <w:r>
-          <w:rPr>
-            <w:noProof/>
-            <w:szCs w:val="28"/>
-          </w:rPr>
-        </w:r>
-        <w:r>
-          <w:rPr>
-            <w:noProof/>
-            <w:szCs w:val="28"/>
-          </w:rPr>
-          <w:fldChar w:fldCharType="separate"/>
-        </w:r>
-        <w:r>
-          <w:rPr>
-            <w:noProof/>
-            <w:szCs w:val="28"/>
-          </w:rPr>
-          <w:t>19</w:t>
-        </w:r>
-        <w:r>
-          <w:rPr>
-            <w:noProof/>
-            <w:szCs w:val="28"/>
-          </w:rPr>
-          <w:fldChar w:fldCharType="end"/>
-        </w:r>
-      </w:hyperlink>
-    </w:p>
-    <w:p>
-      <w:pPr>
-        <w:spacing w:after="0" w:line="300" w:lineRule="auto"/>
-        <w:ind w:firstLine="560"/>
-        <w:rPr>
-          <w:noProof/>
-        </w:rPr>
-      </w:pPr>
-    </w:p>
-    <w:p>
-      <w:pPr>
-        <w:spacing w:after="0" w:line="300" w:lineRule="auto"/>
-        <w:ind w:firstLine="560"/>
-        <w:rPr>
-          <w:noProof/>
-        </w:rPr>
-        <w:sectPr>
-          <w:headerReference w:type="default" r:id="rId14"/>
-          <w:footerReference w:type="default" r:id="rId15"/>
-          <w:pgSz w:w="11906" w:h="16838"/>
-          <w:pgMar w:top="1440" w:right="1800" w:bottom="1440" w:left="1800" w:header="850" w:footer="850" w:gutter="0"/>
-          <w:pgNumType w:start="1"/>
-          <w:cols w:space="425"/>
-          <w:docGrid w:type="lines" w:linePitch="381"/>
-        </w:sectPr>
-      </w:pPr>
-    </w:p>
-    <w:p>
-      <w:pPr>
-        <w:spacing w:after="0" w:line="300" w:lineRule="auto"/>
-        <w:ind w:firstLine="560"/>
-        <w:rPr>
-          <w:noProof/>
-        </w:rPr>
-      </w:pPr>
+      <w:r>
+        <w:rPr>
+          <w:rFonts w:eastAsia="宋体" w:cs="Times New Roman"/>
+          <w:sz w:val="24"/>
+        </w:rPr>
+        <w:t>本报告基于平台倒塌分析与疲劳分析的结果，分析平台构件与节点的失效概率，结合平台的暴露等级与构件节点的失效后果等级，评价构件和节点的风险等级</w:t>
+      </w:r>
+      <w:r>
+        <w:rPr>
+          <w:rFonts w:eastAsia="宋体" w:cs="Times New Roman"/>
+          <w:sz w:val="24"/>
+        </w:rPr>
+        <w:t>，</w:t>
+      </w:r>
+      <w:r>
+        <w:rPr>
+          <w:rFonts w:eastAsia="宋体" w:cs="Times New Roman"/>
+          <w:sz w:val="24"/>
+        </w:rPr>
+        <w:t>基于风险等级制定的优化检测策略。</w:t>
+      </w:r>
     </w:p>
     <w:p>
       <w:pPr>
@@ -5490,139 +3297,20 @@
           <w:ilvl w:val="0"/>
           <w:numId w:val="1"/>
         </w:numPr>
-        <w:spacing w:before="0" w:after="0" w:line="300" w:lineRule="auto"/>
         <w:rPr>
           <w:rFonts w:hint="eastAsia"/>
         </w:rPr>
       </w:pPr>
-      <w:r>
-        <w:rPr>
-          <w:rFonts w:asciiTheme="minorHAnsi" w:eastAsiaTheme="minorEastAsia" w:hAnsiTheme="minorHAnsi"/>
-          <w:kern w:val="2"/>
-          <w:sz w:val="28"/>
-          <w:szCs w:val="28"/>
-        </w:rPr>
-        <w:fldChar w:fldCharType="end"/>
-      </w:r>
-      <w:bookmarkStart w:id="1" w:name="_Toc23589"/>
-      <w:bookmarkStart w:id="2" w:name="_Toc228988245"/>
+      <w:bookmarkStart w:id="2" w:name="_Toc21909"/>
+      <w:bookmarkStart w:id="3" w:name="_Toc228988246"/>
       <w:r>
         <w:rPr>
           <w:rFonts w:hint="eastAsia"/>
         </w:rPr>
-        <w:t>概述</w:t>
-      </w:r>
-      <w:bookmarkEnd w:id="1"/>
+        <w:t>风险评级</w:t>
+      </w:r>
       <w:bookmarkEnd w:id="2"/>
-    </w:p>
-    <w:p>
-      <w:pPr>
-        <w:adjustRightInd w:val="0"/>
-        <w:spacing w:after="0" w:line="300" w:lineRule="auto"/>
-        <w:ind w:firstLine="560"/>
-        <w:rPr>
-          <w:rFonts w:eastAsia="宋体" w:cs="Times New Roman"/>
-          <w:sz w:val="24"/>
-        </w:rPr>
-      </w:pPr>
-      <w:r>
-        <w:t xml:space="preserve">{{ </w:t>
-      </w:r>
-      <w:proofErr w:type="spellStart"/>
-      <w:r>
-        <w:t>platform_name</w:t>
-      </w:r>
-      <w:proofErr w:type="spellEnd"/>
-      <w:r>
-        <w:t xml:space="preserve"> }}</w:t>
-      </w:r>
-      <w:r>
-        <w:t>平台位于</w:t>
-      </w:r>
-      <w:r>
-        <w:t xml:space="preserve">{{ </w:t>
-      </w:r>
-      <w:proofErr w:type="spellStart"/>
-      <w:r>
-        <w:t>oilfield_name</w:t>
-      </w:r>
-      <w:proofErr w:type="spellEnd"/>
-      <w:r>
-        <w:t xml:space="preserve"> }}</w:t>
-      </w:r>
-      <w:r>
-        <w:t>，水深为</w:t>
-      </w:r>
-      <w:r>
-        <w:t xml:space="preserve">{{ </w:t>
-      </w:r>
-      <w:proofErr w:type="spellStart"/>
-      <w:r>
-        <w:t>water_depth_m</w:t>
-      </w:r>
-      <w:proofErr w:type="spellEnd"/>
-      <w:r>
-        <w:t xml:space="preserve"> }} m</w:t>
-      </w:r>
-      <w:r>
-        <w:t>，为</w:t>
-      </w:r>
-      <w:r>
-        <w:t xml:space="preserve">{{ </w:t>
-      </w:r>
-      <w:proofErr w:type="spellStart"/>
-      <w:r>
-        <w:t>leg_count</w:t>
-      </w:r>
-      <w:proofErr w:type="spellEnd"/>
-      <w:r>
-        <w:t xml:space="preserve"> }}</w:t>
-      </w:r>
-      <w:r>
-        <w:t>腿</w:t>
-      </w:r>
-      <w:r>
-        <w:t xml:space="preserve">{{ </w:t>
-      </w:r>
-      <w:proofErr w:type="spellStart"/>
-      <w:r>
-        <w:t>platform_type</w:t>
-      </w:r>
-      <w:proofErr w:type="spellEnd"/>
-      <w:r>
-        <w:t xml:space="preserve"> }}</w:t>
-      </w:r>
-      <w:r>
-        <w:t>，于</w:t>
-      </w:r>
-      <w:r>
-        <w:t xml:space="preserve">{{ </w:t>
-      </w:r>
-      <w:proofErr w:type="spellStart"/>
-      <w:r>
-        <w:t>start_year</w:t>
-      </w:r>
-      <w:proofErr w:type="spellEnd"/>
-      <w:r>
-        <w:t xml:space="preserve"> }}</w:t>
-      </w:r>
-      <w:r>
-        <w:t>年安装并投产，平台原设计寿命</w:t>
-      </w:r>
-      <w:r>
-        <w:t xml:space="preserve">{{ </w:t>
-      </w:r>
-      <w:proofErr w:type="spellStart"/>
-      <w:r>
-        <w:t>design_life_years</w:t>
-      </w:r>
-      <w:proofErr w:type="spellEnd"/>
-      <w:r>
-        <w:t xml:space="preserve"> }}</w:t>
-      </w:r>
-      <w:r>
-        <w:t>年（数据来自平台的基本信息）。平台功能多，导管架结构复杂，有数百根构件和多个大型管节点，结构运维检测工作量很大。</w:t>
-      </w:r>
+      <w:bookmarkEnd w:id="3"/>
     </w:p>
     <w:p>
       <w:pPr>
@@ -5636,47 +3324,105 @@
       </w:pPr>
       <w:r>
         <w:rPr>
-          <w:rFonts w:eastAsia="宋体" w:cs="Times New Roman"/>
-          <w:sz w:val="24"/>
-        </w:rPr>
-        <w:t>本报告基于平台倒塌分析与疲劳分析的结果，分析平台构件与节点的失效概率，结合平台的暴露等级与构件节点的失效后果等级，评价构件和节点的风险等级</w:t>
-      </w:r>
-      <w:r>
-        <w:rPr>
-          <w:rFonts w:eastAsia="宋体" w:cs="Times New Roman"/>
-          <w:sz w:val="24"/>
-        </w:rPr>
-        <w:t>，</w:t>
-      </w:r>
-      <w:r>
-        <w:rPr>
-          <w:rFonts w:eastAsia="宋体" w:cs="Times New Roman"/>
-          <w:sz w:val="24"/>
-        </w:rPr>
-        <w:t>基于风险等级制定的优化检测策略。</w:t>
+          <w:rFonts w:eastAsia="宋体" w:cs="Times New Roman" w:hint="eastAsia"/>
+          <w:sz w:val="24"/>
+        </w:rPr>
+        <w:t>检测策略的制定时依据平台的风险等级确定的。风险等级</w:t>
+      </w:r>
+      <w:r>
+        <w:rPr>
+          <w:rFonts w:eastAsia="宋体" w:cs="Times New Roman" w:hint="eastAsia"/>
+          <w:sz w:val="24"/>
+        </w:rPr>
+        <w:t xml:space="preserve"> = </w:t>
+      </w:r>
+      <w:r>
+        <w:rPr>
+          <w:rFonts w:eastAsia="宋体" w:cs="Times New Roman" w:hint="eastAsia"/>
+          <w:sz w:val="24"/>
+        </w:rPr>
+        <w:t>失效后果</w:t>
+      </w:r>
+      <w:r>
+        <w:rPr>
+          <w:rFonts w:eastAsia="宋体" w:cs="Times New Roman" w:hint="eastAsia"/>
+          <w:sz w:val="24"/>
+        </w:rPr>
+        <w:t xml:space="preserve"> </w:t>
+      </w:r>
+      <w:r>
+        <w:rPr>
+          <w:rFonts w:eastAsia="宋体" w:cs="Times New Roman" w:hint="eastAsia"/>
+          <w:sz w:val="24"/>
+        </w:rPr>
+        <w:t>×</w:t>
+      </w:r>
+      <w:r>
+        <w:rPr>
+          <w:rFonts w:eastAsia="宋体" w:cs="Times New Roman" w:hint="eastAsia"/>
+          <w:sz w:val="24"/>
+        </w:rPr>
+        <w:t xml:space="preserve"> </w:t>
+      </w:r>
+      <w:r>
+        <w:rPr>
+          <w:rFonts w:eastAsia="宋体" w:cs="Times New Roman" w:hint="eastAsia"/>
+          <w:sz w:val="24"/>
+        </w:rPr>
+        <w:t>失效概率。检测周期根据导管架的总体风险制定，本</w:t>
+      </w:r>
+      <w:r>
+        <w:rPr>
+          <w:rFonts w:eastAsia="宋体" w:cs="Times New Roman" w:hint="eastAsia"/>
+          <w:sz w:val="24"/>
+        </w:rPr>
+        <w:t>报告</w:t>
+      </w:r>
+      <w:r>
+        <w:rPr>
+          <w:rFonts w:eastAsia="宋体" w:cs="Times New Roman" w:hint="eastAsia"/>
+          <w:sz w:val="24"/>
+        </w:rPr>
+        <w:t>只优化检测范围。导管架检测的范围包括构件和节点，检测内容包括外管检查、损伤、裂纹、腐蚀测厚等。</w:t>
       </w:r>
     </w:p>
     <w:p>
       <w:pPr>
-        <w:pStyle w:val="1"/>
-        <w:numPr>
-          <w:ilvl w:val="0"/>
-          <w:numId w:val="1"/>
-        </w:numPr>
+        <w:pStyle w:val="2"/>
+        <w:spacing w:before="190"/>
         <w:rPr>
           <w:rFonts w:hint="eastAsia"/>
         </w:rPr>
       </w:pPr>
-      <w:bookmarkStart w:id="3" w:name="_Toc21909"/>
-      <w:bookmarkStart w:id="4" w:name="_Toc228988246"/>
+      <w:bookmarkStart w:id="4" w:name="_Toc30636"/>
+      <w:bookmarkStart w:id="5" w:name="_Toc228988247"/>
       <w:r>
         <w:rPr>
           <w:rFonts w:hint="eastAsia"/>
         </w:rPr>
-        <w:t>风险评级</w:t>
-      </w:r>
-      <w:bookmarkEnd w:id="3"/>
+        <w:t>失效后果</w:t>
+      </w:r>
       <w:bookmarkEnd w:id="4"/>
+      <w:bookmarkEnd w:id="5"/>
+    </w:p>
+    <w:p>
+      <w:pPr>
+        <w:pStyle w:val="3"/>
+        <w:spacing w:before="190"/>
+        <w:rPr>
+          <w:rFonts w:hint="eastAsia"/>
+        </w:rPr>
+      </w:pPr>
+      <w:bookmarkStart w:id="6" w:name="_Toc12958"/>
+      <w:bookmarkStart w:id="7" w:name="_Toc228988248"/>
+      <w:r>
+        <w:rPr>
+          <w:rFonts w:hint="eastAsia"/>
+        </w:rPr>
+        <w:t>平台整体暴露等级</w:t>
+      </w:r>
+      <w:bookmarkEnd w:id="6"/>
+      <w:bookmarkEnd w:id="7"/>
     </w:p>
     <w:p>
       <w:pPr>
@@ -5690,86 +3436,46 @@
       </w:pPr>
       <w:r>
         <w:rPr>
-          <w:rFonts w:eastAsia="宋体" w:cs="Times New Roman" w:hint="eastAsia"/>
-          <w:sz w:val="24"/>
-        </w:rPr>
-        <w:t>检测策略的制定时依据平台的风险等级确定的。风险等级</w:t>
-      </w:r>
-      <w:r>
-        <w:rPr>
-          <w:rFonts w:eastAsia="宋体" w:cs="Times New Roman" w:hint="eastAsia"/>
-          <w:sz w:val="24"/>
-        </w:rPr>
-        <w:t xml:space="preserve"> = </w:t>
-      </w:r>
-      <w:r>
-        <w:rPr>
-          <w:rFonts w:eastAsia="宋体" w:cs="Times New Roman" w:hint="eastAsia"/>
-          <w:sz w:val="24"/>
-        </w:rPr>
-        <w:t>失效后果</w:t>
-      </w:r>
-      <w:r>
-        <w:rPr>
-          <w:rFonts w:eastAsia="宋体" w:cs="Times New Roman" w:hint="eastAsia"/>
-          <w:sz w:val="24"/>
-        </w:rPr>
-        <w:t xml:space="preserve"> </w:t>
-      </w:r>
-      <w:r>
-        <w:rPr>
-          <w:rFonts w:eastAsia="宋体" w:cs="Times New Roman" w:hint="eastAsia"/>
-          <w:sz w:val="24"/>
-        </w:rPr>
-        <w:t>×</w:t>
-      </w:r>
-      <w:r>
-        <w:rPr>
-          <w:rFonts w:eastAsia="宋体" w:cs="Times New Roman" w:hint="eastAsia"/>
-          <w:sz w:val="24"/>
-        </w:rPr>
-        <w:t xml:space="preserve"> </w:t>
-      </w:r>
-      <w:r>
-        <w:rPr>
-          <w:rFonts w:eastAsia="宋体" w:cs="Times New Roman" w:hint="eastAsia"/>
-          <w:sz w:val="24"/>
-        </w:rPr>
-        <w:t>失效概率。检测周期根据导管架的总体风险制定，本</w:t>
-      </w:r>
-      <w:r>
-        <w:rPr>
-          <w:rFonts w:eastAsia="宋体" w:cs="Times New Roman" w:hint="eastAsia"/>
-          <w:sz w:val="24"/>
-        </w:rPr>
-        <w:t>报告</w:t>
-      </w:r>
-      <w:r>
-        <w:rPr>
-          <w:rFonts w:eastAsia="宋体" w:cs="Times New Roman" w:hint="eastAsia"/>
-          <w:sz w:val="24"/>
-        </w:rPr>
-        <w:t>只优化检测范围。导管架检测的范围包括构件和节点，检测内容包括外管检查、损伤、裂纹、腐蚀测厚等。</w:t>
-      </w:r>
-    </w:p>
-    <w:p>
-      <w:pPr>
-        <w:pStyle w:val="2"/>
-        <w:spacing w:before="190"/>
-        <w:rPr>
-          <w:rFonts w:hint="eastAsia"/>
-        </w:rPr>
-      </w:pPr>
-      <w:bookmarkStart w:id="5" w:name="_Toc30636"/>
-      <w:bookmarkStart w:id="6" w:name="_Toc228988247"/>
-      <w:r>
-        <w:rPr>
-          <w:rFonts w:hint="eastAsia"/>
-        </w:rPr>
-        <w:t>失效后果</w:t>
-      </w:r>
-      <w:bookmarkEnd w:id="5"/>
-      <w:bookmarkEnd w:id="6"/>
+          <w:sz w:val="24"/>
+        </w:rPr>
+        <w:t>平台的生命安全等级为</w:t>
+      </w:r>
+      <w:r>
+        <w:rPr>
+          <w:sz w:val="24"/>
+        </w:rPr>
+        <w:t>{{ life_safety_level }}</w:t>
+      </w:r>
+      <w:r>
+        <w:rPr>
+          <w:sz w:val="24"/>
+        </w:rPr>
+        <w:t>，失效后果为</w:t>
+      </w:r>
+      <w:r>
+        <w:rPr>
+          <w:sz w:val="24"/>
+        </w:rPr>
+        <w:t>{{ failure_consequence_level }}</w:t>
+      </w:r>
+      <w:r>
+        <w:rPr>
+          <w:sz w:val="24"/>
+        </w:rPr>
+        <w:t>，平台的暴露等级为</w:t>
+      </w:r>
+      <w:r>
+        <w:rPr>
+          <w:sz w:val="24"/>
+        </w:rPr>
+        <w:t>{{ exposure_level }}</w:t>
+      </w:r>
+      <w:r>
+        <w:rPr>
+          <w:sz w:val="24"/>
+        </w:rPr>
+        <w:t>。</w:t>
+      </w:r>
     </w:p>
     <w:p>
       <w:pPr>
@@ -5779,142 +3485,92 @@
           <w:rFonts w:hint="eastAsia"/>
         </w:rPr>
       </w:pPr>
-      <w:bookmarkStart w:id="7" w:name="_Toc12958"/>
-      <w:bookmarkStart w:id="8" w:name="_Toc228988248"/>
+      <w:bookmarkStart w:id="8" w:name="_Toc30933"/>
+      <w:bookmarkStart w:id="9" w:name="_Toc228988249"/>
       <w:r>
         <w:rPr>
           <w:rFonts w:hint="eastAsia"/>
         </w:rPr>
-        <w:t>平台整体暴露等级</w:t>
-      </w:r>
-      <w:bookmarkEnd w:id="7"/>
+        <w:t>构件、节点失效后果</w:t>
+      </w:r>
       <w:bookmarkEnd w:id="8"/>
+      <w:bookmarkEnd w:id="9"/>
     </w:p>
     <w:p>
       <w:pPr>
         <w:adjustRightInd w:val="0"/>
         <w:spacing w:after="0" w:line="300" w:lineRule="auto"/>
-        <w:ind w:firstLine="560"/>
+        <w:ind w:firstLine="480"/>
         <w:rPr>
           <w:rFonts w:eastAsia="宋体" w:cs="Times New Roman"/>
           <w:sz w:val="24"/>
         </w:rPr>
       </w:pPr>
       <w:r>
-        <w:t>平台的生命安全等级为</w:t>
-      </w:r>
-      <w:r>
-        <w:t xml:space="preserve">{{ </w:t>
-      </w:r>
-      <w:proofErr w:type="spellStart"/>
-      <w:r>
-        <w:t>life_safety_level</w:t>
-      </w:r>
-      <w:proofErr w:type="spellEnd"/>
-      <w:r>
-        <w:t xml:space="preserve"> }}</w:t>
-      </w:r>
-      <w:r>
-        <w:t>，失效后果为</w:t>
-      </w:r>
-      <w:r>
-        <w:t xml:space="preserve">{{ </w:t>
-      </w:r>
-      <w:proofErr w:type="spellStart"/>
-      <w:r>
-        <w:t>failure_consequence_level</w:t>
-      </w:r>
-      <w:proofErr w:type="spellEnd"/>
-      <w:r>
-        <w:t xml:space="preserve"> }}</w:t>
-      </w:r>
-      <w:r>
-        <w:t>，平台的暴露等级为</w:t>
-      </w:r>
-      <w:r>
-        <w:t xml:space="preserve">{{ </w:t>
-      </w:r>
-      <w:proofErr w:type="spellStart"/>
-      <w:r>
-        <w:t>exposure_level</w:t>
-      </w:r>
-      <w:proofErr w:type="spellEnd"/>
-      <w:r>
-        <w:t xml:space="preserve"> }}</w:t>
-      </w:r>
-      <w:r>
-        <w:t>。（等级后果级别来自检测策略界面信息）</w:t>
-      </w:r>
-    </w:p>
-    <w:p>
-      <w:pPr>
-        <w:pStyle w:val="3"/>
-        <w:spacing w:before="190"/>
-        <w:rPr>
-          <w:rFonts w:hint="eastAsia"/>
-        </w:rPr>
-      </w:pPr>
-      <w:bookmarkStart w:id="9" w:name="_Toc30933"/>
-      <w:bookmarkStart w:id="10" w:name="_Toc228988249"/>
-      <w:r>
-        <w:rPr>
-          <w:rFonts w:hint="eastAsia"/>
-        </w:rPr>
-        <w:t>构件、节点失效后果</w:t>
-      </w:r>
-      <w:bookmarkEnd w:id="9"/>
-      <w:bookmarkEnd w:id="10"/>
-    </w:p>
-    <w:p>
-      <w:pPr>
-        <w:adjustRightInd w:val="0"/>
-        <w:spacing w:after="0" w:line="300" w:lineRule="auto"/>
-        <w:ind w:firstLine="560"/>
-        <w:rPr>
-          <w:rFonts w:eastAsia="宋体" w:cs="Times New Roman"/>
-          <w:sz w:val="24"/>
-        </w:rPr>
-      </w:pPr>
-      <w:r>
+        <w:rPr>
+          <w:sz w:val="24"/>
+        </w:rPr>
         <w:t>构件的失效后果应同时考虑两个因素：</w:t>
       </w:r>
       <w:r>
+        <w:rPr>
+          <w:sz w:val="24"/>
+        </w:rPr>
         <w:t>1</w:t>
       </w:r>
       <w:r>
+        <w:rPr>
+          <w:sz w:val="24"/>
+        </w:rPr>
         <w:t>）</w:t>
       </w:r>
       <w:r>
+        <w:rPr>
+          <w:sz w:val="24"/>
+        </w:rPr>
         <w:t xml:space="preserve"> </w:t>
       </w:r>
       <w:r>
+        <w:rPr>
+          <w:sz w:val="24"/>
+        </w:rPr>
         <w:t>构件、节点位置及其重要性；</w:t>
       </w:r>
       <w:r>
+        <w:rPr>
+          <w:sz w:val="24"/>
+        </w:rPr>
         <w:t>2</w:t>
       </w:r>
       <w:r>
+        <w:rPr>
+          <w:sz w:val="24"/>
+        </w:rPr>
         <w:t>）</w:t>
       </w:r>
       <w:r>
+        <w:rPr>
+          <w:sz w:val="24"/>
+        </w:rPr>
         <w:t xml:space="preserve"> </w:t>
       </w:r>
       <w:r>
+        <w:rPr>
+          <w:sz w:val="24"/>
+        </w:rPr>
         <w:t>平台的整体暴露等级。结合平台的暴露等级为</w:t>
       </w:r>
       <w:r>
-        <w:t xml:space="preserve">{{ </w:t>
-      </w:r>
-      <w:proofErr w:type="spellStart"/>
-      <w:r>
-        <w:t>exposure_level</w:t>
-      </w:r>
-      <w:proofErr w:type="spellEnd"/>
-      <w:r>
-        <w:t xml:space="preserve"> }}</w:t>
-      </w:r>
-      <w:r>
-        <w:t>（根据平台界面信息更新），根据构件、节点位置及其重要性确定的失效后果如下表所示。</w:t>
+        <w:rPr>
+          <w:sz w:val="24"/>
+        </w:rPr>
+        <w:t>{{ exposure_level }}</w:t>
+      </w:r>
+      <w:r>
+        <w:rPr>
+          <w:sz w:val="24"/>
+        </w:rPr>
+        <w:t>，根据构件、节点位置及其重要性确定的失效后果如下表所示。</w:t>
       </w:r>
     </w:p>
     <w:p>
@@ -5930,15 +3586,7 @@
         <w:t>（下面两个表格的失效后果类别根据平台暴露等级</w:t>
       </w:r>
       <w:r>
-        <w:t xml:space="preserve"> {{ </w:t>
-      </w:r>
-      <w:proofErr w:type="spellStart"/>
-      <w:r>
-        <w:t>exposure_level</w:t>
-      </w:r>
-      <w:proofErr w:type="spellEnd"/>
-      <w:r>
-        <w:t xml:space="preserve"> }} </w:t>
+        <w:t xml:space="preserve"> {{ exposure_level }} </w:t>
       </w:r>
       <w:r>
         <w:t>更新，</w:t>
@@ -6030,7 +3678,6 @@
           <w:rFonts w:cs="Times New Roman"/>
           <w:szCs w:val="24"/>
         </w:rPr>
-        <w:lastRenderedPageBreak/>
         <w:t>表</w:t>
       </w:r>
       <w:r>
@@ -6220,14 +3867,12 @@
                 <w:rFonts w:eastAsia="宋体" w:cs="Times New Roman"/>
               </w:rPr>
             </w:pPr>
-            <w:proofErr w:type="gramStart"/>
             <w:r>
               <w:rPr>
                 <w:rFonts w:eastAsia="宋体" w:cs="Times New Roman"/>
               </w:rPr>
               <w:t>主腿柱</w:t>
             </w:r>
-            <w:proofErr w:type="gramEnd"/>
           </w:p>
         </w:tc>
       </w:tr>
@@ -6356,6 +4001,7 @@
           <w:rFonts w:ascii="宋体" w:hAnsi="宋体" w:cs="宋体" w:hint="eastAsia"/>
           <w:szCs w:val="24"/>
         </w:rPr>
+        <w:lastRenderedPageBreak/>
         <w:t xml:space="preserve">表 </w:t>
       </w:r>
       <w:r>
@@ -6527,19 +4173,11 @@
                 <w:rFonts w:eastAsia="宋体" w:cs="Times New Roman"/>
               </w:rPr>
             </w:pPr>
-            <w:proofErr w:type="gramStart"/>
-            <w:r>
-              <w:rPr>
-                <w:rFonts w:eastAsia="宋体" w:cs="Times New Roman"/>
-              </w:rPr>
-              <w:t>主腿柱</w:t>
-            </w:r>
-            <w:proofErr w:type="gramEnd"/>
-            <w:r>
-              <w:rPr>
-                <w:rFonts w:eastAsia="宋体" w:cs="Times New Roman"/>
-              </w:rPr>
-              <w:t>节点</w:t>
+            <w:r>
+              <w:rPr>
+                <w:rFonts w:eastAsia="宋体" w:cs="Times New Roman"/>
+              </w:rPr>
+              <w:t>主腿柱节点</w:t>
             </w:r>
           </w:p>
         </w:tc>
@@ -6670,16 +4308,16 @@
           <w:rFonts w:hint="eastAsia"/>
         </w:rPr>
       </w:pPr>
-      <w:bookmarkStart w:id="11" w:name="_Toc28926"/>
-      <w:bookmarkStart w:id="12" w:name="_Toc228988250"/>
+      <w:bookmarkStart w:id="10" w:name="_Toc28926"/>
+      <w:bookmarkStart w:id="11" w:name="_Toc228988250"/>
       <w:r>
         <w:rPr>
           <w:rFonts w:hint="eastAsia"/>
         </w:rPr>
         <w:t>失效概率</w:t>
       </w:r>
+      <w:bookmarkEnd w:id="10"/>
       <w:bookmarkEnd w:id="11"/>
-      <w:bookmarkEnd w:id="12"/>
     </w:p>
     <w:p>
       <w:pPr>
@@ -6689,16 +4327,16 @@
           <w:rFonts w:hint="eastAsia"/>
         </w:rPr>
       </w:pPr>
-      <w:bookmarkStart w:id="13" w:name="_Toc22599"/>
-      <w:bookmarkStart w:id="14" w:name="_Toc228988251"/>
+      <w:bookmarkStart w:id="12" w:name="_Toc22599"/>
+      <w:bookmarkStart w:id="13" w:name="_Toc228988251"/>
       <w:r>
         <w:rPr>
           <w:rFonts w:hint="eastAsia"/>
         </w:rPr>
         <w:t>失效概率等级</w:t>
       </w:r>
+      <w:bookmarkEnd w:id="12"/>
       <w:bookmarkEnd w:id="13"/>
-      <w:bookmarkEnd w:id="14"/>
     </w:p>
     <w:p>
       <w:pPr>
@@ -6710,30 +4348,6 @@
           <w:sz w:val="24"/>
         </w:rPr>
       </w:pPr>
-      <w:r>
-        <w:rPr>
-          <w:rFonts w:eastAsia="宋体" w:cs="Times New Roman"/>
-          <w:color w:val="00B0F0"/>
-          <w:sz w:val="24"/>
-        </w:rPr>
-        <w:t>（</w:t>
-      </w:r>
-      <w:r>
-        <w:rPr>
-          <w:rFonts w:eastAsia="宋体" w:cs="Times New Roman" w:hint="eastAsia"/>
-          <w:color w:val="00B0F0"/>
-          <w:sz w:val="24"/>
-        </w:rPr>
-        <w:t>该部分内容内置</w:t>
-      </w:r>
-      <w:r>
-        <w:rPr>
-          <w:rFonts w:eastAsia="宋体" w:cs="Times New Roman"/>
-          <w:color w:val="00B0F0"/>
-          <w:sz w:val="24"/>
-        </w:rPr>
-        <w:t>）</w:t>
-      </w:r>
       <w:r>
         <w:rPr>
           <w:rFonts w:eastAsia="宋体" w:cs="Times New Roman" w:hint="eastAsia"/>
@@ -7913,18 +5527,17 @@
           <w:rFonts w:hint="eastAsia"/>
         </w:rPr>
       </w:pPr>
-      <w:bookmarkStart w:id="15" w:name="_Toc25230"/>
+      <w:bookmarkStart w:id="14" w:name="_Toc25230"/>
+      <w:bookmarkStart w:id="15" w:name="_Toc228988252"/>
       <w:bookmarkStart w:id="16" w:name="OLE_LINK9"/>
-      <w:bookmarkStart w:id="17" w:name="_Toc228988252"/>
       <w:r>
         <w:rPr>
           <w:rFonts w:hint="eastAsia"/>
         </w:rPr>
-        <w:lastRenderedPageBreak/>
         <w:t>疲劳失效概率</w:t>
       </w:r>
+      <w:bookmarkEnd w:id="14"/>
       <w:bookmarkEnd w:id="15"/>
-      <w:bookmarkEnd w:id="17"/>
     </w:p>
     <w:p>
       <w:pPr>
@@ -7936,7 +5549,7 @@
           <w:sz w:val="24"/>
         </w:rPr>
       </w:pPr>
-      <w:bookmarkStart w:id="18" w:name="OLE_LINK4"/>
+      <w:bookmarkStart w:id="17" w:name="OLE_LINK4"/>
       <w:bookmarkEnd w:id="16"/>
       <w:r>
         <w:rPr>
@@ -7945,38 +5558,7 @@
         </w:rPr>
         <w:t>疲劳失效概率参考《海洋平台结构碰撞损伤及可靠性与疲劳寿命评估研究》进行计算，其计算过程如下所示。</w:t>
       </w:r>
-      <w:bookmarkEnd w:id="18"/>
-    </w:p>
-    <w:p>
-      <w:pPr>
-        <w:pStyle w:val="a3"/>
-        <w:spacing w:beforeLines="50" w:before="190" w:afterLines="50" w:after="190" w:line="300" w:lineRule="auto"/>
-        <w:rPr>
-          <w:rFonts w:ascii="宋体" w:hAnsi="宋体" w:cs="宋体" w:hint="eastAsia"/>
-          <w:szCs w:val="24"/>
-        </w:rPr>
-      </w:pPr>
-      <w:r>
-        <w:rPr>
-          <w:rFonts w:cs="Times New Roman"/>
-          <w:color w:val="00B0F0"/>
-        </w:rPr>
-        <w:t>（</w:t>
-      </w:r>
-      <w:r>
-        <w:rPr>
-          <w:rFonts w:cs="Times New Roman" w:hint="eastAsia"/>
-          <w:color w:val="00B0F0"/>
-        </w:rPr>
-        <w:t>表格内容根据实际结果更新</w:t>
-      </w:r>
-      <w:r>
-        <w:rPr>
-          <w:rFonts w:cs="Times New Roman"/>
-          <w:color w:val="00B0F0"/>
-        </w:rPr>
-        <w:t>）</w:t>
-      </w:r>
+      <w:bookmarkEnd w:id="17"/>
     </w:p>
     <w:p>
       <w:pPr>
@@ -8103,6 +5685,7 @@
                 <w:rFonts w:hint="eastAsia"/>
                 <w:szCs w:val="22"/>
               </w:rPr>
+              <w:lastRenderedPageBreak/>
               <w:t>节点信息</w:t>
             </w:r>
           </w:p>
@@ -8339,7 +5922,6 @@
               </w:rPr>
               <w:t>失效概率</w:t>
             </w:r>
-            <w:proofErr w:type="spellStart"/>
             <w:r>
               <w:rPr>
                 <w:rFonts w:hint="eastAsia"/>
@@ -8347,7 +5929,6 @@
               </w:rPr>
               <w:t>Pf</w:t>
             </w:r>
-            <w:proofErr w:type="spellEnd"/>
           </w:p>
         </w:tc>
         <w:tc>
@@ -8456,7 +6037,6 @@
                 <w:szCs w:val="22"/>
               </w:rPr>
             </w:pPr>
-            <w:proofErr w:type="spellStart"/>
             <w:r>
               <w:rPr>
                 <w:rFonts w:hint="eastAsia"/>
@@ -8464,7 +6044,6 @@
               </w:rPr>
               <w:t>LegJoint</w:t>
             </w:r>
-            <w:proofErr w:type="spellEnd"/>
           </w:p>
         </w:tc>
         <w:tc>
@@ -8612,16 +6191,16 @@
           <w:rFonts w:hint="eastAsia"/>
         </w:rPr>
       </w:pPr>
-      <w:bookmarkStart w:id="19" w:name="_Toc13573"/>
-      <w:bookmarkStart w:id="20" w:name="_Toc228988253"/>
+      <w:bookmarkStart w:id="18" w:name="_Toc13573"/>
+      <w:bookmarkStart w:id="19" w:name="_Toc228988253"/>
       <w:r>
         <w:rPr>
           <w:rFonts w:hint="eastAsia"/>
         </w:rPr>
         <w:t>倒塌失效概率</w:t>
       </w:r>
+      <w:bookmarkEnd w:id="18"/>
       <w:bookmarkEnd w:id="19"/>
-      <w:bookmarkEnd w:id="20"/>
     </w:p>
     <w:p>
       <w:pPr>
@@ -8633,7 +6212,7 @@
           <w:sz w:val="24"/>
         </w:rPr>
       </w:pPr>
-      <w:bookmarkStart w:id="21" w:name="OLE_LINK3"/>
+      <w:bookmarkStart w:id="20" w:name="OLE_LINK3"/>
       <w:r>
         <w:rPr>
           <w:rFonts w:eastAsia="宋体" w:cs="Times New Roman" w:hint="eastAsia"/>
@@ -8726,38 +6305,7 @@
         <w:t>其计算过程如下所示。</w:t>
       </w:r>
     </w:p>
-    <w:bookmarkEnd w:id="21"/>
-    <w:p>
-      <w:pPr>
-        <w:pStyle w:val="a3"/>
-        <w:spacing w:beforeLines="50" w:before="190" w:afterLines="50" w:after="190" w:line="300" w:lineRule="auto"/>
-        <w:rPr>
-          <w:rFonts w:ascii="宋体" w:hAnsi="宋体" w:cs="宋体" w:hint="eastAsia"/>
-          <w:szCs w:val="24"/>
-        </w:rPr>
-      </w:pPr>
-      <w:r>
-        <w:rPr>
-          <w:rFonts w:cs="Times New Roman"/>
-          <w:color w:val="00B0F0"/>
-        </w:rPr>
-        <w:t>（</w:t>
-      </w:r>
-      <w:r>
-        <w:rPr>
-          <w:rFonts w:cs="Times New Roman" w:hint="eastAsia"/>
-          <w:color w:val="00B0F0"/>
-        </w:rPr>
-        <w:t>表格内容根据实际结果更新</w:t>
-      </w:r>
-      <w:r>
-        <w:rPr>
-          <w:rFonts w:cs="Times New Roman"/>
-          <w:color w:val="00B0F0"/>
-        </w:rPr>
-        <w:t>）</w:t>
-      </w:r>
-    </w:p>
+    <w:bookmarkEnd w:id="20"/>
     <w:p>
       <w:pPr>
         <w:pStyle w:val="a3"/>
@@ -9191,14 +6739,12 @@
               </w:rPr>
               <w:t>失效概率</w:t>
             </w:r>
-            <w:proofErr w:type="spellStart"/>
             <w:r>
               <w:rPr>
                 <w:rFonts w:eastAsia="宋体" w:cs="Times New Roman"/>
               </w:rPr>
               <w:t>Pf</w:t>
             </w:r>
-            <w:proofErr w:type="spellEnd"/>
           </w:p>
         </w:tc>
         <w:tc>
@@ -9852,14 +7398,12 @@
               </w:rPr>
               <w:t>失效概率</w:t>
             </w:r>
-            <w:proofErr w:type="spellStart"/>
             <w:r>
               <w:rPr>
                 <w:rFonts w:eastAsia="宋体" w:cs="Times New Roman"/>
               </w:rPr>
               <w:t>Pf</w:t>
             </w:r>
-            <w:proofErr w:type="spellEnd"/>
           </w:p>
         </w:tc>
         <w:tc>
@@ -10115,16 +7659,16 @@
           <w:rFonts w:hint="eastAsia"/>
         </w:rPr>
       </w:pPr>
-      <w:bookmarkStart w:id="22" w:name="_Toc5286"/>
-      <w:bookmarkStart w:id="23" w:name="_Toc228988254"/>
+      <w:bookmarkStart w:id="21" w:name="_Toc5286"/>
+      <w:bookmarkStart w:id="22" w:name="_Toc228988254"/>
       <w:r>
         <w:rPr>
           <w:rFonts w:hint="eastAsia"/>
         </w:rPr>
         <w:t>风险评级矩阵</w:t>
       </w:r>
+      <w:bookmarkEnd w:id="21"/>
       <w:bookmarkEnd w:id="22"/>
-      <w:bookmarkEnd w:id="23"/>
     </w:p>
     <w:p>
       <w:pPr>
@@ -10355,7 +7899,7 @@
                 <w:rFonts w:ascii="宋体" w:eastAsia="宋体" w:hAnsi="宋体" w:hint="eastAsia"/>
               </w:rPr>
             </w:pPr>
-            <w:bookmarkStart w:id="24" w:name="_Ref210832528"/>
+            <w:bookmarkStart w:id="23" w:name="_Ref210832528"/>
             <w:r>
               <w:rPr>
                 <w:rFonts w:ascii="宋体" w:eastAsia="宋体" w:hAnsi="宋体" w:hint="eastAsia"/>
@@ -10607,6 +8151,7 @@
               <w:rPr>
                 <w:rFonts w:ascii="宋体" w:eastAsia="宋体" w:hAnsi="宋体" w:hint="eastAsia"/>
               </w:rPr>
+              <w:lastRenderedPageBreak/>
               <w:t>5</w:t>
             </w:r>
           </w:p>
@@ -11388,7 +8933,6 @@
                 <w:rFonts w:ascii="宋体" w:eastAsia="宋体" w:hAnsi="宋体" w:hint="eastAsia"/>
               </w:rPr>
             </w:pPr>
-            <w:proofErr w:type="gramStart"/>
             <w:r>
               <w:rPr>
                 <w:rFonts w:ascii="宋体" w:eastAsia="宋体" w:hAnsi="宋体" w:hint="eastAsia"/>
@@ -11398,7 +8942,6 @@
               </w:rPr>
               <w:t>一</w:t>
             </w:r>
-            <w:proofErr w:type="gramEnd"/>
           </w:p>
         </w:tc>
       </w:tr>
@@ -11562,7 +9105,6 @@
                 <w:rFonts w:ascii="宋体" w:eastAsia="宋体" w:hAnsi="宋体" w:hint="eastAsia"/>
               </w:rPr>
             </w:pPr>
-            <w:proofErr w:type="gramStart"/>
             <w:r>
               <w:rPr>
                 <w:rFonts w:ascii="宋体" w:eastAsia="宋体" w:hAnsi="宋体" w:hint="eastAsia"/>
@@ -11572,7 +9114,6 @@
               </w:rPr>
               <w:t>一</w:t>
             </w:r>
-            <w:proofErr w:type="gramEnd"/>
           </w:p>
         </w:tc>
         <w:tc>
@@ -11598,7 +9139,6 @@
                 <w:rFonts w:ascii="宋体" w:eastAsia="宋体" w:hAnsi="宋体" w:hint="eastAsia"/>
               </w:rPr>
             </w:pPr>
-            <w:proofErr w:type="gramStart"/>
             <w:r>
               <w:rPr>
                 <w:rFonts w:ascii="宋体" w:eastAsia="宋体" w:hAnsi="宋体" w:hint="eastAsia"/>
@@ -11608,11 +9148,10 @@
               </w:rPr>
               <w:t>一</w:t>
             </w:r>
-            <w:proofErr w:type="gramEnd"/>
           </w:p>
         </w:tc>
       </w:tr>
-      <w:bookmarkEnd w:id="24"/>
+      <w:bookmarkEnd w:id="23"/>
     </w:tbl>
     <w:p>
       <w:pPr>
@@ -11972,88 +9511,57 @@
           <w:szCs w:val="24"/>
         </w:rPr>
       </w:pPr>
-      <w:bookmarkStart w:id="25" w:name="_Ref210833017"/>
-      <w:r>
-        <w:rPr>
-          <w:rFonts w:cs="Times New Roman"/>
-          <w:color w:val="00B0F0"/>
-        </w:rPr>
-        <w:t>（</w:t>
-      </w:r>
-      <w:r>
-        <w:rPr>
-          <w:rFonts w:cs="Times New Roman" w:hint="eastAsia"/>
-          <w:color w:val="00B0F0"/>
-        </w:rPr>
-        <w:t>表格内容根据实际结果更新</w:t>
-      </w:r>
-      <w:r>
-        <w:rPr>
-          <w:rFonts w:cs="Times New Roman"/>
-          <w:color w:val="00B0F0"/>
-        </w:rPr>
-        <w:t>）</w:t>
-      </w:r>
-    </w:p>
-    <w:p>
-      <w:pPr>
-        <w:pStyle w:val="a3"/>
-        <w:spacing w:beforeLines="50" w:before="190" w:afterLines="50" w:after="190" w:line="300" w:lineRule="auto"/>
+      <w:bookmarkStart w:id="24" w:name="_Ref210833017"/>
+      <w:r>
         <w:rPr>
           <w:rFonts w:ascii="宋体" w:hAnsi="宋体" w:cs="宋体" w:hint="eastAsia"/>
           <w:szCs w:val="24"/>
         </w:rPr>
-      </w:pPr>
+        <w:t xml:space="preserve">表 </w:t>
+      </w:r>
       <w:r>
         <w:rPr>
           <w:rFonts w:ascii="宋体" w:hAnsi="宋体" w:cs="宋体" w:hint="eastAsia"/>
           <w:szCs w:val="24"/>
         </w:rPr>
-        <w:t xml:space="preserve">表 </w:t>
+        <w:fldChar w:fldCharType="begin"/>
       </w:r>
       <w:r>
         <w:rPr>
           <w:rFonts w:ascii="宋体" w:hAnsi="宋体" w:cs="宋体" w:hint="eastAsia"/>
           <w:szCs w:val="24"/>
         </w:rPr>
-        <w:fldChar w:fldCharType="begin"/>
+        <w:instrText xml:space="preserve"> STYLEREF 1 \s </w:instrText>
       </w:r>
       <w:r>
         <w:rPr>
           <w:rFonts w:ascii="宋体" w:hAnsi="宋体" w:cs="宋体" w:hint="eastAsia"/>
           <w:szCs w:val="24"/>
         </w:rPr>
-        <w:instrText xml:space="preserve"> STYLEREF 1 \s </w:instrText>
+        <w:fldChar w:fldCharType="separate"/>
       </w:r>
       <w:r>
         <w:rPr>
           <w:rFonts w:ascii="宋体" w:hAnsi="宋体" w:cs="宋体" w:hint="eastAsia"/>
           <w:szCs w:val="24"/>
         </w:rPr>
-        <w:fldChar w:fldCharType="separate"/>
+        <w:t>2</w:t>
       </w:r>
       <w:r>
         <w:rPr>
           <w:rFonts w:ascii="宋体" w:hAnsi="宋体" w:cs="宋体" w:hint="eastAsia"/>
           <w:szCs w:val="24"/>
         </w:rPr>
-        <w:t>2</w:t>
+        <w:fldChar w:fldCharType="end"/>
       </w:r>
       <w:r>
         <w:rPr>
           <w:rFonts w:ascii="宋体" w:hAnsi="宋体" w:cs="宋体" w:hint="eastAsia"/>
           <w:szCs w:val="24"/>
         </w:rPr>
-        <w:fldChar w:fldCharType="end"/>
-      </w:r>
-      <w:r>
-        <w:rPr>
-          <w:rFonts w:ascii="宋体" w:hAnsi="宋体" w:cs="宋体" w:hint="eastAsia"/>
-          <w:szCs w:val="24"/>
-        </w:rPr>
         <w:noBreakHyphen/>
       </w:r>
-      <w:bookmarkEnd w:id="25"/>
+      <w:bookmarkEnd w:id="24"/>
       <w:r>
         <w:rPr>
           <w:rFonts w:ascii="宋体" w:hAnsi="宋体" w:cs="宋体" w:hint="eastAsia"/>
@@ -12430,7 +9938,6 @@
                 <w:szCs w:val="22"/>
               </w:rPr>
             </w:pPr>
-            <w:proofErr w:type="spellStart"/>
             <w:r>
               <w:rPr>
                 <w:rFonts w:hint="eastAsia"/>
@@ -12438,7 +9945,6 @@
               </w:rPr>
               <w:t>LegJoint</w:t>
             </w:r>
-            <w:proofErr w:type="spellEnd"/>
           </w:p>
         </w:tc>
         <w:tc>
@@ -12552,7 +10058,6 @@
                 <w:szCs w:val="22"/>
               </w:rPr>
             </w:pPr>
-            <w:proofErr w:type="gramStart"/>
             <w:r>
               <w:rPr>
                 <w:rFonts w:hint="eastAsia"/>
@@ -12560,7 +10065,6 @@
               </w:rPr>
               <w:t>一</w:t>
             </w:r>
-            <w:proofErr w:type="gramEnd"/>
           </w:p>
         </w:tc>
         <w:tc>
@@ -12611,7 +10115,7 @@
           <w:color w:val="00B0F0"/>
         </w:rPr>
       </w:pPr>
-      <w:bookmarkStart w:id="26" w:name="_Ref210896080"/>
+      <w:bookmarkStart w:id="25" w:name="_Ref210896080"/>
     </w:p>
     <w:p>
       <w:pPr>
@@ -12736,7 +10240,7 @@
         </w:rPr>
         <w:fldChar w:fldCharType="end"/>
       </w:r>
-      <w:bookmarkEnd w:id="26"/>
+      <w:bookmarkEnd w:id="25"/>
       <w:r>
         <w:rPr>
           <w:rFonts w:ascii="宋体" w:hAnsi="宋体" w:cs="宋体" w:hint="eastAsia"/>
@@ -12795,7 +10299,6 @@
               <w:rPr>
                 <w:rFonts w:eastAsia="宋体" w:cs="Times New Roman"/>
               </w:rPr>
-              <w:lastRenderedPageBreak/>
               <w:t>构件</w:t>
             </w:r>
           </w:p>
@@ -13473,7 +10976,6 @@
                 <w:szCs w:val="22"/>
               </w:rPr>
             </w:pPr>
-            <w:proofErr w:type="gramStart"/>
             <w:r>
               <w:rPr>
                 <w:rFonts w:hint="eastAsia"/>
@@ -13481,7 +10983,6 @@
               </w:rPr>
               <w:t>一</w:t>
             </w:r>
-            <w:proofErr w:type="gramEnd"/>
           </w:p>
         </w:tc>
         <w:tc>
@@ -13991,38 +11492,9 @@
     </w:p>
     <w:p>
       <w:pPr>
-        <w:spacing w:after="0" w:line="300" w:lineRule="auto"/>
-        <w:ind w:firstLineChars="0" w:firstLine="0"/>
-        <w:jc w:val="center"/>
-      </w:pPr>
-      <w:r>
-        <w:rPr>
-          <w:rFonts w:eastAsia="宋体" w:cs="Times New Roman"/>
-          <w:color w:val="00B0F0"/>
-          <w:sz w:val="24"/>
-        </w:rPr>
-        <w:t>（</w:t>
-      </w:r>
-      <w:r>
-        <w:rPr>
-          <w:rFonts w:cs="Times New Roman" w:hint="eastAsia"/>
-          <w:color w:val="00B0F0"/>
-        </w:rPr>
-        <w:t>表格内容根据实际结果更新</w:t>
-      </w:r>
-      <w:r>
-        <w:rPr>
-          <w:rFonts w:eastAsia="宋体" w:cs="Times New Roman"/>
-          <w:color w:val="00B0F0"/>
-          <w:sz w:val="24"/>
-        </w:rPr>
-        <w:t>）</w:t>
-      </w:r>
-    </w:p>
-    <w:p>
-      <w:pPr>
         <w:pStyle w:val="a3"/>
         <w:spacing w:beforeLines="50" w:before="190" w:afterLines="50" w:after="190" w:line="300" w:lineRule="auto"/>
+        <w:jc w:val="both"/>
         <w:rPr>
           <w:rFonts w:ascii="宋体" w:hAnsi="宋体" w:cs="宋体" w:hint="eastAsia"/>
           <w:szCs w:val="24"/>
@@ -14033,6 +11505,7 @@
           <w:rFonts w:ascii="宋体" w:hAnsi="宋体" w:cs="宋体" w:hint="eastAsia"/>
           <w:szCs w:val="24"/>
         </w:rPr>
+        <w:lastRenderedPageBreak/>
         <w:t xml:space="preserve">表 </w:t>
       </w:r>
       <w:r>
@@ -14193,14 +11666,12 @@
               <w:spacing w:after="0" w:line="300" w:lineRule="auto"/>
               <w:jc w:val="center"/>
             </w:pPr>
-            <w:proofErr w:type="gramStart"/>
             <w:r>
               <w:rPr>
                 <w:rFonts w:hint="eastAsia"/>
               </w:rPr>
               <w:t>一</w:t>
             </w:r>
-            <w:proofErr w:type="gramEnd"/>
           </w:p>
         </w:tc>
         <w:tc>
@@ -14751,14 +12222,12 @@
               <w:spacing w:after="0" w:line="300" w:lineRule="auto"/>
               <w:jc w:val="center"/>
             </w:pPr>
-            <w:proofErr w:type="gramStart"/>
             <w:r>
               <w:rPr>
                 <w:rFonts w:hint="eastAsia"/>
               </w:rPr>
               <w:t>一</w:t>
             </w:r>
-            <w:proofErr w:type="gramEnd"/>
           </w:p>
         </w:tc>
         <w:tc>
@@ -15309,14 +12778,12 @@
               <w:spacing w:after="0" w:line="300" w:lineRule="auto"/>
               <w:jc w:val="center"/>
             </w:pPr>
-            <w:proofErr w:type="gramStart"/>
             <w:r>
               <w:rPr>
                 <w:rFonts w:hint="eastAsia"/>
               </w:rPr>
               <w:t>一</w:t>
             </w:r>
-            <w:proofErr w:type="gramEnd"/>
           </w:p>
         </w:tc>
         <w:tc>
@@ -15867,14 +13334,12 @@
               <w:spacing w:after="0" w:line="300" w:lineRule="auto"/>
               <w:jc w:val="center"/>
             </w:pPr>
-            <w:proofErr w:type="gramStart"/>
             <w:r>
               <w:rPr>
                 <w:rFonts w:hint="eastAsia"/>
               </w:rPr>
               <w:t>一</w:t>
             </w:r>
-            <w:proofErr w:type="gramEnd"/>
           </w:p>
         </w:tc>
         <w:tc>
@@ -16425,14 +13890,12 @@
               <w:spacing w:after="0" w:line="300" w:lineRule="auto"/>
               <w:jc w:val="center"/>
             </w:pPr>
-            <w:proofErr w:type="gramStart"/>
             <w:r>
               <w:rPr>
                 <w:rFonts w:hint="eastAsia"/>
               </w:rPr>
               <w:t>一</w:t>
             </w:r>
-            <w:proofErr w:type="gramEnd"/>
           </w:p>
         </w:tc>
         <w:tc>
@@ -16744,7 +14207,6 @@
               <w:rPr>
                 <w:rFonts w:hint="eastAsia"/>
               </w:rPr>
-              <w:lastRenderedPageBreak/>
               <w:t>占比</w:t>
             </w:r>
           </w:p>
@@ -16984,14 +14446,12 @@
               <w:spacing w:after="0" w:line="300" w:lineRule="auto"/>
               <w:jc w:val="center"/>
             </w:pPr>
-            <w:proofErr w:type="gramStart"/>
             <w:r>
               <w:rPr>
                 <w:rFonts w:hint="eastAsia"/>
               </w:rPr>
               <w:t>一</w:t>
             </w:r>
-            <w:proofErr w:type="gramEnd"/>
           </w:p>
         </w:tc>
         <w:tc>
@@ -17479,8 +14939,8 @@
           <w:rFonts w:hint="eastAsia"/>
         </w:rPr>
       </w:pPr>
-      <w:bookmarkStart w:id="27" w:name="_Toc12258"/>
-      <w:bookmarkStart w:id="28" w:name="_Toc228988255"/>
+      <w:bookmarkStart w:id="26" w:name="_Toc12258"/>
+      <w:bookmarkStart w:id="27" w:name="_Toc228988255"/>
       <w:r>
         <w:rPr>
           <w:rFonts w:hint="eastAsia"/>
@@ -17488,8 +14948,8 @@
         <w:lastRenderedPageBreak/>
         <w:t>检测策略</w:t>
       </w:r>
+      <w:bookmarkEnd w:id="26"/>
       <w:bookmarkEnd w:id="27"/>
-      <w:bookmarkEnd w:id="28"/>
     </w:p>
     <w:p>
       <w:pPr>
@@ -17499,16 +14959,16 @@
           <w:rFonts w:hint="eastAsia"/>
         </w:rPr>
       </w:pPr>
-      <w:bookmarkStart w:id="29" w:name="_Toc12870"/>
-      <w:bookmarkStart w:id="30" w:name="_Toc228988256"/>
+      <w:bookmarkStart w:id="28" w:name="_Toc12870"/>
+      <w:bookmarkStart w:id="29" w:name="_Toc228988256"/>
       <w:r>
         <w:rPr>
           <w:rFonts w:hint="eastAsia"/>
         </w:rPr>
         <w:t>检测手段</w:t>
       </w:r>
+      <w:bookmarkEnd w:id="28"/>
       <w:bookmarkEnd w:id="29"/>
-      <w:bookmarkEnd w:id="30"/>
     </w:p>
     <w:p>
       <w:pPr>
@@ -17966,7 +15426,7 @@
           <w:rFonts w:eastAsia="宋体"/>
         </w:rPr>
         <w:sectPr>
-          <w:footerReference w:type="default" r:id="rId16"/>
+          <w:footerReference w:type="default" r:id="rId14"/>
           <w:pgSz w:w="11906" w:h="16838"/>
           <w:pgMar w:top="1440" w:right="1800" w:bottom="1440" w:left="1800" w:header="850" w:footer="850" w:gutter="0"/>
           <w:pgNumType w:start="1"/>
@@ -19913,16 +17373,16 @@
           <w:rFonts w:hint="eastAsia"/>
         </w:rPr>
       </w:pPr>
-      <w:bookmarkStart w:id="31" w:name="_Toc26502"/>
-      <w:bookmarkStart w:id="32" w:name="_Toc228988257"/>
+      <w:bookmarkStart w:id="30" w:name="_Toc26502"/>
+      <w:bookmarkStart w:id="31" w:name="_Toc228988257"/>
       <w:r>
         <w:rPr>
           <w:rFonts w:hint="eastAsia"/>
         </w:rPr>
         <w:t>导管架水下检测范围</w:t>
       </w:r>
+      <w:bookmarkEnd w:id="30"/>
       <w:bookmarkEnd w:id="31"/>
-      <w:bookmarkEnd w:id="32"/>
     </w:p>
     <w:p>
       <w:pPr>
@@ -19936,48 +17396,6 @@
       <w:r>
         <w:rPr>
           <w:rFonts w:eastAsia="宋体" w:cs="Times New Roman"/>
-          <w:color w:val="00B0F0"/>
-          <w:sz w:val="24"/>
-        </w:rPr>
-        <w:t>（</w:t>
-      </w:r>
-      <w:proofErr w:type="gramStart"/>
-      <w:r>
-        <w:rPr>
-          <w:rFonts w:cs="Times New Roman" w:hint="eastAsia"/>
-          <w:color w:val="00B0F0"/>
-        </w:rPr>
-        <w:t>表该部分</w:t>
-      </w:r>
-      <w:proofErr w:type="gramEnd"/>
-      <w:r>
-        <w:rPr>
-          <w:rFonts w:cs="Times New Roman" w:hint="eastAsia"/>
-          <w:color w:val="00B0F0"/>
-        </w:rPr>
-        <w:t>内容内置</w:t>
-      </w:r>
-      <w:r>
-        <w:rPr>
-          <w:rFonts w:eastAsia="宋体" w:cs="Times New Roman"/>
-          <w:color w:val="00B0F0"/>
-          <w:sz w:val="24"/>
-        </w:rPr>
-        <w:t>）</w:t>
-      </w:r>
-    </w:p>
-    <w:p>
-      <w:pPr>
-        <w:spacing w:after="0" w:line="300" w:lineRule="auto"/>
-        <w:ind w:firstLine="480"/>
-        <w:rPr>
-          <w:rFonts w:eastAsia="宋体" w:cs="Times New Roman"/>
-          <w:sz w:val="24"/>
-        </w:rPr>
-      </w:pPr>
-      <w:r>
-        <w:rPr>
-          <w:rFonts w:eastAsia="宋体" w:cs="Times New Roman"/>
           <w:sz w:val="24"/>
         </w:rPr>
         <w:t>平台检测范围的确定主要参考</w:t>
@@ -20019,16 +17437,16 @@
           <w:rFonts w:hint="eastAsia"/>
         </w:rPr>
       </w:pPr>
-      <w:bookmarkStart w:id="33" w:name="_Toc10352"/>
-      <w:bookmarkStart w:id="34" w:name="_Toc228988258"/>
+      <w:bookmarkStart w:id="32" w:name="_Toc10352"/>
+      <w:bookmarkStart w:id="33" w:name="_Toc228988258"/>
       <w:r>
         <w:rPr>
           <w:rFonts w:hint="eastAsia"/>
         </w:rPr>
         <w:t>level II级检查</w:t>
       </w:r>
+      <w:bookmarkEnd w:id="32"/>
       <w:bookmarkEnd w:id="33"/>
-      <w:bookmarkEnd w:id="34"/>
     </w:p>
     <w:p>
       <w:pPr>
@@ -20284,16 +17702,16 @@
           <w:rFonts w:hint="eastAsia"/>
         </w:rPr>
       </w:pPr>
-      <w:bookmarkStart w:id="35" w:name="_Toc16867"/>
-      <w:bookmarkStart w:id="36" w:name="_Toc228988259"/>
+      <w:bookmarkStart w:id="34" w:name="_Toc16867"/>
+      <w:bookmarkStart w:id="35" w:name="_Toc228988259"/>
       <w:r>
         <w:rPr>
           <w:rFonts w:hint="eastAsia"/>
         </w:rPr>
         <w:t>level III级检查</w:t>
       </w:r>
+      <w:bookmarkEnd w:id="34"/>
       <w:bookmarkEnd w:id="35"/>
-      <w:bookmarkEnd w:id="36"/>
     </w:p>
     <w:p>
       <w:pPr>
@@ -20425,16 +17843,16 @@
           <w:rFonts w:hint="eastAsia"/>
         </w:rPr>
       </w:pPr>
-      <w:bookmarkStart w:id="37" w:name="_Toc9828"/>
-      <w:bookmarkStart w:id="38" w:name="_Toc228988260"/>
+      <w:bookmarkStart w:id="36" w:name="_Toc9828"/>
+      <w:bookmarkStart w:id="37" w:name="_Toc228988260"/>
       <w:r>
         <w:rPr>
           <w:rFonts w:hint="eastAsia"/>
         </w:rPr>
         <w:t>level IV级检查</w:t>
       </w:r>
+      <w:bookmarkEnd w:id="36"/>
       <w:bookmarkEnd w:id="37"/>
-      <w:bookmarkEnd w:id="38"/>
     </w:p>
     <w:p>
       <w:pPr>
@@ -20549,8 +17967,8 @@
           <w:rFonts w:hint="eastAsia"/>
         </w:rPr>
       </w:pPr>
-      <w:bookmarkStart w:id="39" w:name="_Toc8346"/>
-      <w:bookmarkStart w:id="40" w:name="_Toc228988261"/>
+      <w:bookmarkStart w:id="38" w:name="_Toc8346"/>
+      <w:bookmarkStart w:id="39" w:name="_Toc228988261"/>
       <w:r>
         <w:rPr>
           <w:rFonts w:hint="eastAsia"/>
@@ -20558,8 +17976,8 @@
         <w:lastRenderedPageBreak/>
         <w:t>检测计划与执行</w:t>
       </w:r>
+      <w:bookmarkEnd w:id="38"/>
       <w:bookmarkEnd w:id="39"/>
-      <w:bookmarkEnd w:id="40"/>
     </w:p>
     <w:p>
       <w:pPr>
@@ -20820,45 +18238,11 @@
       <w:pPr>
         <w:spacing w:beforeLines="50" w:before="156" w:afterLines="50" w:after="156" w:line="300" w:lineRule="auto"/>
         <w:ind w:firstLineChars="0" w:firstLine="0"/>
-        <w:jc w:val="center"/>
         <w:rPr>
           <w:sz w:val="24"/>
         </w:rPr>
       </w:pPr>
-      <w:bookmarkStart w:id="41" w:name="_Ref24535"/>
-      <w:r>
-        <w:rPr>
-          <w:rFonts w:eastAsia="宋体" w:cs="Times New Roman"/>
-          <w:color w:val="00B0F0"/>
-          <w:sz w:val="24"/>
-        </w:rPr>
-        <w:t>（</w:t>
-      </w:r>
-      <w:r>
-        <w:rPr>
-          <w:rFonts w:cs="Times New Roman" w:hint="eastAsia"/>
-          <w:color w:val="00B0F0"/>
-        </w:rPr>
-        <w:t>表格内容根据实际结果更新</w:t>
-      </w:r>
-      <w:r>
-        <w:rPr>
-          <w:rFonts w:eastAsia="宋体" w:cs="Times New Roman"/>
-          <w:color w:val="00B0F0"/>
-          <w:sz w:val="24"/>
-        </w:rPr>
-        <w:t>）</w:t>
-      </w:r>
-    </w:p>
-    <w:p>
-      <w:pPr>
-        <w:spacing w:beforeLines="50" w:before="156" w:afterLines="50" w:after="156" w:line="300" w:lineRule="auto"/>
-        <w:ind w:firstLineChars="0" w:firstLine="0"/>
-        <w:jc w:val="center"/>
-        <w:rPr>
-          <w:sz w:val="24"/>
-        </w:rPr>
-      </w:pPr>
+      <w:bookmarkStart w:id="40" w:name="_Ref24535"/>
       <w:r>
         <w:rPr>
           <w:rFonts w:hint="eastAsia"/>
@@ -20979,7 +18363,7 @@
         </w:rPr>
         <w:fldChar w:fldCharType="end"/>
       </w:r>
-      <w:bookmarkEnd w:id="41"/>
+      <w:bookmarkEnd w:id="40"/>
       <w:r>
         <w:rPr>
           <w:rFonts w:hint="eastAsia"/>
@@ -21026,7 +18410,7 @@
               <w:spacing w:after="0" w:line="300" w:lineRule="auto"/>
               <w:jc w:val="center"/>
             </w:pPr>
-            <w:bookmarkStart w:id="42" w:name="OLE_LINK1"/>
+            <w:bookmarkStart w:id="41" w:name="OLE_LINK1"/>
             <w:r>
               <w:rPr>
                 <w:rFonts w:hint="eastAsia"/>
@@ -21218,14 +18602,12 @@
               <w:spacing w:after="0" w:line="300" w:lineRule="auto"/>
               <w:jc w:val="center"/>
             </w:pPr>
-            <w:proofErr w:type="gramStart"/>
             <w:r>
               <w:rPr>
                 <w:rFonts w:hint="eastAsia"/>
               </w:rPr>
               <w:t>一</w:t>
             </w:r>
-            <w:proofErr w:type="gramEnd"/>
           </w:p>
         </w:tc>
         <w:tc>
@@ -21334,7 +18716,7 @@
         </w:tc>
       </w:tr>
     </w:tbl>
-    <w:bookmarkEnd w:id="42"/>
+    <w:bookmarkEnd w:id="41"/>
     <w:p>
       <w:pPr>
         <w:spacing w:beforeLines="50" w:before="156" w:afterLines="50" w:after="156" w:line="300" w:lineRule="auto"/>
@@ -21709,14 +19091,12 @@
                 <w:rFonts w:eastAsia="宋体" w:cs="Times New Roman"/>
               </w:rPr>
             </w:pPr>
-            <w:proofErr w:type="gramStart"/>
             <w:r>
               <w:rPr>
                 <w:rFonts w:eastAsia="宋体" w:cs="Times New Roman"/>
               </w:rPr>
               <w:t>一</w:t>
             </w:r>
-            <w:proofErr w:type="gramEnd"/>
           </w:p>
         </w:tc>
         <w:tc>
@@ -22655,14 +20035,12 @@
                 <w:rFonts w:eastAsia="宋体" w:cs="Times New Roman"/>
               </w:rPr>
             </w:pPr>
-            <w:proofErr w:type="gramStart"/>
             <w:r>
               <w:rPr>
                 <w:rFonts w:eastAsia="宋体" w:cs="Times New Roman"/>
               </w:rPr>
               <w:t>一</w:t>
             </w:r>
-            <w:proofErr w:type="gramEnd"/>
           </w:p>
         </w:tc>
         <w:tc>
@@ -23601,14 +20979,12 @@
                 <w:rFonts w:eastAsia="宋体" w:cs="Times New Roman"/>
               </w:rPr>
             </w:pPr>
-            <w:proofErr w:type="gramStart"/>
             <w:r>
               <w:rPr>
                 <w:rFonts w:eastAsia="宋体" w:cs="Times New Roman"/>
               </w:rPr>
               <w:t>一</w:t>
             </w:r>
-            <w:proofErr w:type="gramEnd"/>
           </w:p>
         </w:tc>
         <w:tc>
@@ -23733,7 +21109,6 @@
               <w:rPr>
                 <w:rFonts w:eastAsia="宋体" w:cs="Times New Roman"/>
               </w:rPr>
-              <w:lastRenderedPageBreak/>
               <w:t>二</w:t>
             </w:r>
           </w:p>
@@ -23986,6 +21361,7 @@
               <w:rPr>
                 <w:rFonts w:eastAsia="宋体" w:cs="Times New Roman"/>
               </w:rPr>
+              <w:lastRenderedPageBreak/>
               <w:t>四</w:t>
             </w:r>
           </w:p>
@@ -24548,14 +21924,12 @@
                 <w:rFonts w:eastAsia="宋体" w:cs="Times New Roman"/>
               </w:rPr>
             </w:pPr>
-            <w:proofErr w:type="gramStart"/>
             <w:r>
               <w:rPr>
                 <w:rFonts w:eastAsia="宋体" w:cs="Times New Roman"/>
               </w:rPr>
               <w:t>一</w:t>
             </w:r>
-            <w:proofErr w:type="gramEnd"/>
           </w:p>
         </w:tc>
         <w:tc>
@@ -25494,14 +22868,12 @@
                 <w:rFonts w:eastAsia="宋体" w:cs="Times New Roman"/>
               </w:rPr>
             </w:pPr>
-            <w:proofErr w:type="gramStart"/>
             <w:r>
               <w:rPr>
                 <w:rFonts w:eastAsia="宋体" w:cs="Times New Roman"/>
               </w:rPr>
               <w:t>一</w:t>
             </w:r>
-            <w:proofErr w:type="gramEnd"/>
           </w:p>
         </w:tc>
         <w:tc>
@@ -26246,7 +23618,7 @@
           <w:sz w:val="24"/>
         </w:rPr>
       </w:pPr>
-      <w:bookmarkStart w:id="43" w:name="_Ref212232933"/>
+      <w:bookmarkStart w:id="42" w:name="_Ref212232933"/>
       <w:r>
         <w:rPr>
           <w:rFonts w:hint="eastAsia"/>
@@ -26352,7 +23724,7 @@
         </w:rPr>
         <w:fldChar w:fldCharType="end"/>
       </w:r>
-      <w:bookmarkEnd w:id="43"/>
+      <w:bookmarkEnd w:id="42"/>
       <w:r>
         <w:rPr>
           <w:rFonts w:hint="eastAsia"/>
@@ -26455,14 +23827,12 @@
               <w:spacing w:after="0" w:line="300" w:lineRule="auto"/>
               <w:jc w:val="center"/>
             </w:pPr>
-            <w:proofErr w:type="spellStart"/>
             <w:r>
               <w:rPr>
                 <w:rFonts w:hint="eastAsia"/>
               </w:rPr>
               <w:t>MemberType</w:t>
             </w:r>
-            <w:proofErr w:type="spellEnd"/>
           </w:p>
         </w:tc>
         <w:tc>
@@ -26687,14 +24057,12 @@
               <w:spacing w:after="0" w:line="300" w:lineRule="auto"/>
               <w:jc w:val="center"/>
             </w:pPr>
-            <w:proofErr w:type="gramStart"/>
             <w:r>
               <w:rPr>
                 <w:rFonts w:hint="eastAsia"/>
               </w:rPr>
               <w:t>一</w:t>
             </w:r>
-            <w:proofErr w:type="gramEnd"/>
           </w:p>
         </w:tc>
         <w:tc>
@@ -26774,7 +24142,7 @@
           <w:sz w:val="24"/>
         </w:rPr>
       </w:pPr>
-      <w:bookmarkStart w:id="44" w:name="_Ref24551"/>
+      <w:bookmarkStart w:id="43" w:name="_Ref24551"/>
       <w:r>
         <w:rPr>
           <w:rFonts w:hint="eastAsia"/>
@@ -26880,7 +24248,7 @@
         </w:rPr>
         <w:fldChar w:fldCharType="end"/>
       </w:r>
-      <w:bookmarkEnd w:id="44"/>
+      <w:bookmarkEnd w:id="43"/>
       <w:r>
         <w:rPr>
           <w:rFonts w:hint="eastAsia"/>
@@ -26932,14 +24300,12 @@
               <w:spacing w:after="0" w:line="300" w:lineRule="auto"/>
               <w:jc w:val="center"/>
             </w:pPr>
-            <w:proofErr w:type="spellStart"/>
             <w:r>
               <w:rPr>
                 <w:rFonts w:hint="eastAsia"/>
               </w:rPr>
               <w:t>JointID</w:t>
             </w:r>
-            <w:proofErr w:type="spellEnd"/>
           </w:p>
         </w:tc>
         <w:tc>
@@ -26976,14 +24342,12 @@
               <w:spacing w:after="0" w:line="300" w:lineRule="auto"/>
               <w:jc w:val="center"/>
             </w:pPr>
-            <w:proofErr w:type="spellStart"/>
             <w:r>
               <w:rPr>
                 <w:rFonts w:hint="eastAsia"/>
               </w:rPr>
               <w:t>JointType</w:t>
             </w:r>
-            <w:proofErr w:type="spellEnd"/>
           </w:p>
         </w:tc>
         <w:tc>
@@ -27147,14 +24511,12 @@
               <w:spacing w:after="0" w:line="300" w:lineRule="auto"/>
               <w:jc w:val="center"/>
             </w:pPr>
-            <w:proofErr w:type="spellStart"/>
             <w:r>
               <w:rPr>
                 <w:rFonts w:hint="eastAsia"/>
               </w:rPr>
               <w:t>LegJoint</w:t>
             </w:r>
-            <w:proofErr w:type="spellEnd"/>
           </w:p>
         </w:tc>
         <w:tc>
@@ -27206,14 +24568,12 @@
               <w:spacing w:after="0" w:line="300" w:lineRule="auto"/>
               <w:jc w:val="center"/>
             </w:pPr>
-            <w:proofErr w:type="gramStart"/>
             <w:r>
               <w:rPr>
                 <w:rFonts w:hint="eastAsia"/>
               </w:rPr>
               <w:t>一</w:t>
             </w:r>
-            <w:proofErr w:type="gramEnd"/>
           </w:p>
         </w:tc>
         <w:tc>
@@ -27293,7 +24653,6 @@
           <w:sz w:val="21"/>
           <w:szCs w:val="21"/>
         </w:rPr>
-        <w:lastRenderedPageBreak/>
         <w:t xml:space="preserve"> </w:t>
       </w:r>
       <w:r>
@@ -27306,6 +24665,27 @@
         </w:rPr>
         <w:br w:type="page"/>
       </w:r>
+    </w:p>
+    <w:p>
+      <w:pPr>
+        <w:pStyle w:val="1"/>
+        <w:spacing w:beforeLines="500" w:before="1560"/>
+        <w:jc w:val="center"/>
+        <w:rPr>
+          <w:rFonts w:hint="eastAsia"/>
+        </w:rPr>
+      </w:pPr>
+      <w:bookmarkStart w:id="44" w:name="_Toc8611"/>
+      <w:bookmarkStart w:id="45" w:name="_Toc228988262"/>
+      <w:r>
+        <w:rPr>
+          <w:rFonts w:hint="eastAsia"/>
+        </w:rPr>
+        <w:lastRenderedPageBreak/>
+        <w:t>附件A 节点风险等级计算表</w:t>
+      </w:r>
+      <w:bookmarkEnd w:id="44"/>
+      <w:bookmarkEnd w:id="45"/>
     </w:p>
     <w:p>
       <w:pPr>
@@ -27318,6 +24698,35 @@
           <w:szCs w:val="30"/>
         </w:rPr>
       </w:pPr>
+      <w:r>
+        <w:rPr>
+          <w:rFonts w:ascii="黑体" w:eastAsia="黑体" w:hAnsi="黑体" w:hint="eastAsia"/>
+          <w:sz w:val="30"/>
+          <w:szCs w:val="30"/>
+        </w:rPr>
+        <w:br w:type="page"/>
+      </w:r>
+    </w:p>
+    <w:p>
+      <w:pPr>
+        <w:pStyle w:val="1"/>
+        <w:spacing w:beforeLines="500" w:before="1560"/>
+        <w:jc w:val="center"/>
+        <w:rPr>
+          <w:rFonts w:hint="eastAsia"/>
+        </w:rPr>
+      </w:pPr>
+      <w:bookmarkStart w:id="46" w:name="_Toc29868"/>
+      <w:bookmarkStart w:id="47" w:name="_Toc228988263"/>
+      <w:r>
+        <w:rPr>
+          <w:rFonts w:hint="eastAsia"/>
+        </w:rPr>
+        <w:lastRenderedPageBreak/>
+        <w:t>附件B 构件风险等级计算表</w:t>
+      </w:r>
+      <w:bookmarkEnd w:id="46"/>
+      <w:bookmarkEnd w:id="47"/>
     </w:p>
     <w:p>
       <w:pPr>
@@ -27330,126 +24739,6 @@
           <w:szCs w:val="30"/>
         </w:rPr>
       </w:pPr>
-    </w:p>
-    <w:p>
-      <w:pPr>
-        <w:spacing w:beforeLines="500" w:before="1560"/>
-        <w:ind w:firstLine="600"/>
-        <w:jc w:val="center"/>
-        <w:rPr>
-          <w:rFonts w:ascii="黑体" w:eastAsia="黑体" w:hAnsi="黑体" w:hint="eastAsia"/>
-          <w:sz w:val="30"/>
-          <w:szCs w:val="30"/>
-        </w:rPr>
-      </w:pPr>
-    </w:p>
-    <w:p>
-      <w:pPr>
-        <w:pStyle w:val="1"/>
-        <w:spacing w:beforeLines="500" w:before="1560"/>
-        <w:jc w:val="center"/>
-        <w:rPr>
-          <w:rFonts w:hint="eastAsia"/>
-        </w:rPr>
-      </w:pPr>
-      <w:bookmarkStart w:id="45" w:name="_Toc8611"/>
-      <w:bookmarkStart w:id="46" w:name="_Toc228988262"/>
-      <w:r>
-        <w:rPr>
-          <w:rFonts w:hint="eastAsia"/>
-        </w:rPr>
-        <w:t>附件A 节点风险等级计算表</w:t>
-      </w:r>
-      <w:bookmarkEnd w:id="45"/>
-      <w:bookmarkEnd w:id="46"/>
-    </w:p>
-    <w:p>
-      <w:pPr>
-        <w:spacing w:beforeLines="500" w:before="1560"/>
-        <w:ind w:firstLine="600"/>
-        <w:jc w:val="center"/>
-        <w:rPr>
-          <w:rFonts w:ascii="黑体" w:eastAsia="黑体" w:hAnsi="黑体" w:hint="eastAsia"/>
-          <w:sz w:val="30"/>
-          <w:szCs w:val="30"/>
-        </w:rPr>
-      </w:pPr>
-      <w:r>
-        <w:rPr>
-          <w:rFonts w:ascii="黑体" w:eastAsia="黑体" w:hAnsi="黑体" w:hint="eastAsia"/>
-          <w:sz w:val="30"/>
-          <w:szCs w:val="30"/>
-        </w:rPr>
-        <w:br w:type="page"/>
-      </w:r>
-    </w:p>
-    <w:p>
-      <w:pPr>
-        <w:spacing w:beforeLines="500" w:before="1560"/>
-        <w:ind w:firstLine="600"/>
-        <w:jc w:val="center"/>
-        <w:rPr>
-          <w:rFonts w:ascii="黑体" w:eastAsia="黑体" w:hAnsi="黑体" w:hint="eastAsia"/>
-          <w:sz w:val="30"/>
-          <w:szCs w:val="30"/>
-        </w:rPr>
-      </w:pPr>
-    </w:p>
-    <w:p>
-      <w:pPr>
-        <w:spacing w:beforeLines="500" w:before="1560"/>
-        <w:ind w:firstLine="600"/>
-        <w:jc w:val="center"/>
-        <w:rPr>
-          <w:rFonts w:ascii="黑体" w:eastAsia="黑体" w:hAnsi="黑体" w:hint="eastAsia"/>
-          <w:sz w:val="30"/>
-          <w:szCs w:val="30"/>
-        </w:rPr>
-      </w:pPr>
-    </w:p>
-    <w:p>
-      <w:pPr>
-        <w:spacing w:beforeLines="500" w:before="1560"/>
-        <w:ind w:firstLine="600"/>
-        <w:jc w:val="center"/>
-        <w:rPr>
-          <w:rFonts w:ascii="黑体" w:eastAsia="黑体" w:hAnsi="黑体" w:hint="eastAsia"/>
-          <w:sz w:val="30"/>
-          <w:szCs w:val="30"/>
-        </w:rPr>
-      </w:pPr>
-    </w:p>
-    <w:p>
-      <w:pPr>
-        <w:pStyle w:val="1"/>
-        <w:spacing w:beforeLines="500" w:before="1560"/>
-        <w:jc w:val="center"/>
-        <w:rPr>
-          <w:rFonts w:hint="eastAsia"/>
-        </w:rPr>
-      </w:pPr>
-      <w:bookmarkStart w:id="47" w:name="_Toc29868"/>
-      <w:bookmarkStart w:id="48" w:name="_Toc228988263"/>
-      <w:r>
-        <w:rPr>
-          <w:rFonts w:hint="eastAsia"/>
-        </w:rPr>
-        <w:t>附件B 构件风险等级计算表</w:t>
-      </w:r>
-      <w:bookmarkEnd w:id="47"/>
-      <w:bookmarkEnd w:id="48"/>
-    </w:p>
-    <w:p>
-      <w:pPr>
-        <w:spacing w:beforeLines="500" w:before="1560"/>
-        <w:ind w:firstLine="600"/>
-        <w:jc w:val="center"/>
-        <w:rPr>
-          <w:rFonts w:ascii="黑体" w:eastAsia="黑体" w:hAnsi="黑体" w:hint="eastAsia"/>
-          <w:sz w:val="30"/>
-          <w:szCs w:val="30"/>
-        </w:rPr>
-      </w:pPr>
       <w:r>
         <w:rPr>
           <w:rFonts w:ascii="黑体" w:eastAsia="黑体" w:hAnsi="黑体" w:hint="eastAsia"/>
@@ -27468,8 +24757,8 @@
           <w:rFonts w:hint="eastAsia"/>
         </w:rPr>
       </w:pPr>
-      <w:bookmarkStart w:id="49" w:name="_Toc20431"/>
-      <w:bookmarkStart w:id="50" w:name="_Toc228988264"/>
+      <w:bookmarkStart w:id="48" w:name="_Toc20431"/>
+      <w:bookmarkStart w:id="49" w:name="_Toc228988264"/>
       <w:r>
         <w:rPr>
           <w:rFonts w:hint="eastAsia"/>
@@ -27477,8 +24766,8 @@
         <w:lastRenderedPageBreak/>
         <w:t>附件C 平台检验计划的检验节点构件</w:t>
       </w:r>
+      <w:bookmarkEnd w:id="48"/>
       <w:bookmarkEnd w:id="49"/>
-      <w:bookmarkEnd w:id="50"/>
     </w:p>
     <w:p>
       <w:pPr>
@@ -27531,8 +24820,8 @@
           <w:szCs w:val="30"/>
         </w:rPr>
       </w:pPr>
-      <w:bookmarkStart w:id="51" w:name="_Toc32156"/>
-      <w:bookmarkStart w:id="52" w:name="_Toc228988265"/>
+      <w:bookmarkStart w:id="50" w:name="_Toc32156"/>
+      <w:bookmarkStart w:id="51" w:name="_Toc228988265"/>
       <w:r>
         <w:rPr>
           <w:rFonts w:hint="eastAsia"/>
@@ -27541,8 +24830,8 @@
         </w:rPr>
         <w:t>附件C.1 服役第5年的检验节点构件位置</w:t>
       </w:r>
+      <w:bookmarkEnd w:id="50"/>
       <w:bookmarkEnd w:id="51"/>
-      <w:bookmarkEnd w:id="52"/>
     </w:p>
     <w:p>
       <w:pPr>
@@ -27615,8 +24904,8 @@
           <w:szCs w:val="30"/>
         </w:rPr>
       </w:pPr>
-      <w:bookmarkStart w:id="53" w:name="_Toc17094"/>
-      <w:bookmarkStart w:id="54" w:name="_Toc228988266"/>
+      <w:bookmarkStart w:id="52" w:name="_Toc17094"/>
+      <w:bookmarkStart w:id="53" w:name="_Toc228988266"/>
       <w:r>
         <w:rPr>
           <w:rFonts w:hint="eastAsia"/>
@@ -27625,8 +24914,8 @@
         </w:rPr>
         <w:t>附件C.2 服役第10年的检验节点构件位置</w:t>
       </w:r>
+      <w:bookmarkEnd w:id="52"/>
       <w:bookmarkEnd w:id="53"/>
-      <w:bookmarkEnd w:id="54"/>
     </w:p>
     <w:p>
       <w:pPr>
@@ -27699,8 +24988,8 @@
           <w:szCs w:val="30"/>
         </w:rPr>
       </w:pPr>
-      <w:bookmarkStart w:id="55" w:name="_Toc8968"/>
-      <w:bookmarkStart w:id="56" w:name="_Toc228988267"/>
+      <w:bookmarkStart w:id="54" w:name="_Toc8968"/>
+      <w:bookmarkStart w:id="55" w:name="_Toc228988267"/>
       <w:r>
         <w:rPr>
           <w:rFonts w:hint="eastAsia"/>
@@ -27709,8 +24998,8 @@
         </w:rPr>
         <w:t>附件C.3 服役第15年的检验节点构件位置</w:t>
       </w:r>
+      <w:bookmarkEnd w:id="54"/>
       <w:bookmarkEnd w:id="55"/>
-      <w:bookmarkEnd w:id="56"/>
     </w:p>
     <w:p>
       <w:pPr>
@@ -27783,8 +25072,8 @@
           <w:szCs w:val="30"/>
         </w:rPr>
       </w:pPr>
-      <w:bookmarkStart w:id="57" w:name="_Toc24754"/>
-      <w:bookmarkStart w:id="58" w:name="_Toc228988268"/>
+      <w:bookmarkStart w:id="56" w:name="_Toc24754"/>
+      <w:bookmarkStart w:id="57" w:name="_Toc228988268"/>
       <w:r>
         <w:rPr>
           <w:rFonts w:hint="eastAsia"/>
@@ -27793,8 +25082,8 @@
         </w:rPr>
         <w:t>附件C.4 服役第20年的检验节点构件位置</w:t>
       </w:r>
+      <w:bookmarkEnd w:id="56"/>
       <w:bookmarkEnd w:id="57"/>
-      <w:bookmarkEnd w:id="58"/>
     </w:p>
     <w:p>
       <w:pPr>
@@ -27867,8 +25156,8 @@
           <w:szCs w:val="30"/>
         </w:rPr>
       </w:pPr>
-      <w:bookmarkStart w:id="59" w:name="_Toc851"/>
-      <w:bookmarkStart w:id="60" w:name="_Toc228988269"/>
+      <w:bookmarkStart w:id="58" w:name="_Toc851"/>
+      <w:bookmarkStart w:id="59" w:name="_Toc228988269"/>
       <w:r>
         <w:rPr>
           <w:rFonts w:hint="eastAsia"/>
@@ -27907,8 +25196,8 @@
         </w:rPr>
         <w:t>年的检验节点构件位置</w:t>
       </w:r>
+      <w:bookmarkEnd w:id="58"/>
       <w:bookmarkEnd w:id="59"/>
-      <w:bookmarkEnd w:id="60"/>
     </w:p>
     <w:sectPr>
       <w:pgSz w:w="11906" w:h="16838"/>
@@ -27982,59 +25271,6 @@
 </file>
 
 <file path=word/footer4.xml><?xml version="1.0" encoding="utf-8"?>
-<w:ftr xmlns:wpc="http://schemas.microsoft.com/office/word/2010/wordprocessingCanvas" xmlns:cx="http://schemas.microsoft.com/office/drawing/2014/chartex" xmlns:cx1="http://schemas.microsoft.com/office/drawing/2015/9/8/chartex" xmlns:cx2="http://schemas.microsoft.com/office/drawing/2015/10/21/chartex" xmlns:cx3="http://schemas.microsoft.com/office/drawing/2016/5/9/chartex" xmlns:cx4="http://schemas.microsoft.com/office/drawing/2016/5/10/chartex" xmlns:cx5="http://schemas.microsoft.com/office/drawing/2016/5/11/chartex" xmlns:cx6="http://schemas.microsoft.com/office/drawing/2016/5/12/chartex" xmlns:cx7="http://schemas.microsoft.com/office/drawing/2016/5/13/chartex" xmlns:cx8="http://schemas.microsoft.com/office/drawing/2016/5/14/chartex" xmlns:mc="http://schemas.openxmlformats.org/markup-compatibility/2006" xmlns:aink="http://schemas.microsoft.com/office/drawing/2016/ink" xmlns:am3d="http://schemas.microsoft.com/office/drawing/2017/model3d" xmlns:o="urn:schemas-microsoft-com:office:office" xmlns:oel="http://schemas.microsoft.com/office/2019/extlst" xmlns:r="http://schemas.openxmlformats.org/officeDocument/2006/relationships" xmlns:m="http://schemas.openxmlformats.org/officeDocument/2006/math" xmlns:v="urn:schemas-microsoft-com:vml" xmlns:wp14="http://schemas.microsoft.com/office/word/2010/wordprocessingDrawing" xmlns:wp="http://schemas.openxmlformats.org/drawingml/2006/wordprocessingDrawing" xmlns:w10="urn:schemas-microsoft-com:office:word" xmlns:w="http://schemas.openxmlformats.org/wordprocessingml/2006/main" xmlns:w14="http://schemas.microsoft.com/office/word/2010/wordml" xmlns:w15="http://schemas.microsoft.com/office/word/2012/wordml" xmlns:w16cex="http://schemas.microsoft.com/office/word/2018/wordml/cex" xmlns:w16cid="http://schemas.microsoft.com/office/word/2016/wordml/cid" xmlns:w16="http://schemas.microsoft.com/office/word/2018/wordml" xmlns:w16du="http://schemas.microsoft.com/office/word/2023/wordml/word16du" xmlns:w16sdtdh="http://schemas.microsoft.com/office/word/2020/wordml/sdtdatahash" xmlns:w16sdtfl="http://schemas.microsoft.com/office/word/2024/wordml/sdtformatlock" xmlns:w16se="http://schemas.microsoft.com/office/word/2015/wordml/symex" xmlns:wpg="http://schemas.microsoft.com/office/word/2010/wordprocessingGroup" xmlns:wpi="http://schemas.microsoft.com/office/word/2010/wordprocessingInk" xmlns:wne="http://schemas.microsoft.com/office/word/2006/wordml" xmlns:wps="http://schemas.microsoft.com/office/word/2010/wordprocessingShape" mc:Ignorable="w14 w15 w16se w16cid w16 w16cex w16sdtdh w16sdtfl w16du wp14">
-  <w:p>
-    <w:pPr>
-      <w:pStyle w:val="a7"/>
-      <w:pBdr>
-        <w:top w:val="single" w:sz="4" w:space="1" w:color="auto"/>
-      </w:pBdr>
-      <w:spacing w:after="0" w:line="300" w:lineRule="auto"/>
-      <w:ind w:firstLineChars="0" w:firstLine="0"/>
-      <w:jc w:val="center"/>
-      <w:rPr>
-        <w:rFonts w:eastAsia="宋体" w:cs="Times New Roman"/>
-        <w:sz w:val="24"/>
-        <w:szCs w:val="24"/>
-      </w:rPr>
-    </w:pPr>
-    <w:sdt>
-      <w:sdtPr>
-        <w:rPr>
-          <w:i/>
-          <w:iCs/>
-          <w:sz w:val="21"/>
-          <w:szCs w:val="21"/>
-        </w:rPr>
-        <w:id w:val="-825125605"/>
-        <w:showingPlcHdr/>
-      </w:sdtPr>
-      <w:sdtEndPr>
-        <w:rPr>
-          <w:rFonts w:eastAsia="宋体" w:cs="Times New Roman"/>
-          <w:i w:val="0"/>
-          <w:iCs w:val="0"/>
-          <w:sz w:val="24"/>
-          <w:szCs w:val="24"/>
-        </w:rPr>
-      </w:sdtEndPr>
-      <w:sdtContent>
-        <w:r>
-          <w:rPr>
-            <w:i/>
-            <w:iCs/>
-            <w:sz w:val="21"/>
-            <w:szCs w:val="21"/>
-          </w:rPr>
-          <w:t xml:space="preserve">     </w:t>
-        </w:r>
-      </w:sdtContent>
-    </w:sdt>
-  </w:p>
-</w:ftr>
-</file>
-
-<file path=word/footer5.xml><?xml version="1.0" encoding="utf-8"?>
 <w:ftr xmlns:wpc="http://schemas.microsoft.com/office/word/2010/wordprocessingCanvas" xmlns:cx="http://schemas.microsoft.com/office/drawing/2014/chartex" xmlns:cx1="http://schemas.microsoft.com/office/drawing/2015/9/8/chartex" xmlns:cx2="http://schemas.microsoft.com/office/drawing/2015/10/21/chartex" xmlns:cx3="http://schemas.microsoft.com/office/drawing/2016/5/9/chartex" xmlns:cx4="http://schemas.microsoft.com/office/drawing/2016/5/10/chartex" xmlns:cx5="http://schemas.microsoft.com/office/drawing/2016/5/11/chartex" xmlns:cx6="http://schemas.microsoft.com/office/drawing/2016/5/12/chartex" xmlns:cx7="http://schemas.microsoft.com/office/drawing/2016/5/13/chartex" xmlns:cx8="http://schemas.microsoft.com/office/drawing/2016/5/14/chartex" xmlns:mc="http://schemas.openxmlformats.org/markup-compatibility/2006" xmlns:aink="http://schemas.microsoft.com/office/drawing/2016/ink" xmlns:am3d="http://schemas.microsoft.com/office/drawing/2017/model3d" xmlns:o="urn:schemas-microsoft-com:office:office" xmlns:oel="http://schemas.microsoft.com/office/2019/extlst" xmlns:r="http://schemas.openxmlformats.org/officeDocument/2006/relationships" xmlns:m="http://schemas.openxmlformats.org/officeDocument/2006/math" xmlns:v="urn:schemas-microsoft-com:vml" xmlns:wp14="http://schemas.microsoft.com/office/word/2010/wordprocessingDrawing" xmlns:wp="http://schemas.openxmlformats.org/drawingml/2006/wordprocessingDrawing" xmlns:w10="urn:schemas-microsoft-com:office:word" xmlns:w="http://schemas.openxmlformats.org/wordprocessingml/2006/main" xmlns:w14="http://schemas.microsoft.com/office/word/2010/wordml" xmlns:w15="http://schemas.microsoft.com/office/word/2012/wordml" xmlns:w16cex="http://schemas.microsoft.com/office/word/2018/wordml/cex" xmlns:w16cid="http://schemas.microsoft.com/office/word/2016/wordml/cid" xmlns:w16="http://schemas.microsoft.com/office/word/2018/wordml" xmlns:w16du="http://schemas.microsoft.com/office/word/2023/wordml/word16du" xmlns:w16sdtdh="http://schemas.microsoft.com/office/word/2020/wordml/sdtdatahash" xmlns:w16sdtfl="http://schemas.microsoft.com/office/word/2024/wordml/sdtformatlock" xmlns:w16se="http://schemas.microsoft.com/office/word/2015/wordml/symex" xmlns:wpg="http://schemas.microsoft.com/office/word/2010/wordprocessingGroup" xmlns:wpi="http://schemas.microsoft.com/office/word/2010/wordprocessingInk" xmlns:wne="http://schemas.microsoft.com/office/word/2006/wordml" xmlns:wps="http://schemas.microsoft.com/office/word/2010/wordprocessingShape" mc:Ignorable="w14 w15 w16se w16cid w16 w16cex w16sdtdh w16sdtfl w16du wp14">
   <w:p>
     <w:pPr>
@@ -28267,66 +25503,6 @@
       <w:pStyle w:val="a9"/>
       <w:ind w:firstLine="360"/>
     </w:pPr>
-  </w:p>
-</w:hdr>
-</file>
-
-<file path=word/header4.xml><?xml version="1.0" encoding="utf-8"?>
-<w:hdr xmlns:wpc="http://schemas.microsoft.com/office/word/2010/wordprocessingCanvas" xmlns:cx="http://schemas.microsoft.com/office/drawing/2014/chartex" xmlns:cx1="http://schemas.microsoft.com/office/drawing/2015/9/8/chartex" xmlns:cx2="http://schemas.microsoft.com/office/drawing/2015/10/21/chartex" xmlns:cx3="http://schemas.microsoft.com/office/drawing/2016/5/9/chartex" xmlns:cx4="http://schemas.microsoft.com/office/drawing/2016/5/10/chartex" xmlns:cx5="http://schemas.microsoft.com/office/drawing/2016/5/11/chartex" xmlns:cx6="http://schemas.microsoft.com/office/drawing/2016/5/12/chartex" xmlns:cx7="http://schemas.microsoft.com/office/drawing/2016/5/13/chartex" xmlns:cx8="http://schemas.microsoft.com/office/drawing/2016/5/14/chartex" xmlns:mc="http://schemas.openxmlformats.org/markup-compatibility/2006" xmlns:aink="http://schemas.microsoft.com/office/drawing/2016/ink" xmlns:am3d="http://schemas.microsoft.com/office/drawing/2017/model3d" xmlns:o="urn:schemas-microsoft-com:office:office" xmlns:oel="http://schemas.microsoft.com/office/2019/extlst" xmlns:r="http://schemas.openxmlformats.org/officeDocument/2006/relationships" xmlns:m="http://schemas.openxmlformats.org/officeDocument/2006/math" xmlns:v="urn:schemas-microsoft-com:vml" xmlns:wp14="http://schemas.microsoft.com/office/word/2010/wordprocessingDrawing" xmlns:wp="http://schemas.openxmlformats.org/drawingml/2006/wordprocessingDrawing" xmlns:w10="urn:schemas-microsoft-com:office:word" xmlns:w="http://schemas.openxmlformats.org/wordprocessingml/2006/main" xmlns:w14="http://schemas.microsoft.com/office/word/2010/wordml" xmlns:w15="http://schemas.microsoft.com/office/word/2012/wordml" xmlns:w16cex="http://schemas.microsoft.com/office/word/2018/wordml/cex" xmlns:w16cid="http://schemas.microsoft.com/office/word/2016/wordml/cid" xmlns:w16="http://schemas.microsoft.com/office/word/2018/wordml" xmlns:w16du="http://schemas.microsoft.com/office/word/2023/wordml/word16du" xmlns:w16sdtdh="http://schemas.microsoft.com/office/word/2020/wordml/sdtdatahash" xmlns:w16sdtfl="http://schemas.microsoft.com/office/word/2024/wordml/sdtformatlock" xmlns:w16se="http://schemas.microsoft.com/office/word/2015/wordml/symex" xmlns:wpg="http://schemas.microsoft.com/office/word/2010/wordprocessingGroup" xmlns:wpi="http://schemas.microsoft.com/office/word/2010/wordprocessingInk" xmlns:wne="http://schemas.microsoft.com/office/word/2006/wordml" xmlns:wps="http://schemas.microsoft.com/office/word/2010/wordprocessingShape" mc:Ignorable="w14 w15 w16se w16cid w16 w16cex w16sdtdh w16sdtfl w16du wp14">
-  <w:p>
-    <w:pPr>
-      <w:pStyle w:val="a9"/>
-      <w:pBdr>
-        <w:bottom w:val="single" w:sz="4" w:space="1" w:color="auto"/>
-      </w:pBdr>
-      <w:spacing w:after="0" w:line="300" w:lineRule="auto"/>
-      <w:ind w:firstLineChars="0" w:firstLine="0"/>
-      <w:jc w:val="left"/>
-      <w:rPr>
-        <w:sz w:val="24"/>
-        <w:szCs w:val="24"/>
-      </w:rPr>
-    </w:pPr>
-    <w:r>
-      <w:rPr>
-        <w:rFonts w:hint="eastAsia"/>
-        <w:sz w:val="24"/>
-        <w:szCs w:val="24"/>
-      </w:rPr>
-      <w:t>XX</w:t>
-    </w:r>
-    <w:r>
-      <w:rPr>
-        <w:rFonts w:hint="eastAsia"/>
-        <w:sz w:val="24"/>
-        <w:szCs w:val="24"/>
-      </w:rPr>
-      <w:t>X</w:t>
-    </w:r>
-    <w:r>
-      <w:rPr>
-        <w:rFonts w:hint="eastAsia"/>
-        <w:sz w:val="24"/>
-        <w:szCs w:val="24"/>
-      </w:rPr>
-      <w:t>平台风险评</w:t>
-    </w:r>
-    <w:r>
-      <w:rPr>
-        <w:rFonts w:hint="eastAsia"/>
-        <w:sz w:val="24"/>
-        <w:szCs w:val="24"/>
-      </w:rPr>
-      <w:t>估</w:t>
-    </w:r>
-    <w:r>
-      <w:rPr>
-        <w:rFonts w:hint="eastAsia"/>
-        <w:sz w:val="24"/>
-        <w:szCs w:val="24"/>
-      </w:rPr>
-      <w:t>及检测策略</w:t>
-    </w:r>
   </w:p>
 </w:hdr>
 </file>

--- a/special_strategy_inputs/special_strategy_report_template.docx
+++ b/special_strategy_inputs/special_strategy_report_template.docx
@@ -3514,6 +3514,13 @@
       </w:r>
       <w:r>
         <w:rPr>
+          <w:rFonts w:hint="eastAsia"/>
+          <w:sz w:val="24"/>
+        </w:rPr>
+        <w:t>（</w:t>
+      </w:r>
+      <w:r>
+        <w:rPr>
           <w:sz w:val="24"/>
         </w:rPr>
         <w:t>1</w:t>
@@ -3535,6 +3542,13 @@
           <w:sz w:val="24"/>
         </w:rPr>
         <w:t>构件、节点位置及其重要性；</w:t>
+      </w:r>
+      <w:r>
+        <w:rPr>
+          <w:rFonts w:hint="eastAsia"/>
+          <w:sz w:val="24"/>
+        </w:rPr>
+        <w:t>（</w:t>
       </w:r>
       <w:r>
         <w:rPr>

--- a/special_strategy_inputs/special_strategy_report_template.docx
+++ b/special_strategy_inputs/special_strategy_report_template.docx
@@ -72,7 +72,23 @@
           <w:sz w:val="52"/>
           <w:szCs w:val="52"/>
         </w:rPr>
-        <w:t>{{ platform_name }}</w:t>
+        <w:t xml:space="preserve">{{ </w:t>
+      </w:r>
+      <w:proofErr w:type="spellStart"/>
+      <w:r>
+        <w:rPr>
+          <w:sz w:val="52"/>
+          <w:szCs w:val="52"/>
+        </w:rPr>
+        <w:t>platform_name</w:t>
+      </w:r>
+      <w:proofErr w:type="spellEnd"/>
+      <w:r>
+        <w:rPr>
+          <w:sz w:val="52"/>
+          <w:szCs w:val="52"/>
+        </w:rPr>
+        <w:t xml:space="preserve"> }}</w:t>
       </w:r>
       <w:r>
         <w:rPr>
@@ -235,8 +251,29 @@
           <w:szCs w:val="44"/>
         </w:rPr>
       </w:pPr>
-      <w:r>
-        <w:t>{{ report_date }}</w:t>
+      <w:proofErr w:type="gramStart"/>
+      <w:r>
+        <w:t xml:space="preserve">{{ </w:t>
+      </w:r>
+      <w:proofErr w:type="spellStart"/>
+      <w:r>
+        <w:t>report</w:t>
+      </w:r>
+      <w:proofErr w:type="gramEnd"/>
+      <w:r>
+        <w:t>_</w:t>
+      </w:r>
+      <w:proofErr w:type="gramStart"/>
+      <w:r>
+        <w:t>date</w:t>
+      </w:r>
+      <w:proofErr w:type="spellEnd"/>
+      <w:r>
+        <w:t xml:space="preserve"> }</w:t>
+      </w:r>
+      <w:proofErr w:type="gramEnd"/>
+      <w:r>
+        <w:t>}</w:t>
       </w:r>
     </w:p>
     <w:p>
@@ -277,7 +314,6 @@
       </w:sdtPr>
       <w:sdtEndPr>
         <w:rPr>
-          <w:b/>
           <w:bCs/>
         </w:rPr>
       </w:sdtEndPr>
@@ -2161,943 +2197,9 @@
               <w:fldChar w:fldCharType="end"/>
             </w:r>
           </w:hyperlink>
-        </w:p>
-        <w:p>
-          <w:pPr>
-            <w:pStyle w:val="TOC1"/>
-            <w:tabs>
-              <w:tab w:val="right" w:leader="dot" w:pos="8296"/>
-            </w:tabs>
-            <w:spacing w:before="190"/>
-            <w:rPr>
-              <w:rFonts w:asciiTheme="minorHAnsi" w:hAnsiTheme="minorHAnsi"/>
-              <w:b w:val="0"/>
-              <w:noProof/>
-              <w:sz w:val="22"/>
-              <w14:ligatures w14:val="standardContextual"/>
-            </w:rPr>
-          </w:pPr>
-          <w:hyperlink w:anchor="_Toc228988262" w:history="1">
-            <w:r>
-              <w:rPr>
-                <w:rStyle w:val="af"/>
-                <w:noProof/>
-              </w:rPr>
-              <w:t>附件</w:t>
-            </w:r>
-            <w:r>
-              <w:rPr>
-                <w:rStyle w:val="af"/>
-                <w:noProof/>
-              </w:rPr>
-              <w:t xml:space="preserve">A </w:t>
-            </w:r>
-            <w:r>
-              <w:rPr>
-                <w:rStyle w:val="af"/>
-                <w:noProof/>
-              </w:rPr>
-              <w:t>节点风险等级计算表</w:t>
-            </w:r>
-            <w:r>
-              <w:rPr>
-                <w:rFonts w:hint="eastAsia"/>
-                <w:noProof/>
-                <w:webHidden/>
-              </w:rPr>
-              <w:tab/>
-            </w:r>
-            <w:r>
-              <w:rPr>
-                <w:rFonts w:hint="eastAsia"/>
-                <w:noProof/>
-                <w:webHidden/>
-              </w:rPr>
-              <w:fldChar w:fldCharType="begin"/>
-            </w:r>
-            <w:r>
-              <w:rPr>
-                <w:rFonts w:hint="eastAsia"/>
-                <w:noProof/>
-                <w:webHidden/>
-              </w:rPr>
-              <w:instrText xml:space="preserve"> </w:instrText>
-            </w:r>
-            <w:r>
-              <w:rPr>
-                <w:noProof/>
-                <w:webHidden/>
-              </w:rPr>
-              <w:instrText>PAGEREF _Toc228988262 \h</w:instrText>
-            </w:r>
-            <w:r>
-              <w:rPr>
-                <w:rFonts w:hint="eastAsia"/>
-                <w:noProof/>
-                <w:webHidden/>
-              </w:rPr>
-              <w:instrText xml:space="preserve"> </w:instrText>
-            </w:r>
-            <w:r>
-              <w:rPr>
-                <w:rFonts w:hint="eastAsia"/>
-                <w:noProof/>
-                <w:webHidden/>
-              </w:rPr>
-            </w:r>
-            <w:r>
-              <w:rPr>
-                <w:rFonts w:hint="eastAsia"/>
-                <w:noProof/>
-                <w:webHidden/>
-              </w:rPr>
-              <w:fldChar w:fldCharType="separate"/>
-            </w:r>
-            <w:r>
-              <w:rPr>
-                <w:noProof/>
-                <w:webHidden/>
-              </w:rPr>
-              <w:t>13</w:t>
-            </w:r>
-            <w:r>
-              <w:rPr>
-                <w:rFonts w:hint="eastAsia"/>
-                <w:noProof/>
-                <w:webHidden/>
-              </w:rPr>
-              <w:fldChar w:fldCharType="end"/>
-            </w:r>
-          </w:hyperlink>
-        </w:p>
-        <w:p>
-          <w:pPr>
-            <w:pStyle w:val="TOC1"/>
-            <w:tabs>
-              <w:tab w:val="right" w:leader="dot" w:pos="8296"/>
-            </w:tabs>
-            <w:spacing w:before="190"/>
-            <w:rPr>
-              <w:rFonts w:asciiTheme="minorHAnsi" w:hAnsiTheme="minorHAnsi"/>
-              <w:b w:val="0"/>
-              <w:noProof/>
-              <w:sz w:val="22"/>
-              <w14:ligatures w14:val="standardContextual"/>
-            </w:rPr>
-          </w:pPr>
-          <w:hyperlink w:anchor="_Toc228988263" w:history="1">
-            <w:r>
-              <w:rPr>
-                <w:rStyle w:val="af"/>
-                <w:noProof/>
-              </w:rPr>
-              <w:t>附件</w:t>
-            </w:r>
-            <w:r>
-              <w:rPr>
-                <w:rStyle w:val="af"/>
-                <w:noProof/>
-              </w:rPr>
-              <w:t xml:space="preserve">B </w:t>
-            </w:r>
-            <w:r>
-              <w:rPr>
-                <w:rStyle w:val="af"/>
-                <w:noProof/>
-              </w:rPr>
-              <w:t>构件风险等级计算表</w:t>
-            </w:r>
-            <w:r>
-              <w:rPr>
-                <w:rFonts w:hint="eastAsia"/>
-                <w:noProof/>
-                <w:webHidden/>
-              </w:rPr>
-              <w:tab/>
-            </w:r>
-            <w:r>
-              <w:rPr>
-                <w:rFonts w:hint="eastAsia"/>
-                <w:noProof/>
-                <w:webHidden/>
-              </w:rPr>
-              <w:fldChar w:fldCharType="begin"/>
-            </w:r>
-            <w:r>
-              <w:rPr>
-                <w:rFonts w:hint="eastAsia"/>
-                <w:noProof/>
-                <w:webHidden/>
-              </w:rPr>
-              <w:instrText xml:space="preserve"> </w:instrText>
-            </w:r>
-            <w:r>
-              <w:rPr>
-                <w:noProof/>
-                <w:webHidden/>
-              </w:rPr>
-              <w:instrText>PAGEREF _Toc228988263 \h</w:instrText>
-            </w:r>
-            <w:r>
-              <w:rPr>
-                <w:rFonts w:hint="eastAsia"/>
-                <w:noProof/>
-                <w:webHidden/>
-              </w:rPr>
-              <w:instrText xml:space="preserve"> </w:instrText>
-            </w:r>
-            <w:r>
-              <w:rPr>
-                <w:rFonts w:hint="eastAsia"/>
-                <w:noProof/>
-                <w:webHidden/>
-              </w:rPr>
-            </w:r>
-            <w:r>
-              <w:rPr>
-                <w:rFonts w:hint="eastAsia"/>
-                <w:noProof/>
-                <w:webHidden/>
-              </w:rPr>
-              <w:fldChar w:fldCharType="separate"/>
-            </w:r>
-            <w:r>
-              <w:rPr>
-                <w:noProof/>
-                <w:webHidden/>
-              </w:rPr>
-              <w:t>14</w:t>
-            </w:r>
-            <w:r>
-              <w:rPr>
-                <w:rFonts w:hint="eastAsia"/>
-                <w:noProof/>
-                <w:webHidden/>
-              </w:rPr>
-              <w:fldChar w:fldCharType="end"/>
-            </w:r>
-          </w:hyperlink>
-        </w:p>
-        <w:p>
-          <w:pPr>
-            <w:pStyle w:val="TOC1"/>
-            <w:tabs>
-              <w:tab w:val="right" w:leader="dot" w:pos="8296"/>
-            </w:tabs>
-            <w:spacing w:before="190"/>
-            <w:rPr>
-              <w:rFonts w:asciiTheme="minorHAnsi" w:hAnsiTheme="minorHAnsi"/>
-              <w:b w:val="0"/>
-              <w:noProof/>
-              <w:sz w:val="22"/>
-              <w14:ligatures w14:val="standardContextual"/>
-            </w:rPr>
-          </w:pPr>
-          <w:hyperlink w:anchor="_Toc228988264" w:history="1">
-            <w:r>
-              <w:rPr>
-                <w:rStyle w:val="af"/>
-                <w:noProof/>
-              </w:rPr>
-              <w:t>附件</w:t>
-            </w:r>
-            <w:r>
-              <w:rPr>
-                <w:rStyle w:val="af"/>
-                <w:noProof/>
-              </w:rPr>
-              <w:t xml:space="preserve">C </w:t>
-            </w:r>
-            <w:r>
-              <w:rPr>
-                <w:rStyle w:val="af"/>
-                <w:noProof/>
-              </w:rPr>
-              <w:t>平台检验计划的检验节点构件</w:t>
-            </w:r>
-            <w:r>
-              <w:rPr>
-                <w:rFonts w:hint="eastAsia"/>
-                <w:noProof/>
-                <w:webHidden/>
-              </w:rPr>
-              <w:tab/>
-            </w:r>
-            <w:r>
-              <w:rPr>
-                <w:rFonts w:hint="eastAsia"/>
-                <w:noProof/>
-                <w:webHidden/>
-              </w:rPr>
-              <w:fldChar w:fldCharType="begin"/>
-            </w:r>
-            <w:r>
-              <w:rPr>
-                <w:rFonts w:hint="eastAsia"/>
-                <w:noProof/>
-                <w:webHidden/>
-              </w:rPr>
-              <w:instrText xml:space="preserve"> </w:instrText>
-            </w:r>
-            <w:r>
-              <w:rPr>
-                <w:noProof/>
-                <w:webHidden/>
-              </w:rPr>
-              <w:instrText>PAGEREF _Toc228988264 \h</w:instrText>
-            </w:r>
-            <w:r>
-              <w:rPr>
-                <w:rFonts w:hint="eastAsia"/>
-                <w:noProof/>
-                <w:webHidden/>
-              </w:rPr>
-              <w:instrText xml:space="preserve"> </w:instrText>
-            </w:r>
-            <w:r>
-              <w:rPr>
-                <w:rFonts w:hint="eastAsia"/>
-                <w:noProof/>
-                <w:webHidden/>
-              </w:rPr>
-            </w:r>
-            <w:r>
-              <w:rPr>
-                <w:rFonts w:hint="eastAsia"/>
-                <w:noProof/>
-                <w:webHidden/>
-              </w:rPr>
-              <w:fldChar w:fldCharType="separate"/>
-            </w:r>
-            <w:r>
-              <w:rPr>
-                <w:noProof/>
-                <w:webHidden/>
-              </w:rPr>
-              <w:t>15</w:t>
-            </w:r>
-            <w:r>
-              <w:rPr>
-                <w:rFonts w:hint="eastAsia"/>
-                <w:noProof/>
-                <w:webHidden/>
-              </w:rPr>
-              <w:fldChar w:fldCharType="end"/>
-            </w:r>
-          </w:hyperlink>
-        </w:p>
-        <w:p>
-          <w:pPr>
-            <w:pStyle w:val="TOC2"/>
-            <w:tabs>
-              <w:tab w:val="right" w:leader="dot" w:pos="8296"/>
-            </w:tabs>
-            <w:ind w:left="280"/>
-            <w:rPr>
-              <w:rFonts w:asciiTheme="minorHAnsi" w:hAnsiTheme="minorHAnsi"/>
-              <w:noProof/>
-              <w:sz w:val="22"/>
-              <w14:ligatures w14:val="standardContextual"/>
-            </w:rPr>
-          </w:pPr>
-          <w:hyperlink w:anchor="_Toc228988265" w:history="1">
-            <w:r>
-              <w:rPr>
-                <w:rStyle w:val="af"/>
-                <w:noProof/>
-              </w:rPr>
-              <w:t>附件</w:t>
-            </w:r>
-            <w:r>
-              <w:rPr>
-                <w:rStyle w:val="af"/>
-                <w:noProof/>
-              </w:rPr>
-              <w:t xml:space="preserve">C.1 </w:t>
-            </w:r>
-            <w:r>
-              <w:rPr>
-                <w:rStyle w:val="af"/>
-                <w:noProof/>
-              </w:rPr>
-              <w:t>服役第</w:t>
-            </w:r>
-            <w:r>
-              <w:rPr>
-                <w:rStyle w:val="af"/>
-                <w:noProof/>
-              </w:rPr>
-              <w:t>5</w:t>
-            </w:r>
-            <w:r>
-              <w:rPr>
-                <w:rStyle w:val="af"/>
-                <w:noProof/>
-              </w:rPr>
-              <w:t>年的检验节点构件位置</w:t>
-            </w:r>
-            <w:r>
-              <w:rPr>
-                <w:rFonts w:hint="eastAsia"/>
-                <w:noProof/>
-                <w:webHidden/>
-              </w:rPr>
-              <w:tab/>
-            </w:r>
-            <w:r>
-              <w:rPr>
-                <w:rFonts w:hint="eastAsia"/>
-                <w:noProof/>
-                <w:webHidden/>
-              </w:rPr>
-              <w:fldChar w:fldCharType="begin"/>
-            </w:r>
-            <w:r>
-              <w:rPr>
-                <w:rFonts w:hint="eastAsia"/>
-                <w:noProof/>
-                <w:webHidden/>
-              </w:rPr>
-              <w:instrText xml:space="preserve"> </w:instrText>
-            </w:r>
-            <w:r>
-              <w:rPr>
-                <w:noProof/>
-                <w:webHidden/>
-              </w:rPr>
-              <w:instrText>PAGEREF _Toc228988265 \h</w:instrText>
-            </w:r>
-            <w:r>
-              <w:rPr>
-                <w:rFonts w:hint="eastAsia"/>
-                <w:noProof/>
-                <w:webHidden/>
-              </w:rPr>
-              <w:instrText xml:space="preserve"> </w:instrText>
-            </w:r>
-            <w:r>
-              <w:rPr>
-                <w:rFonts w:hint="eastAsia"/>
-                <w:noProof/>
-                <w:webHidden/>
-              </w:rPr>
-            </w:r>
-            <w:r>
-              <w:rPr>
-                <w:rFonts w:hint="eastAsia"/>
-                <w:noProof/>
-                <w:webHidden/>
-              </w:rPr>
-              <w:fldChar w:fldCharType="separate"/>
-            </w:r>
-            <w:r>
-              <w:rPr>
-                <w:noProof/>
-                <w:webHidden/>
-              </w:rPr>
-              <w:t>15</w:t>
-            </w:r>
-            <w:r>
-              <w:rPr>
-                <w:rFonts w:hint="eastAsia"/>
-                <w:noProof/>
-                <w:webHidden/>
-              </w:rPr>
-              <w:fldChar w:fldCharType="end"/>
-            </w:r>
-          </w:hyperlink>
-        </w:p>
-        <w:p>
-          <w:pPr>
-            <w:pStyle w:val="TOC2"/>
-            <w:tabs>
-              <w:tab w:val="right" w:leader="dot" w:pos="8296"/>
-            </w:tabs>
-            <w:ind w:left="280"/>
-            <w:rPr>
-              <w:rFonts w:asciiTheme="minorHAnsi" w:hAnsiTheme="minorHAnsi"/>
-              <w:noProof/>
-              <w:sz w:val="22"/>
-              <w14:ligatures w14:val="standardContextual"/>
-            </w:rPr>
-          </w:pPr>
-          <w:hyperlink w:anchor="_Toc228988266" w:history="1">
-            <w:r>
-              <w:rPr>
-                <w:rStyle w:val="af"/>
-                <w:noProof/>
-              </w:rPr>
-              <w:t>附件</w:t>
-            </w:r>
-            <w:r>
-              <w:rPr>
-                <w:rStyle w:val="af"/>
-                <w:noProof/>
-              </w:rPr>
-              <w:t xml:space="preserve">C.2 </w:t>
-            </w:r>
-            <w:r>
-              <w:rPr>
-                <w:rStyle w:val="af"/>
-                <w:noProof/>
-              </w:rPr>
-              <w:t>服役第</w:t>
-            </w:r>
-            <w:r>
-              <w:rPr>
-                <w:rStyle w:val="af"/>
-                <w:noProof/>
-              </w:rPr>
-              <w:t>10</w:t>
-            </w:r>
-            <w:r>
-              <w:rPr>
-                <w:rStyle w:val="af"/>
-                <w:noProof/>
-              </w:rPr>
-              <w:t>年的检验节点构件位置</w:t>
-            </w:r>
-            <w:r>
-              <w:rPr>
-                <w:rFonts w:hint="eastAsia"/>
-                <w:noProof/>
-                <w:webHidden/>
-              </w:rPr>
-              <w:tab/>
-            </w:r>
-            <w:r>
-              <w:rPr>
-                <w:rFonts w:hint="eastAsia"/>
-                <w:noProof/>
-                <w:webHidden/>
-              </w:rPr>
-              <w:fldChar w:fldCharType="begin"/>
-            </w:r>
-            <w:r>
-              <w:rPr>
-                <w:rFonts w:hint="eastAsia"/>
-                <w:noProof/>
-                <w:webHidden/>
-              </w:rPr>
-              <w:instrText xml:space="preserve"> </w:instrText>
-            </w:r>
-            <w:r>
-              <w:rPr>
-                <w:noProof/>
-                <w:webHidden/>
-              </w:rPr>
-              <w:instrText>PAGEREF _Toc228988266 \h</w:instrText>
-            </w:r>
-            <w:r>
-              <w:rPr>
-                <w:rFonts w:hint="eastAsia"/>
-                <w:noProof/>
-                <w:webHidden/>
-              </w:rPr>
-              <w:instrText xml:space="preserve"> </w:instrText>
-            </w:r>
-            <w:r>
-              <w:rPr>
-                <w:rFonts w:hint="eastAsia"/>
-                <w:noProof/>
-                <w:webHidden/>
-              </w:rPr>
-            </w:r>
-            <w:r>
-              <w:rPr>
-                <w:rFonts w:hint="eastAsia"/>
-                <w:noProof/>
-                <w:webHidden/>
-              </w:rPr>
-              <w:fldChar w:fldCharType="separate"/>
-            </w:r>
-            <w:r>
-              <w:rPr>
-                <w:noProof/>
-                <w:webHidden/>
-              </w:rPr>
-              <w:t>16</w:t>
-            </w:r>
-            <w:r>
-              <w:rPr>
-                <w:rFonts w:hint="eastAsia"/>
-                <w:noProof/>
-                <w:webHidden/>
-              </w:rPr>
-              <w:fldChar w:fldCharType="end"/>
-            </w:r>
-          </w:hyperlink>
-        </w:p>
-        <w:p>
-          <w:pPr>
-            <w:pStyle w:val="TOC2"/>
-            <w:tabs>
-              <w:tab w:val="right" w:leader="dot" w:pos="8296"/>
-            </w:tabs>
-            <w:ind w:left="280"/>
-            <w:rPr>
-              <w:rFonts w:asciiTheme="minorHAnsi" w:hAnsiTheme="minorHAnsi"/>
-              <w:noProof/>
-              <w:sz w:val="22"/>
-              <w14:ligatures w14:val="standardContextual"/>
-            </w:rPr>
-          </w:pPr>
-          <w:hyperlink w:anchor="_Toc228988267" w:history="1">
-            <w:r>
-              <w:rPr>
-                <w:rStyle w:val="af"/>
-                <w:noProof/>
-              </w:rPr>
-              <w:t>附件</w:t>
-            </w:r>
-            <w:r>
-              <w:rPr>
-                <w:rStyle w:val="af"/>
-                <w:noProof/>
-              </w:rPr>
-              <w:t xml:space="preserve">C.3 </w:t>
-            </w:r>
-            <w:r>
-              <w:rPr>
-                <w:rStyle w:val="af"/>
-                <w:noProof/>
-              </w:rPr>
-              <w:t>服役第</w:t>
-            </w:r>
-            <w:r>
-              <w:rPr>
-                <w:rStyle w:val="af"/>
-                <w:noProof/>
-              </w:rPr>
-              <w:t>15</w:t>
-            </w:r>
-            <w:r>
-              <w:rPr>
-                <w:rStyle w:val="af"/>
-                <w:noProof/>
-              </w:rPr>
-              <w:t>年的检验节点构件位置</w:t>
-            </w:r>
-            <w:r>
-              <w:rPr>
-                <w:rFonts w:hint="eastAsia"/>
-                <w:noProof/>
-                <w:webHidden/>
-              </w:rPr>
-              <w:tab/>
-            </w:r>
-            <w:r>
-              <w:rPr>
-                <w:rFonts w:hint="eastAsia"/>
-                <w:noProof/>
-                <w:webHidden/>
-              </w:rPr>
-              <w:fldChar w:fldCharType="begin"/>
-            </w:r>
-            <w:r>
-              <w:rPr>
-                <w:rFonts w:hint="eastAsia"/>
-                <w:noProof/>
-                <w:webHidden/>
-              </w:rPr>
-              <w:instrText xml:space="preserve"> </w:instrText>
-            </w:r>
-            <w:r>
-              <w:rPr>
-                <w:noProof/>
-                <w:webHidden/>
-              </w:rPr>
-              <w:instrText>PAGEREF _Toc228988267 \h</w:instrText>
-            </w:r>
-            <w:r>
-              <w:rPr>
-                <w:rFonts w:hint="eastAsia"/>
-                <w:noProof/>
-                <w:webHidden/>
-              </w:rPr>
-              <w:instrText xml:space="preserve"> </w:instrText>
-            </w:r>
-            <w:r>
-              <w:rPr>
-                <w:rFonts w:hint="eastAsia"/>
-                <w:noProof/>
-                <w:webHidden/>
-              </w:rPr>
-            </w:r>
-            <w:r>
-              <w:rPr>
-                <w:rFonts w:hint="eastAsia"/>
-                <w:noProof/>
-                <w:webHidden/>
-              </w:rPr>
-              <w:fldChar w:fldCharType="separate"/>
-            </w:r>
-            <w:r>
-              <w:rPr>
-                <w:noProof/>
-                <w:webHidden/>
-              </w:rPr>
-              <w:t>17</w:t>
-            </w:r>
-            <w:r>
-              <w:rPr>
-                <w:rFonts w:hint="eastAsia"/>
-                <w:noProof/>
-                <w:webHidden/>
-              </w:rPr>
-              <w:fldChar w:fldCharType="end"/>
-            </w:r>
-          </w:hyperlink>
-        </w:p>
-        <w:p>
-          <w:pPr>
-            <w:pStyle w:val="TOC2"/>
-            <w:tabs>
-              <w:tab w:val="right" w:leader="dot" w:pos="8296"/>
-            </w:tabs>
-            <w:ind w:left="280"/>
-            <w:rPr>
-              <w:rFonts w:asciiTheme="minorHAnsi" w:hAnsiTheme="minorHAnsi"/>
-              <w:noProof/>
-              <w:sz w:val="22"/>
-              <w14:ligatures w14:val="standardContextual"/>
-            </w:rPr>
-          </w:pPr>
-          <w:hyperlink w:anchor="_Toc228988268" w:history="1">
-            <w:r>
-              <w:rPr>
-                <w:rStyle w:val="af"/>
-                <w:noProof/>
-              </w:rPr>
-              <w:t>附件</w:t>
-            </w:r>
-            <w:r>
-              <w:rPr>
-                <w:rStyle w:val="af"/>
-                <w:noProof/>
-              </w:rPr>
-              <w:t xml:space="preserve">C.4 </w:t>
-            </w:r>
-            <w:r>
-              <w:rPr>
-                <w:rStyle w:val="af"/>
-                <w:noProof/>
-              </w:rPr>
-              <w:t>服役第</w:t>
-            </w:r>
-            <w:r>
-              <w:rPr>
-                <w:rStyle w:val="af"/>
-                <w:noProof/>
-              </w:rPr>
-              <w:t>20</w:t>
-            </w:r>
-            <w:r>
-              <w:rPr>
-                <w:rStyle w:val="af"/>
-                <w:noProof/>
-              </w:rPr>
-              <w:t>年的检验节点构件位置</w:t>
-            </w:r>
-            <w:r>
-              <w:rPr>
-                <w:rFonts w:hint="eastAsia"/>
-                <w:noProof/>
-                <w:webHidden/>
-              </w:rPr>
-              <w:tab/>
-            </w:r>
-            <w:r>
-              <w:rPr>
-                <w:rFonts w:hint="eastAsia"/>
-                <w:noProof/>
-                <w:webHidden/>
-              </w:rPr>
-              <w:fldChar w:fldCharType="begin"/>
-            </w:r>
-            <w:r>
-              <w:rPr>
-                <w:rFonts w:hint="eastAsia"/>
-                <w:noProof/>
-                <w:webHidden/>
-              </w:rPr>
-              <w:instrText xml:space="preserve"> </w:instrText>
-            </w:r>
-            <w:r>
-              <w:rPr>
-                <w:noProof/>
-                <w:webHidden/>
-              </w:rPr>
-              <w:instrText>PAGEREF _Toc228988268 \h</w:instrText>
-            </w:r>
-            <w:r>
-              <w:rPr>
-                <w:rFonts w:hint="eastAsia"/>
-                <w:noProof/>
-                <w:webHidden/>
-              </w:rPr>
-              <w:instrText xml:space="preserve"> </w:instrText>
-            </w:r>
-            <w:r>
-              <w:rPr>
-                <w:rFonts w:hint="eastAsia"/>
-                <w:noProof/>
-                <w:webHidden/>
-              </w:rPr>
-            </w:r>
-            <w:r>
-              <w:rPr>
-                <w:rFonts w:hint="eastAsia"/>
-                <w:noProof/>
-                <w:webHidden/>
-              </w:rPr>
-              <w:fldChar w:fldCharType="separate"/>
-            </w:r>
-            <w:r>
-              <w:rPr>
-                <w:noProof/>
-                <w:webHidden/>
-              </w:rPr>
-              <w:t>18</w:t>
-            </w:r>
-            <w:r>
-              <w:rPr>
-                <w:rFonts w:hint="eastAsia"/>
-                <w:noProof/>
-                <w:webHidden/>
-              </w:rPr>
-              <w:fldChar w:fldCharType="end"/>
-            </w:r>
-          </w:hyperlink>
-        </w:p>
-        <w:p>
-          <w:pPr>
-            <w:pStyle w:val="TOC2"/>
-            <w:tabs>
-              <w:tab w:val="right" w:leader="dot" w:pos="8296"/>
-            </w:tabs>
-            <w:ind w:left="280"/>
-            <w:rPr>
-              <w:rFonts w:asciiTheme="minorHAnsi" w:hAnsiTheme="minorHAnsi"/>
-              <w:noProof/>
-              <w:sz w:val="22"/>
-              <w14:ligatures w14:val="standardContextual"/>
-            </w:rPr>
-          </w:pPr>
-          <w:hyperlink w:anchor="_Toc228988269" w:history="1">
-            <w:r>
-              <w:rPr>
-                <w:rStyle w:val="af"/>
-                <w:noProof/>
-              </w:rPr>
-              <w:t>附件</w:t>
-            </w:r>
-            <w:r>
-              <w:rPr>
-                <w:rStyle w:val="af"/>
-                <w:noProof/>
-              </w:rPr>
-              <w:t xml:space="preserve">C.5 </w:t>
-            </w:r>
-            <w:r>
-              <w:rPr>
-                <w:rStyle w:val="af"/>
-                <w:noProof/>
-              </w:rPr>
-              <w:t>服役第</w:t>
-            </w:r>
-            <w:r>
-              <w:rPr>
-                <w:rStyle w:val="af"/>
-                <w:noProof/>
-              </w:rPr>
-              <w:t>25</w:t>
-            </w:r>
-            <w:r>
-              <w:rPr>
-                <w:rStyle w:val="af"/>
-                <w:noProof/>
-              </w:rPr>
-              <w:t>年的检验节点构件位置</w:t>
-            </w:r>
-            <w:r>
-              <w:rPr>
-                <w:rFonts w:hint="eastAsia"/>
-                <w:noProof/>
-                <w:webHidden/>
-              </w:rPr>
-              <w:tab/>
-            </w:r>
-            <w:r>
-              <w:rPr>
-                <w:rFonts w:hint="eastAsia"/>
-                <w:noProof/>
-                <w:webHidden/>
-              </w:rPr>
-              <w:fldChar w:fldCharType="begin"/>
-            </w:r>
-            <w:r>
-              <w:rPr>
-                <w:rFonts w:hint="eastAsia"/>
-                <w:noProof/>
-                <w:webHidden/>
-              </w:rPr>
-              <w:instrText xml:space="preserve"> </w:instrText>
-            </w:r>
-            <w:r>
-              <w:rPr>
-                <w:noProof/>
-                <w:webHidden/>
-              </w:rPr>
-              <w:instrText>PAGEREF _Toc228988269 \h</w:instrText>
-            </w:r>
-            <w:r>
-              <w:rPr>
-                <w:rFonts w:hint="eastAsia"/>
-                <w:noProof/>
-                <w:webHidden/>
-              </w:rPr>
-              <w:instrText xml:space="preserve"> </w:instrText>
-            </w:r>
-            <w:r>
-              <w:rPr>
-                <w:rFonts w:hint="eastAsia"/>
-                <w:noProof/>
-                <w:webHidden/>
-              </w:rPr>
-            </w:r>
-            <w:r>
-              <w:rPr>
-                <w:rFonts w:hint="eastAsia"/>
-                <w:noProof/>
-                <w:webHidden/>
-              </w:rPr>
-              <w:fldChar w:fldCharType="separate"/>
-            </w:r>
-            <w:r>
-              <w:rPr>
-                <w:noProof/>
-                <w:webHidden/>
-              </w:rPr>
-              <w:t>19</w:t>
-            </w:r>
-            <w:r>
-              <w:rPr>
-                <w:rFonts w:hint="eastAsia"/>
-                <w:noProof/>
-                <w:webHidden/>
-              </w:rPr>
-              <w:fldChar w:fldCharType="end"/>
-            </w:r>
-          </w:hyperlink>
-        </w:p>
-        <w:p>
-          <w:pPr>
-            <w:ind w:firstLine="562"/>
-          </w:pPr>
           <w:r>
             <w:rPr>
-              <w:b/>
+              <w:b w:val="0"/>
               <w:bCs/>
               <w:lang w:val="zh-CN"/>
             </w:rPr>
@@ -3177,7 +2279,21 @@
         <w:rPr>
           <w:sz w:val="24"/>
         </w:rPr>
-        <w:t>{{ platform_name }}</w:t>
+        <w:t xml:space="preserve">{{ </w:t>
+      </w:r>
+      <w:proofErr w:type="spellStart"/>
+      <w:r>
+        <w:rPr>
+          <w:sz w:val="24"/>
+        </w:rPr>
+        <w:t>platform_name</w:t>
+      </w:r>
+      <w:proofErr w:type="spellEnd"/>
+      <w:r>
+        <w:rPr>
+          <w:sz w:val="24"/>
+        </w:rPr>
+        <w:t xml:space="preserve"> }}</w:t>
       </w:r>
       <w:r>
         <w:rPr>
@@ -3189,7 +2305,21 @@
         <w:rPr>
           <w:sz w:val="24"/>
         </w:rPr>
-        <w:t>{{ oilfield_name }}</w:t>
+        <w:t xml:space="preserve">{{ </w:t>
+      </w:r>
+      <w:proofErr w:type="spellStart"/>
+      <w:r>
+        <w:rPr>
+          <w:sz w:val="24"/>
+        </w:rPr>
+        <w:t>oilfield_name</w:t>
+      </w:r>
+      <w:proofErr w:type="spellEnd"/>
+      <w:r>
+        <w:rPr>
+          <w:sz w:val="24"/>
+        </w:rPr>
+        <w:t xml:space="preserve"> }}</w:t>
       </w:r>
       <w:r>
         <w:rPr>
@@ -3201,7 +2331,21 @@
         <w:rPr>
           <w:sz w:val="24"/>
         </w:rPr>
-        <w:t>{{ water_depth_m }} m</w:t>
+        <w:t xml:space="preserve">{{ </w:t>
+      </w:r>
+      <w:proofErr w:type="spellStart"/>
+      <w:r>
+        <w:rPr>
+          <w:sz w:val="24"/>
+        </w:rPr>
+        <w:t>water_depth_m</w:t>
+      </w:r>
+      <w:proofErr w:type="spellEnd"/>
+      <w:r>
+        <w:rPr>
+          <w:sz w:val="24"/>
+        </w:rPr>
+        <w:t xml:space="preserve"> }} m</w:t>
       </w:r>
       <w:r>
         <w:rPr>
@@ -3213,7 +2357,21 @@
         <w:rPr>
           <w:sz w:val="24"/>
         </w:rPr>
-        <w:t>{{ leg_count }}</w:t>
+        <w:t xml:space="preserve">{{ </w:t>
+      </w:r>
+      <w:proofErr w:type="spellStart"/>
+      <w:r>
+        <w:rPr>
+          <w:sz w:val="24"/>
+        </w:rPr>
+        <w:t>leg_count</w:t>
+      </w:r>
+      <w:proofErr w:type="spellEnd"/>
+      <w:r>
+        <w:rPr>
+          <w:sz w:val="24"/>
+        </w:rPr>
+        <w:t xml:space="preserve"> }}</w:t>
       </w:r>
       <w:r>
         <w:rPr>
@@ -3225,7 +2383,21 @@
         <w:rPr>
           <w:sz w:val="24"/>
         </w:rPr>
-        <w:t>{{ platform_type }}</w:t>
+        <w:t xml:space="preserve">{{ </w:t>
+      </w:r>
+      <w:proofErr w:type="spellStart"/>
+      <w:r>
+        <w:rPr>
+          <w:sz w:val="24"/>
+        </w:rPr>
+        <w:t>platform_type</w:t>
+      </w:r>
+      <w:proofErr w:type="spellEnd"/>
+      <w:r>
+        <w:rPr>
+          <w:sz w:val="24"/>
+        </w:rPr>
+        <w:t xml:space="preserve"> }}</w:t>
       </w:r>
       <w:r>
         <w:rPr>
@@ -3237,7 +2409,21 @@
         <w:rPr>
           <w:sz w:val="24"/>
         </w:rPr>
-        <w:t>{{ start_year }}</w:t>
+        <w:t xml:space="preserve">{{ </w:t>
+      </w:r>
+      <w:proofErr w:type="spellStart"/>
+      <w:r>
+        <w:rPr>
+          <w:sz w:val="24"/>
+        </w:rPr>
+        <w:t>start_year</w:t>
+      </w:r>
+      <w:proofErr w:type="spellEnd"/>
+      <w:r>
+        <w:rPr>
+          <w:sz w:val="24"/>
+        </w:rPr>
+        <w:t xml:space="preserve"> }}</w:t>
       </w:r>
       <w:r>
         <w:rPr>
@@ -3249,7 +2435,21 @@
         <w:rPr>
           <w:sz w:val="24"/>
         </w:rPr>
-        <w:t>{{ design_life_years }}</w:t>
+        <w:t xml:space="preserve">{{ </w:t>
+      </w:r>
+      <w:proofErr w:type="spellStart"/>
+      <w:r>
+        <w:rPr>
+          <w:sz w:val="24"/>
+        </w:rPr>
+        <w:t>design_life_years</w:t>
+      </w:r>
+      <w:proofErr w:type="spellEnd"/>
+      <w:r>
+        <w:rPr>
+          <w:sz w:val="24"/>
+        </w:rPr>
+        <w:t xml:space="preserve"> }}</w:t>
       </w:r>
       <w:r>
         <w:rPr>
@@ -3444,7 +2644,21 @@
         <w:rPr>
           <w:sz w:val="24"/>
         </w:rPr>
-        <w:t>{{ life_safety_level }}</w:t>
+        <w:t xml:space="preserve">{{ </w:t>
+      </w:r>
+      <w:proofErr w:type="spellStart"/>
+      <w:r>
+        <w:rPr>
+          <w:sz w:val="24"/>
+        </w:rPr>
+        <w:t>life_safety_level</w:t>
+      </w:r>
+      <w:proofErr w:type="spellEnd"/>
+      <w:r>
+        <w:rPr>
+          <w:sz w:val="24"/>
+        </w:rPr>
+        <w:t xml:space="preserve"> }}</w:t>
       </w:r>
       <w:r>
         <w:rPr>
@@ -3456,7 +2670,21 @@
         <w:rPr>
           <w:sz w:val="24"/>
         </w:rPr>
-        <w:t>{{ failure_consequence_level }}</w:t>
+        <w:t xml:space="preserve">{{ </w:t>
+      </w:r>
+      <w:proofErr w:type="spellStart"/>
+      <w:r>
+        <w:rPr>
+          <w:sz w:val="24"/>
+        </w:rPr>
+        <w:t>failure_consequence_level</w:t>
+      </w:r>
+      <w:proofErr w:type="spellEnd"/>
+      <w:r>
+        <w:rPr>
+          <w:sz w:val="24"/>
+        </w:rPr>
+        <w:t xml:space="preserve"> }}</w:t>
       </w:r>
       <w:r>
         <w:rPr>
@@ -3468,7 +2696,21 @@
         <w:rPr>
           <w:sz w:val="24"/>
         </w:rPr>
-        <w:t>{{ exposure_level }}</w:t>
+        <w:t xml:space="preserve">{{ </w:t>
+      </w:r>
+      <w:proofErr w:type="spellStart"/>
+      <w:r>
+        <w:rPr>
+          <w:sz w:val="24"/>
+        </w:rPr>
+        <w:t>exposure_level</w:t>
+      </w:r>
+      <w:proofErr w:type="spellEnd"/>
+      <w:r>
+        <w:rPr>
+          <w:sz w:val="24"/>
+        </w:rPr>
+        <w:t xml:space="preserve"> }}</w:t>
       </w:r>
       <w:r>
         <w:rPr>
@@ -3578,104 +2820,27 @@
         <w:rPr>
           <w:sz w:val="24"/>
         </w:rPr>
-        <w:t>{{ exposure_level }}</w:t>
+        <w:t xml:space="preserve">{{ </w:t>
+      </w:r>
+      <w:proofErr w:type="spellStart"/>
+      <w:r>
+        <w:rPr>
+          <w:sz w:val="24"/>
+        </w:rPr>
+        <w:t>exposure_level</w:t>
+      </w:r>
+      <w:proofErr w:type="spellEnd"/>
+      <w:r>
+        <w:rPr>
+          <w:sz w:val="24"/>
+        </w:rPr>
+        <w:t xml:space="preserve"> }}</w:t>
       </w:r>
       <w:r>
         <w:rPr>
           <w:sz w:val="24"/>
         </w:rPr>
         <w:t>，根据构件、节点位置及其重要性确定的失效后果如下表所示。</w:t>
-      </w:r>
-    </w:p>
-    <w:p>
-      <w:pPr>
-        <w:pStyle w:val="a3"/>
-        <w:spacing w:beforeLines="50" w:before="190" w:afterLines="50" w:after="190" w:line="300" w:lineRule="auto"/>
-        <w:rPr>
-          <w:rFonts w:cs="Times New Roman"/>
-          <w:szCs w:val="24"/>
-        </w:rPr>
-      </w:pPr>
-      <w:r>
-        <w:t>（下面两个表格的失效后果类别根据平台暴露等级</w:t>
-      </w:r>
-      <w:r>
-        <w:t xml:space="preserve"> {{ exposure_level }} </w:t>
-      </w:r>
-      <w:r>
-        <w:t>更新，</w:t>
-      </w:r>
-      <w:r>
-        <w:t>L-1: 1</w:t>
-      </w:r>
-      <w:r>
-        <w:t>、</w:t>
-      </w:r>
-      <w:r>
-        <w:t>2</w:t>
-      </w:r>
-      <w:r>
-        <w:t>、</w:t>
-      </w:r>
-      <w:r>
-        <w:t>3</w:t>
-      </w:r>
-      <w:r>
-        <w:t>不变；</w:t>
-      </w:r>
-      <w:r>
-        <w:t xml:space="preserve">L-2: </w:t>
-      </w:r>
-      <w:r>
-        <w:t>改为</w:t>
-      </w:r>
-      <w:r>
-        <w:t>2</w:t>
-      </w:r>
-      <w:r>
-        <w:t>、</w:t>
-      </w:r>
-      <w:r>
-        <w:t>3</w:t>
-      </w:r>
-      <w:r>
-        <w:t>、</w:t>
-      </w:r>
-      <w:r>
-        <w:t>4</w:t>
-      </w:r>
-      <w:r>
-        <w:t>；</w:t>
-      </w:r>
-      <w:r>
-        <w:t xml:space="preserve">L-3: </w:t>
-      </w:r>
-      <w:r>
-        <w:t>改为</w:t>
-      </w:r>
-      <w:r>
-        <w:t>3</w:t>
-      </w:r>
-      <w:r>
-        <w:t>、</w:t>
-      </w:r>
-      <w:r>
-        <w:t>4</w:t>
-      </w:r>
-      <w:r>
-        <w:t>、</w:t>
-      </w:r>
-      <w:r>
-        <w:t>5</w:t>
-      </w:r>
-      <w:r>
-        <w:t>。详见</w:t>
-      </w:r>
-      <w:r>
-        <w:t>VBA</w:t>
-      </w:r>
-      <w:r>
-        <w:t>代码或研究报告）</w:t>
       </w:r>
     </w:p>
     <w:p>
@@ -3881,12 +3046,14 @@
                 <w:rFonts w:eastAsia="宋体" w:cs="Times New Roman"/>
               </w:rPr>
             </w:pPr>
+            <w:proofErr w:type="gramStart"/>
             <w:r>
               <w:rPr>
                 <w:rFonts w:eastAsia="宋体" w:cs="Times New Roman"/>
               </w:rPr>
               <w:t>主腿柱</w:t>
             </w:r>
+            <w:proofErr w:type="gramEnd"/>
           </w:p>
         </w:tc>
       </w:tr>
@@ -4001,6 +3168,26 @@
         </w:tc>
       </w:tr>
     </w:tbl>
+    <w:p>
+      <w:pPr>
+        <w:pStyle w:val="a3"/>
+        <w:spacing w:beforeLines="50" w:before="190" w:afterLines="50" w:after="190" w:line="300" w:lineRule="auto"/>
+        <w:rPr>
+          <w:rFonts w:ascii="宋体" w:hAnsi="宋体" w:cs="宋体"/>
+          <w:szCs w:val="24"/>
+        </w:rPr>
+      </w:pPr>
+    </w:p>
+    <w:p>
+      <w:pPr>
+        <w:pStyle w:val="a3"/>
+        <w:spacing w:beforeLines="50" w:before="190" w:afterLines="50" w:after="190" w:line="300" w:lineRule="auto"/>
+        <w:rPr>
+          <w:rFonts w:ascii="宋体" w:hAnsi="宋体" w:cs="宋体"/>
+          <w:szCs w:val="24"/>
+        </w:rPr>
+      </w:pPr>
+    </w:p>
     <w:p>
       <w:pPr>
         <w:pStyle w:val="a3"/>
@@ -4187,11 +3374,19 @@
                 <w:rFonts w:eastAsia="宋体" w:cs="Times New Roman"/>
               </w:rPr>
             </w:pPr>
-            <w:r>
-              <w:rPr>
-                <w:rFonts w:eastAsia="宋体" w:cs="Times New Roman"/>
-              </w:rPr>
-              <w:t>主腿柱节点</w:t>
+            <w:proofErr w:type="gramStart"/>
+            <w:r>
+              <w:rPr>
+                <w:rFonts w:eastAsia="宋体" w:cs="Times New Roman"/>
+              </w:rPr>
+              <w:t>主腿柱</w:t>
+            </w:r>
+            <w:proofErr w:type="gramEnd"/>
+            <w:r>
+              <w:rPr>
+                <w:rFonts w:eastAsia="宋体" w:cs="Times New Roman"/>
+              </w:rPr>
+              <w:t>节点</w:t>
             </w:r>
           </w:p>
         </w:tc>
@@ -5535,6 +4730,24 @@
     </w:p>
     <w:p>
       <w:pPr>
+        <w:ind w:firstLine="560"/>
+      </w:pPr>
+    </w:p>
+    <w:p>
+      <w:pPr>
+        <w:ind w:firstLine="560"/>
+      </w:pPr>
+    </w:p>
+    <w:p>
+      <w:pPr>
+        <w:ind w:firstLine="560"/>
+        <w:rPr>
+          <w:rFonts w:hint="eastAsia"/>
+        </w:rPr>
+      </w:pPr>
+    </w:p>
+    <w:p>
+      <w:pPr>
         <w:pStyle w:val="3"/>
         <w:spacing w:beforeLines="0" w:before="0"/>
         <w:rPr>
@@ -5588,6 +4801,7 @@
           <w:rFonts w:ascii="宋体" w:hAnsi="宋体" w:cs="宋体" w:hint="eastAsia"/>
           <w:szCs w:val="24"/>
         </w:rPr>
+        <w:lastRenderedPageBreak/>
         <w:t xml:space="preserve">表 </w:t>
       </w:r>
       <w:r>
@@ -5699,7 +4913,6 @@
                 <w:rFonts w:hint="eastAsia"/>
                 <w:szCs w:val="22"/>
               </w:rPr>
-              <w:lastRenderedPageBreak/>
               <w:t>节点信息</w:t>
             </w:r>
           </w:p>
@@ -5936,6 +5149,7 @@
               </w:rPr>
               <w:t>失效概率</w:t>
             </w:r>
+            <w:proofErr w:type="spellStart"/>
             <w:r>
               <w:rPr>
                 <w:rFonts w:hint="eastAsia"/>
@@ -5943,6 +5157,7 @@
               </w:rPr>
               <w:t>Pf</w:t>
             </w:r>
+            <w:proofErr w:type="spellEnd"/>
           </w:p>
         </w:tc>
         <w:tc>
@@ -6051,6 +5266,7 @@
                 <w:szCs w:val="22"/>
               </w:rPr>
             </w:pPr>
+            <w:proofErr w:type="spellStart"/>
             <w:r>
               <w:rPr>
                 <w:rFonts w:hint="eastAsia"/>
@@ -6058,6 +5274,7 @@
               </w:rPr>
               <w:t>LegJoint</w:t>
             </w:r>
+            <w:proofErr w:type="spellEnd"/>
           </w:p>
         </w:tc>
         <w:tc>
@@ -6199,6 +5416,24 @@
     </w:p>
     <w:p>
       <w:pPr>
+        <w:widowControl/>
+        <w:snapToGrid/>
+        <w:spacing w:after="0" w:line="240" w:lineRule="auto"/>
+        <w:ind w:firstLineChars="0" w:firstLine="0"/>
+        <w:jc w:val="left"/>
+        <w:rPr>
+          <w:rFonts w:eastAsia="宋体" w:hint="eastAsia"/>
+        </w:rPr>
+      </w:pPr>
+      <w:r>
+        <w:rPr>
+          <w:rFonts w:eastAsia="宋体"/>
+        </w:rPr>
+        <w:br w:type="page"/>
+      </w:r>
+    </w:p>
+    <w:p>
+      <w:pPr>
         <w:pStyle w:val="3"/>
         <w:spacing w:before="190"/>
         <w:rPr>
@@ -6211,6 +5446,7 @@
         <w:rPr>
           <w:rFonts w:hint="eastAsia"/>
         </w:rPr>
+        <w:lastRenderedPageBreak/>
         <w:t>倒塌失效概率</w:t>
       </w:r>
       <w:bookmarkEnd w:id="18"/>
@@ -6753,12 +5989,14 @@
               </w:rPr>
               <w:t>失效概率</w:t>
             </w:r>
+            <w:proofErr w:type="spellStart"/>
             <w:r>
               <w:rPr>
                 <w:rFonts w:eastAsia="宋体" w:cs="Times New Roman"/>
               </w:rPr>
               <w:t>Pf</w:t>
             </w:r>
+            <w:proofErr w:type="spellEnd"/>
           </w:p>
         </w:tc>
         <w:tc>
@@ -7023,6 +6261,28 @@
     </w:p>
     <w:p>
       <w:pPr>
+        <w:widowControl/>
+        <w:snapToGrid/>
+        <w:spacing w:after="0" w:line="240" w:lineRule="auto"/>
+        <w:ind w:firstLineChars="0" w:firstLine="0"/>
+        <w:jc w:val="left"/>
+        <w:rPr>
+          <w:rFonts w:eastAsia="宋体" w:hint="eastAsia"/>
+          <w:sz w:val="21"/>
+          <w:szCs w:val="21"/>
+        </w:rPr>
+      </w:pPr>
+      <w:r>
+        <w:rPr>
+          <w:rFonts w:eastAsia="宋体"/>
+          <w:sz w:val="21"/>
+          <w:szCs w:val="21"/>
+        </w:rPr>
+        <w:br w:type="page"/>
+      </w:r>
+    </w:p>
+    <w:p>
+      <w:pPr>
         <w:pStyle w:val="a3"/>
         <w:spacing w:beforeLines="50" w:before="190" w:afterLines="50" w:after="190" w:line="300" w:lineRule="auto"/>
         <w:rPr>
@@ -7035,6 +6295,7 @@
           <w:rFonts w:ascii="宋体" w:hAnsi="宋体" w:cs="宋体" w:hint="eastAsia"/>
           <w:szCs w:val="24"/>
         </w:rPr>
+        <w:lastRenderedPageBreak/>
         <w:t xml:space="preserve">表 </w:t>
       </w:r>
       <w:r>
@@ -7412,12 +6673,14 @@
               </w:rPr>
               <w:t>失效概率</w:t>
             </w:r>
+            <w:proofErr w:type="spellStart"/>
             <w:r>
               <w:rPr>
                 <w:rFonts w:eastAsia="宋体" w:cs="Times New Roman"/>
               </w:rPr>
               <w:t>Pf</w:t>
             </w:r>
+            <w:proofErr w:type="spellEnd"/>
           </w:p>
         </w:tc>
         <w:tc>
@@ -7667,6 +6930,21 @@
     </w:p>
     <w:p>
       <w:pPr>
+        <w:widowControl/>
+        <w:snapToGrid/>
+        <w:spacing w:after="0" w:line="240" w:lineRule="auto"/>
+        <w:ind w:firstLineChars="0" w:firstLine="0"/>
+        <w:jc w:val="left"/>
+        <w:rPr>
+          <w:rFonts w:hint="eastAsia"/>
+        </w:rPr>
+      </w:pPr>
+      <w:r>
+        <w:br w:type="page"/>
+      </w:r>
+    </w:p>
+    <w:p>
+      <w:pPr>
         <w:pStyle w:val="2"/>
         <w:spacing w:beforeLines="100" w:before="381"/>
         <w:rPr>
@@ -7679,6 +6957,7 @@
         <w:rPr>
           <w:rFonts w:hint="eastAsia"/>
         </w:rPr>
+        <w:lastRenderedPageBreak/>
         <w:t>风险评级矩阵</w:t>
       </w:r>
       <w:bookmarkEnd w:id="21"/>
@@ -7703,86 +6982,17 @@
       </w:r>
       <w:r>
         <w:rPr>
-          <w:rFonts w:eastAsia="宋体" w:cs="Times New Roman"/>
-          <w:sz w:val="24"/>
-        </w:rPr>
-        <w:fldChar w:fldCharType="begin"/>
-      </w:r>
-      <w:r>
-        <w:rPr>
-          <w:rFonts w:eastAsia="宋体" w:cs="Times New Roman"/>
-          <w:sz w:val="24"/>
-        </w:rPr>
-        <w:instrText xml:space="preserve"> </w:instrText>
-      </w:r>
-      <w:r>
-        <w:rPr>
           <w:rFonts w:eastAsia="宋体" w:cs="Times New Roman" w:hint="eastAsia"/>
           <w:sz w:val="24"/>
         </w:rPr>
-        <w:instrText>REF _Ref210832528 \h</w:instrText>
-      </w:r>
-      <w:r>
-        <w:rPr>
-          <w:rFonts w:eastAsia="宋体" w:cs="Times New Roman"/>
-          <w:sz w:val="24"/>
-        </w:rPr>
-        <w:instrText xml:space="preserve">  \* MERGEFORMAT </w:instrText>
-      </w:r>
-      <w:r>
-        <w:rPr>
-          <w:rFonts w:eastAsia="宋体" w:cs="Times New Roman"/>
-          <w:sz w:val="24"/>
-        </w:rPr>
-      </w:r>
-      <w:r>
-        <w:rPr>
-          <w:rFonts w:eastAsia="宋体" w:cs="Times New Roman"/>
-          <w:sz w:val="24"/>
-        </w:rPr>
-        <w:fldChar w:fldCharType="separate"/>
+        <w:t>表</w:t>
       </w:r>
       <w:r>
         <w:rPr>
           <w:rFonts w:eastAsia="宋体" w:cs="Times New Roman" w:hint="eastAsia"/>
           <w:sz w:val="24"/>
         </w:rPr>
-        <w:t>表</w:t>
-      </w:r>
-      <w:r>
-        <w:rPr>
-          <w:rFonts w:eastAsia="宋体" w:cs="Times New Roman" w:hint="eastAsia"/>
-          <w:sz w:val="24"/>
-        </w:rPr>
-        <w:t xml:space="preserve"> </w:t>
-      </w:r>
-      <w:r>
-        <w:rPr>
-          <w:rFonts w:eastAsia="宋体" w:cs="Times New Roman"/>
-          <w:sz w:val="24"/>
-        </w:rPr>
-        <w:t>2</w:t>
-      </w:r>
-      <w:r>
-        <w:rPr>
-          <w:rFonts w:eastAsia="宋体" w:cs="Times New Roman"/>
-          <w:sz w:val="24"/>
-        </w:rPr>
-        <w:noBreakHyphen/>
-      </w:r>
-      <w:r>
-        <w:rPr>
-          <w:rFonts w:eastAsia="宋体" w:cs="Times New Roman"/>
-          <w:sz w:val="24"/>
-        </w:rPr>
-        <w:fldChar w:fldCharType="end"/>
-      </w:r>
-      <w:r>
-        <w:rPr>
-          <w:rFonts w:eastAsia="宋体" w:cs="Times New Roman" w:hint="eastAsia"/>
-          <w:sz w:val="24"/>
-        </w:rPr>
-        <w:t>7</w:t>
+        <w:t>2-7</w:t>
       </w:r>
       <w:r>
         <w:rPr>
@@ -8165,7 +7375,6 @@
               <w:rPr>
                 <w:rFonts w:ascii="宋体" w:eastAsia="宋体" w:hAnsi="宋体" w:hint="eastAsia"/>
               </w:rPr>
-              <w:lastRenderedPageBreak/>
               <w:t>5</w:t>
             </w:r>
           </w:p>
@@ -8947,6 +8156,7 @@
                 <w:rFonts w:ascii="宋体" w:eastAsia="宋体" w:hAnsi="宋体" w:hint="eastAsia"/>
               </w:rPr>
             </w:pPr>
+            <w:proofErr w:type="gramStart"/>
             <w:r>
               <w:rPr>
                 <w:rFonts w:ascii="宋体" w:eastAsia="宋体" w:hAnsi="宋体" w:hint="eastAsia"/>
@@ -8956,6 +8166,7 @@
               </w:rPr>
               <w:t>一</w:t>
             </w:r>
+            <w:proofErr w:type="gramEnd"/>
           </w:p>
         </w:tc>
       </w:tr>
@@ -9119,6 +8330,7 @@
                 <w:rFonts w:ascii="宋体" w:eastAsia="宋体" w:hAnsi="宋体" w:hint="eastAsia"/>
               </w:rPr>
             </w:pPr>
+            <w:proofErr w:type="gramStart"/>
             <w:r>
               <w:rPr>
                 <w:rFonts w:ascii="宋体" w:eastAsia="宋体" w:hAnsi="宋体" w:hint="eastAsia"/>
@@ -9128,6 +8340,7 @@
               </w:rPr>
               <w:t>一</w:t>
             </w:r>
+            <w:proofErr w:type="gramEnd"/>
           </w:p>
         </w:tc>
         <w:tc>
@@ -9153,6 +8366,7 @@
                 <w:rFonts w:ascii="宋体" w:eastAsia="宋体" w:hAnsi="宋体" w:hint="eastAsia"/>
               </w:rPr>
             </w:pPr>
+            <w:proofErr w:type="gramStart"/>
             <w:r>
               <w:rPr>
                 <w:rFonts w:ascii="宋体" w:eastAsia="宋体" w:hAnsi="宋体" w:hint="eastAsia"/>
@@ -9162,6 +8376,7 @@
               </w:rPr>
               <w:t>一</w:t>
             </w:r>
+            <w:proofErr w:type="gramEnd"/>
           </w:p>
         </w:tc>
       </w:tr>
@@ -9302,50 +8517,30 @@
       </w:r>
       <w:r>
         <w:rPr>
-          <w:rFonts w:eastAsia="宋体" w:cs="Times New Roman"/>
-          <w:sz w:val="24"/>
-        </w:rPr>
-        <w:fldChar w:fldCharType="begin"/>
-      </w:r>
-      <w:r>
-        <w:rPr>
-          <w:rFonts w:eastAsia="宋体" w:cs="Times New Roman"/>
-          <w:sz w:val="24"/>
-        </w:rPr>
-        <w:instrText xml:space="preserve"> </w:instrText>
-      </w:r>
-      <w:r>
-        <w:rPr>
           <w:rFonts w:eastAsia="宋体" w:cs="Times New Roman" w:hint="eastAsia"/>
           <w:sz w:val="24"/>
         </w:rPr>
-        <w:instrText>REF _Ref210833017 \h</w:instrText>
-      </w:r>
-      <w:r>
-        <w:rPr>
-          <w:rFonts w:eastAsia="宋体" w:cs="Times New Roman"/>
-          <w:sz w:val="24"/>
-        </w:rPr>
-        <w:instrText xml:space="preserve">  \* MERGEFORMAT </w:instrText>
-      </w:r>
-      <w:r>
-        <w:rPr>
-          <w:rFonts w:eastAsia="宋体" w:cs="Times New Roman"/>
-          <w:sz w:val="24"/>
-        </w:rPr>
-      </w:r>
-      <w:r>
-        <w:rPr>
-          <w:rFonts w:eastAsia="宋体" w:cs="Times New Roman"/>
-          <w:sz w:val="24"/>
-        </w:rPr>
-        <w:fldChar w:fldCharType="separate"/>
+        <w:t>表</w:t>
       </w:r>
       <w:r>
         <w:rPr>
           <w:rFonts w:eastAsia="宋体" w:cs="Times New Roman" w:hint="eastAsia"/>
           <w:sz w:val="24"/>
         </w:rPr>
+        <w:t>2-8</w:t>
+      </w:r>
+      <w:r>
+        <w:rPr>
+          <w:rFonts w:eastAsia="宋体" w:cs="Times New Roman" w:hint="eastAsia"/>
+          <w:sz w:val="24"/>
+        </w:rPr>
+        <w:t>所示。对于平台构件的风险等级，以构件的倒塌风险等级为评定依据，详细如下</w:t>
+      </w:r>
+      <w:r>
+        <w:rPr>
+          <w:rFonts w:eastAsia="宋体" w:cs="Times New Roman" w:hint="eastAsia"/>
+          <w:sz w:val="24"/>
+        </w:rPr>
         <w:t>表</w:t>
       </w:r>
       <w:r>
@@ -9353,125 +8548,7 @@
           <w:rFonts w:eastAsia="宋体" w:cs="Times New Roman" w:hint="eastAsia"/>
           <w:sz w:val="24"/>
         </w:rPr>
-        <w:t xml:space="preserve"> </w:t>
-      </w:r>
-      <w:r>
-        <w:rPr>
-          <w:rFonts w:eastAsia="宋体" w:cs="Times New Roman"/>
-          <w:sz w:val="24"/>
-        </w:rPr>
-        <w:t>2</w:t>
-      </w:r>
-      <w:r>
-        <w:rPr>
-          <w:rFonts w:eastAsia="宋体" w:cs="Times New Roman"/>
-          <w:sz w:val="24"/>
-        </w:rPr>
-        <w:noBreakHyphen/>
-      </w:r>
-      <w:r>
-        <w:rPr>
-          <w:rFonts w:eastAsia="宋体" w:cs="Times New Roman" w:hint="eastAsia"/>
-          <w:sz w:val="24"/>
-        </w:rPr>
-        <w:t>8</w:t>
-      </w:r>
-      <w:r>
-        <w:rPr>
-          <w:rFonts w:eastAsia="宋体" w:cs="Times New Roman"/>
-          <w:sz w:val="24"/>
-        </w:rPr>
-        <w:fldChar w:fldCharType="end"/>
-      </w:r>
-      <w:r>
-        <w:rPr>
-          <w:rFonts w:eastAsia="宋体" w:cs="Times New Roman" w:hint="eastAsia"/>
-          <w:sz w:val="24"/>
-        </w:rPr>
-        <w:t>所示。对于平台构件的风险等级，以构件的倒塌风险等级为评定依据，详细如下</w:t>
-      </w:r>
-      <w:r>
-        <w:rPr>
-          <w:rFonts w:eastAsia="宋体" w:cs="Times New Roman"/>
-          <w:sz w:val="24"/>
-        </w:rPr>
-        <w:fldChar w:fldCharType="begin"/>
-      </w:r>
-      <w:r>
-        <w:rPr>
-          <w:rFonts w:eastAsia="宋体" w:cs="Times New Roman"/>
-          <w:sz w:val="24"/>
-        </w:rPr>
-        <w:instrText xml:space="preserve"> </w:instrText>
-      </w:r>
-      <w:r>
-        <w:rPr>
-          <w:rFonts w:eastAsia="宋体" w:cs="Times New Roman" w:hint="eastAsia"/>
-          <w:sz w:val="24"/>
-        </w:rPr>
-        <w:instrText>REF _Ref210896080 \h</w:instrText>
-      </w:r>
-      <w:r>
-        <w:rPr>
-          <w:rFonts w:eastAsia="宋体" w:cs="Times New Roman"/>
-          <w:sz w:val="24"/>
-        </w:rPr>
-        <w:instrText xml:space="preserve">  \* MERGEFORMAT </w:instrText>
-      </w:r>
-      <w:r>
-        <w:rPr>
-          <w:rFonts w:eastAsia="宋体" w:cs="Times New Roman"/>
-          <w:sz w:val="24"/>
-        </w:rPr>
-      </w:r>
-      <w:r>
-        <w:rPr>
-          <w:rFonts w:eastAsia="宋体" w:cs="Times New Roman"/>
-          <w:sz w:val="24"/>
-        </w:rPr>
-        <w:fldChar w:fldCharType="separate"/>
-      </w:r>
-      <w:r>
-        <w:rPr>
-          <w:rFonts w:eastAsia="宋体" w:cs="Times New Roman" w:hint="eastAsia"/>
-          <w:sz w:val="24"/>
-        </w:rPr>
-        <w:t>表</w:t>
-      </w:r>
-      <w:r>
-        <w:rPr>
-          <w:rFonts w:eastAsia="宋体" w:cs="Times New Roman" w:hint="eastAsia"/>
-          <w:sz w:val="24"/>
-        </w:rPr>
-        <w:t xml:space="preserve"> </w:t>
-      </w:r>
-      <w:r>
-        <w:rPr>
-          <w:rFonts w:eastAsia="宋体" w:cs="Times New Roman"/>
-          <w:sz w:val="24"/>
-        </w:rPr>
-        <w:t>2</w:t>
-      </w:r>
-      <w:r>
-        <w:rPr>
-          <w:rFonts w:eastAsia="宋体" w:cs="Times New Roman"/>
-          <w:sz w:val="24"/>
-        </w:rPr>
-        <w:noBreakHyphen/>
-      </w:r>
-      <w:r>
-        <w:rPr>
-          <w:rFonts w:eastAsia="宋体" w:cs="Times New Roman" w:hint="eastAsia"/>
-          <w:sz w:val="24"/>
-        </w:rPr>
-        <w:t>9</w:t>
-      </w:r>
-      <w:r>
-        <w:rPr>
-          <w:rFonts w:eastAsia="宋体" w:cs="Times New Roman"/>
-          <w:sz w:val="24"/>
-        </w:rPr>
-        <w:fldChar w:fldCharType="end"/>
+        <w:t>2-9</w:t>
       </w:r>
       <w:r>
         <w:rPr>
@@ -9952,6 +9029,7 @@
                 <w:szCs w:val="22"/>
               </w:rPr>
             </w:pPr>
+            <w:proofErr w:type="spellStart"/>
             <w:r>
               <w:rPr>
                 <w:rFonts w:hint="eastAsia"/>
@@ -9959,6 +9037,7 @@
               </w:rPr>
               <w:t>LegJoint</w:t>
             </w:r>
+            <w:proofErr w:type="spellEnd"/>
           </w:p>
         </w:tc>
         <w:tc>
@@ -10072,6 +9151,7 @@
                 <w:szCs w:val="22"/>
               </w:rPr>
             </w:pPr>
+            <w:proofErr w:type="gramStart"/>
             <w:r>
               <w:rPr>
                 <w:rFonts w:hint="eastAsia"/>
@@ -10079,6 +9159,7 @@
               </w:rPr>
               <w:t>一</w:t>
             </w:r>
+            <w:proofErr w:type="gramEnd"/>
           </w:p>
         </w:tc>
         <w:tc>
@@ -10101,21 +9182,7 @@
                 <w:rFonts w:hint="eastAsia"/>
                 <w:szCs w:val="22"/>
               </w:rPr>
-              <w:t>第</w:t>
-            </w:r>
-            <w:r>
-              <w:rPr>
-                <w:rFonts w:hint="eastAsia"/>
-                <w:szCs w:val="22"/>
-              </w:rPr>
-              <w:t>5</w:t>
-            </w:r>
-            <w:r>
-              <w:rPr>
-                <w:rFonts w:hint="eastAsia"/>
-                <w:szCs w:val="22"/>
-              </w:rPr>
-              <w:t>年</w:t>
+              <w:t>当前</w:t>
             </w:r>
           </w:p>
         </w:tc>
@@ -10124,6 +9191,7 @@
     <w:p>
       <w:pPr>
         <w:pStyle w:val="a3"/>
+        <w:spacing w:beforeLines="50" w:before="190" w:afterLines="50" w:after="190" w:line="300" w:lineRule="auto"/>
         <w:rPr>
           <w:rFonts w:cs="Times New Roman"/>
           <w:color w:val="00B0F0"/>
@@ -10133,10 +9201,16 @@
     </w:p>
     <w:p>
       <w:pPr>
-        <w:pStyle w:val="a3"/>
-        <w:rPr>
-          <w:rFonts w:ascii="宋体" w:hAnsi="宋体" w:cs="宋体" w:hint="eastAsia"/>
-          <w:szCs w:val="24"/>
+        <w:widowControl/>
+        <w:snapToGrid/>
+        <w:spacing w:after="0" w:line="240" w:lineRule="auto"/>
+        <w:ind w:firstLineChars="0" w:firstLine="0"/>
+        <w:jc w:val="left"/>
+        <w:rPr>
+          <w:rFonts w:eastAsia="宋体" w:cs="Times New Roman"/>
+          <w:color w:val="00B0F0"/>
+          <w:sz w:val="24"/>
+          <w:szCs w:val="20"/>
         </w:rPr>
       </w:pPr>
       <w:r>
@@ -10144,21 +9218,7 @@
           <w:rFonts w:cs="Times New Roman"/>
           <w:color w:val="00B0F0"/>
         </w:rPr>
-        <w:t>（</w:t>
-      </w:r>
-      <w:r>
-        <w:rPr>
-          <w:rFonts w:cs="Times New Roman" w:hint="eastAsia"/>
-          <w:color w:val="00B0F0"/>
-        </w:rPr>
-        <w:t>表格内容根据实际结果更新</w:t>
-      </w:r>
-      <w:r>
-        <w:rPr>
-          <w:rFonts w:cs="Times New Roman"/>
-          <w:color w:val="00B0F0"/>
-        </w:rPr>
-        <w:t>）</w:t>
+        <w:br w:type="page"/>
       </w:r>
     </w:p>
     <w:p>
@@ -10175,6 +9235,7 @@
           <w:rFonts w:ascii="宋体" w:hAnsi="宋体" w:cs="宋体" w:hint="eastAsia"/>
           <w:szCs w:val="24"/>
         </w:rPr>
+        <w:lastRenderedPageBreak/>
         <w:t xml:space="preserve">表 </w:t>
       </w:r>
       <w:r>
@@ -10744,11 +9805,16 @@
     </w:p>
     <w:p>
       <w:pPr>
-        <w:pStyle w:val="a3"/>
-        <w:spacing w:beforeLines="50" w:before="190" w:afterLines="50" w:after="190" w:line="300" w:lineRule="auto"/>
-        <w:rPr>
-          <w:rFonts w:ascii="宋体" w:hAnsi="宋体" w:cs="宋体" w:hint="eastAsia"/>
-          <w:szCs w:val="24"/>
+        <w:widowControl/>
+        <w:snapToGrid/>
+        <w:spacing w:after="0" w:line="240" w:lineRule="auto"/>
+        <w:ind w:firstLineChars="0" w:firstLine="0"/>
+        <w:jc w:val="left"/>
+        <w:rPr>
+          <w:rFonts w:eastAsia="宋体" w:cs="Times New Roman"/>
+          <w:color w:val="00B0F0"/>
+          <w:sz w:val="24"/>
+          <w:szCs w:val="20"/>
         </w:rPr>
       </w:pPr>
       <w:r>
@@ -10756,21 +9822,7 @@
           <w:rFonts w:cs="Times New Roman"/>
           <w:color w:val="00B0F0"/>
         </w:rPr>
-        <w:t>（</w:t>
-      </w:r>
-      <w:r>
-        <w:rPr>
-          <w:rFonts w:cs="Times New Roman" w:hint="eastAsia"/>
-          <w:color w:val="00B0F0"/>
-        </w:rPr>
-        <w:t>表格内容根据实际结果更新</w:t>
-      </w:r>
-      <w:r>
-        <w:rPr>
-          <w:rFonts w:cs="Times New Roman"/>
-          <w:color w:val="00B0F0"/>
-        </w:rPr>
-        <w:t>）</w:t>
+        <w:br w:type="page"/>
       </w:r>
     </w:p>
     <w:p>
@@ -10787,6 +9839,7 @@
           <w:rFonts w:ascii="宋体" w:hAnsi="宋体" w:cs="宋体" w:hint="eastAsia"/>
           <w:szCs w:val="24"/>
         </w:rPr>
+        <w:lastRenderedPageBreak/>
         <w:t xml:space="preserve">表 </w:t>
       </w:r>
       <w:r>
@@ -10990,6 +10043,7 @@
                 <w:szCs w:val="22"/>
               </w:rPr>
             </w:pPr>
+            <w:proofErr w:type="gramStart"/>
             <w:r>
               <w:rPr>
                 <w:rFonts w:hint="eastAsia"/>
@@ -10997,6 +10051,7 @@
               </w:rPr>
               <w:t>一</w:t>
             </w:r>
+            <w:proofErr w:type="gramEnd"/>
           </w:p>
         </w:tc>
         <w:tc>
@@ -11508,7 +10563,6 @@
       <w:pPr>
         <w:pStyle w:val="a3"/>
         <w:spacing w:beforeLines="50" w:before="190" w:afterLines="50" w:after="190" w:line="300" w:lineRule="auto"/>
-        <w:jc w:val="both"/>
         <w:rPr>
           <w:rFonts w:ascii="宋体" w:hAnsi="宋体" w:cs="宋体" w:hint="eastAsia"/>
           <w:szCs w:val="24"/>
@@ -11519,7 +10573,6 @@
           <w:rFonts w:ascii="宋体" w:hAnsi="宋体" w:cs="宋体" w:hint="eastAsia"/>
           <w:szCs w:val="24"/>
         </w:rPr>
-        <w:lastRenderedPageBreak/>
         <w:t xml:space="preserve">表 </w:t>
       </w:r>
       <w:r>
@@ -11680,12 +10733,14 @@
               <w:spacing w:after="0" w:line="300" w:lineRule="auto"/>
               <w:jc w:val="center"/>
             </w:pPr>
+            <w:proofErr w:type="gramStart"/>
             <w:r>
               <w:rPr>
                 <w:rFonts w:hint="eastAsia"/>
               </w:rPr>
               <w:t>一</w:t>
             </w:r>
+            <w:proofErr w:type="gramEnd"/>
           </w:p>
         </w:tc>
         <w:tc>
@@ -12236,12 +11291,14 @@
               <w:spacing w:after="0" w:line="300" w:lineRule="auto"/>
               <w:jc w:val="center"/>
             </w:pPr>
+            <w:proofErr w:type="gramStart"/>
             <w:r>
               <w:rPr>
                 <w:rFonts w:hint="eastAsia"/>
               </w:rPr>
               <w:t>一</w:t>
             </w:r>
+            <w:proofErr w:type="gramEnd"/>
           </w:p>
         </w:tc>
         <w:tc>
@@ -12792,12 +11849,14 @@
               <w:spacing w:after="0" w:line="300" w:lineRule="auto"/>
               <w:jc w:val="center"/>
             </w:pPr>
+            <w:proofErr w:type="gramStart"/>
             <w:r>
               <w:rPr>
                 <w:rFonts w:hint="eastAsia"/>
               </w:rPr>
               <w:t>一</w:t>
             </w:r>
+            <w:proofErr w:type="gramEnd"/>
           </w:p>
         </w:tc>
         <w:tc>
@@ -13348,12 +12407,14 @@
               <w:spacing w:after="0" w:line="300" w:lineRule="auto"/>
               <w:jc w:val="center"/>
             </w:pPr>
+            <w:proofErr w:type="gramStart"/>
             <w:r>
               <w:rPr>
                 <w:rFonts w:hint="eastAsia"/>
               </w:rPr>
               <w:t>一</w:t>
             </w:r>
+            <w:proofErr w:type="gramEnd"/>
           </w:p>
         </w:tc>
         <w:tc>
@@ -13904,12 +12965,14 @@
               <w:spacing w:after="0" w:line="300" w:lineRule="auto"/>
               <w:jc w:val="center"/>
             </w:pPr>
+            <w:proofErr w:type="gramStart"/>
             <w:r>
               <w:rPr>
                 <w:rFonts w:hint="eastAsia"/>
               </w:rPr>
               <w:t>一</w:t>
             </w:r>
+            <w:proofErr w:type="gramEnd"/>
           </w:p>
         </w:tc>
         <w:tc>
@@ -14460,12 +13523,14 @@
               <w:spacing w:after="0" w:line="300" w:lineRule="auto"/>
               <w:jc w:val="center"/>
             </w:pPr>
+            <w:proofErr w:type="gramStart"/>
             <w:r>
               <w:rPr>
                 <w:rFonts w:hint="eastAsia"/>
               </w:rPr>
               <w:t>一</w:t>
             </w:r>
+            <w:proofErr w:type="gramEnd"/>
           </w:p>
         </w:tc>
         <w:tc>
@@ -16955,20 +16020,10 @@
     <w:p>
       <w:pPr>
         <w:spacing w:line="360" w:lineRule="auto"/>
-        <w:ind w:firstLine="560"/>
+        <w:ind w:firstLineChars="0" w:firstLine="0"/>
         <w:jc w:val="left"/>
         <w:rPr>
-          <w:rFonts w:eastAsia="宋体"/>
-        </w:rPr>
-      </w:pPr>
-    </w:p>
-    <w:p>
-      <w:pPr>
-        <w:spacing w:line="360" w:lineRule="auto"/>
-        <w:ind w:firstLine="560"/>
-        <w:jc w:val="left"/>
-        <w:rPr>
-          <w:rFonts w:eastAsia="宋体"/>
+          <w:rFonts w:eastAsia="宋体" w:hint="eastAsia"/>
         </w:rPr>
         <w:sectPr>
           <w:pgSz w:w="11906" w:h="16838"/>
@@ -18252,6 +17307,7 @@
       <w:pPr>
         <w:spacing w:beforeLines="50" w:before="156" w:afterLines="50" w:after="156" w:line="300" w:lineRule="auto"/>
         <w:ind w:firstLineChars="0" w:firstLine="0"/>
+        <w:jc w:val="center"/>
         <w:rPr>
           <w:sz w:val="24"/>
         </w:rPr>
@@ -18616,12 +17672,14 @@
               <w:spacing w:after="0" w:line="300" w:lineRule="auto"/>
               <w:jc w:val="center"/>
             </w:pPr>
+            <w:proofErr w:type="gramStart"/>
             <w:r>
               <w:rPr>
                 <w:rFonts w:hint="eastAsia"/>
               </w:rPr>
               <w:t>一</w:t>
             </w:r>
+            <w:proofErr w:type="gramEnd"/>
           </w:p>
         </w:tc>
         <w:tc>
@@ -19105,12 +18163,14 @@
                 <w:rFonts w:eastAsia="宋体" w:cs="Times New Roman"/>
               </w:rPr>
             </w:pPr>
+            <w:proofErr w:type="gramStart"/>
             <w:r>
               <w:rPr>
                 <w:rFonts w:eastAsia="宋体" w:cs="Times New Roman"/>
               </w:rPr>
               <w:t>一</w:t>
             </w:r>
+            <w:proofErr w:type="gramEnd"/>
           </w:p>
         </w:tc>
         <w:tc>
@@ -20049,12 +19109,14 @@
                 <w:rFonts w:eastAsia="宋体" w:cs="Times New Roman"/>
               </w:rPr>
             </w:pPr>
+            <w:proofErr w:type="gramStart"/>
             <w:r>
               <w:rPr>
                 <w:rFonts w:eastAsia="宋体" w:cs="Times New Roman"/>
               </w:rPr>
               <w:t>一</w:t>
             </w:r>
+            <w:proofErr w:type="gramEnd"/>
           </w:p>
         </w:tc>
         <w:tc>
@@ -20993,12 +20055,14 @@
                 <w:rFonts w:eastAsia="宋体" w:cs="Times New Roman"/>
               </w:rPr>
             </w:pPr>
+            <w:proofErr w:type="gramStart"/>
             <w:r>
               <w:rPr>
                 <w:rFonts w:eastAsia="宋体" w:cs="Times New Roman"/>
               </w:rPr>
               <w:t>一</w:t>
             </w:r>
+            <w:proofErr w:type="gramEnd"/>
           </w:p>
         </w:tc>
         <w:tc>
@@ -21938,12 +21002,14 @@
                 <w:rFonts w:eastAsia="宋体" w:cs="Times New Roman"/>
               </w:rPr>
             </w:pPr>
+            <w:proofErr w:type="gramStart"/>
             <w:r>
               <w:rPr>
                 <w:rFonts w:eastAsia="宋体" w:cs="Times New Roman"/>
               </w:rPr>
               <w:t>一</w:t>
             </w:r>
+            <w:proofErr w:type="gramEnd"/>
           </w:p>
         </w:tc>
         <w:tc>
@@ -22882,12 +21948,14 @@
                 <w:rFonts w:eastAsia="宋体" w:cs="Times New Roman"/>
               </w:rPr>
             </w:pPr>
+            <w:proofErr w:type="gramStart"/>
             <w:r>
               <w:rPr>
                 <w:rFonts w:eastAsia="宋体" w:cs="Times New Roman"/>
               </w:rPr>
               <w:t>一</w:t>
             </w:r>
+            <w:proofErr w:type="gramEnd"/>
           </w:p>
         </w:tc>
         <w:tc>
@@ -23841,12 +22909,14 @@
               <w:spacing w:after="0" w:line="300" w:lineRule="auto"/>
               <w:jc w:val="center"/>
             </w:pPr>
+            <w:proofErr w:type="spellStart"/>
             <w:r>
               <w:rPr>
                 <w:rFonts w:hint="eastAsia"/>
               </w:rPr>
               <w:t>MemberType</w:t>
             </w:r>
+            <w:proofErr w:type="spellEnd"/>
           </w:p>
         </w:tc>
         <w:tc>
@@ -24071,12 +23141,14 @@
               <w:spacing w:after="0" w:line="300" w:lineRule="auto"/>
               <w:jc w:val="center"/>
             </w:pPr>
+            <w:proofErr w:type="gramStart"/>
             <w:r>
               <w:rPr>
                 <w:rFonts w:hint="eastAsia"/>
               </w:rPr>
               <w:t>一</w:t>
             </w:r>
+            <w:proofErr w:type="gramEnd"/>
           </w:p>
         </w:tc>
         <w:tc>
@@ -24129,19 +23201,7 @@
               <w:rPr>
                 <w:rFonts w:hint="eastAsia"/>
               </w:rPr>
-              <w:t>第</w:t>
-            </w:r>
-            <w:r>
-              <w:rPr>
-                <w:rFonts w:hint="eastAsia"/>
-              </w:rPr>
-              <w:t>5</w:t>
-            </w:r>
-            <w:r>
-              <w:rPr>
-                <w:rFonts w:hint="eastAsia"/>
-              </w:rPr>
-              <w:t>年</w:t>
+              <w:t>当前</w:t>
             </w:r>
           </w:p>
         </w:tc>
@@ -24157,11 +23217,40 @@
         </w:rPr>
       </w:pPr>
       <w:bookmarkStart w:id="43" w:name="_Ref24551"/>
+    </w:p>
+    <w:p>
+      <w:pPr>
+        <w:widowControl/>
+        <w:snapToGrid/>
+        <w:spacing w:after="0" w:line="240" w:lineRule="auto"/>
+        <w:ind w:firstLineChars="0" w:firstLine="0"/>
+        <w:jc w:val="left"/>
+        <w:rPr>
+          <w:sz w:val="24"/>
+        </w:rPr>
+      </w:pPr>
+      <w:r>
+        <w:rPr>
+          <w:sz w:val="24"/>
+        </w:rPr>
+        <w:br w:type="page"/>
+      </w:r>
+    </w:p>
+    <w:p>
+      <w:pPr>
+        <w:spacing w:beforeLines="50" w:before="156" w:afterLines="50" w:after="156" w:line="300" w:lineRule="auto"/>
+        <w:ind w:firstLineChars="0" w:firstLine="0"/>
+        <w:jc w:val="center"/>
+        <w:rPr>
+          <w:sz w:val="24"/>
+        </w:rPr>
+      </w:pPr>
       <w:r>
         <w:rPr>
           <w:rFonts w:hint="eastAsia"/>
           <w:sz w:val="24"/>
         </w:rPr>
+        <w:lastRenderedPageBreak/>
         <w:t>表</w:t>
       </w:r>
       <w:r>
@@ -24314,12 +23403,14 @@
               <w:spacing w:after="0" w:line="300" w:lineRule="auto"/>
               <w:jc w:val="center"/>
             </w:pPr>
+            <w:proofErr w:type="spellStart"/>
             <w:r>
               <w:rPr>
                 <w:rFonts w:hint="eastAsia"/>
               </w:rPr>
               <w:t>JointID</w:t>
             </w:r>
+            <w:proofErr w:type="spellEnd"/>
           </w:p>
         </w:tc>
         <w:tc>
@@ -24356,12 +23447,14 @@
               <w:spacing w:after="0" w:line="300" w:lineRule="auto"/>
               <w:jc w:val="center"/>
             </w:pPr>
+            <w:proofErr w:type="spellStart"/>
             <w:r>
               <w:rPr>
                 <w:rFonts w:hint="eastAsia"/>
               </w:rPr>
               <w:t>JointType</w:t>
             </w:r>
+            <w:proofErr w:type="spellEnd"/>
           </w:p>
         </w:tc>
         <w:tc>
@@ -24525,12 +23618,14 @@
               <w:spacing w:after="0" w:line="300" w:lineRule="auto"/>
               <w:jc w:val="center"/>
             </w:pPr>
+            <w:proofErr w:type="spellStart"/>
             <w:r>
               <w:rPr>
                 <w:rFonts w:hint="eastAsia"/>
               </w:rPr>
               <w:t>LegJoint</w:t>
             </w:r>
+            <w:proofErr w:type="spellEnd"/>
           </w:p>
         </w:tc>
         <w:tc>
@@ -24582,12 +23677,14 @@
               <w:spacing w:after="0" w:line="300" w:lineRule="auto"/>
               <w:jc w:val="center"/>
             </w:pPr>
+            <w:proofErr w:type="gramStart"/>
             <w:r>
               <w:rPr>
                 <w:rFonts w:hint="eastAsia"/>
               </w:rPr>
               <w:t>一</w:t>
             </w:r>
+            <w:proofErr w:type="gramEnd"/>
           </w:p>
         </w:tc>
         <w:tc>
@@ -24626,19 +23723,7 @@
               <w:rPr>
                 <w:rFonts w:hint="eastAsia"/>
               </w:rPr>
-              <w:t>第</w:t>
-            </w:r>
-            <w:r>
-              <w:rPr>
-                <w:rFonts w:hint="eastAsia"/>
-              </w:rPr>
-              <w:t>5</w:t>
-            </w:r>
-            <w:r>
-              <w:rPr>
-                <w:rFonts w:hint="eastAsia"/>
-              </w:rPr>
-              <w:t>年</w:t>
+              <w:t>当前</w:t>
             </w:r>
           </w:p>
         </w:tc>
@@ -24652,566 +23737,23 @@
         <w:ind w:firstLineChars="0" w:firstLine="0"/>
         <w:jc w:val="center"/>
         <w:rPr>
+          <w:rFonts w:eastAsia="宋体" w:cs="宋体" w:hint="eastAsia"/>
+          <w:color w:val="000000"/>
+          <w:kern w:val="0"/>
+          <w:sz w:val="21"/>
+          <w:szCs w:val="21"/>
+        </w:rPr>
+      </w:pPr>
+      <w:r>
+        <w:rPr>
           <w:rFonts w:eastAsia="宋体" w:cs="宋体"/>
           <w:color w:val="000000"/>
           <w:kern w:val="0"/>
           <w:sz w:val="21"/>
           <w:szCs w:val="21"/>
         </w:rPr>
-      </w:pPr>
-      <w:r>
-        <w:rPr>
-          <w:rFonts w:eastAsia="宋体" w:cs="宋体"/>
-          <w:color w:val="000000"/>
-          <w:kern w:val="0"/>
-          <w:sz w:val="21"/>
-          <w:szCs w:val="21"/>
-        </w:rPr>
         <w:t xml:space="preserve"> </w:t>
       </w:r>
-      <w:r>
-        <w:rPr>
-          <w:rFonts w:eastAsia="宋体" w:cs="宋体"/>
-          <w:color w:val="000000"/>
-          <w:kern w:val="0"/>
-          <w:sz w:val="21"/>
-          <w:szCs w:val="21"/>
-        </w:rPr>
-        <w:br w:type="page"/>
-      </w:r>
-    </w:p>
-    <w:p>
-      <w:pPr>
-        <w:pStyle w:val="1"/>
-        <w:spacing w:beforeLines="500" w:before="1560"/>
-        <w:jc w:val="center"/>
-        <w:rPr>
-          <w:rFonts w:hint="eastAsia"/>
-        </w:rPr>
-      </w:pPr>
-      <w:bookmarkStart w:id="44" w:name="_Toc8611"/>
-      <w:bookmarkStart w:id="45" w:name="_Toc228988262"/>
-      <w:r>
-        <w:rPr>
-          <w:rFonts w:hint="eastAsia"/>
-        </w:rPr>
-        <w:lastRenderedPageBreak/>
-        <w:t>附件A 节点风险等级计算表</w:t>
-      </w:r>
-      <w:bookmarkEnd w:id="44"/>
-      <w:bookmarkEnd w:id="45"/>
-    </w:p>
-    <w:p>
-      <w:pPr>
-        <w:spacing w:beforeLines="500" w:before="1560"/>
-        <w:ind w:firstLine="600"/>
-        <w:jc w:val="center"/>
-        <w:rPr>
-          <w:rFonts w:ascii="黑体" w:eastAsia="黑体" w:hAnsi="黑体" w:hint="eastAsia"/>
-          <w:sz w:val="30"/>
-          <w:szCs w:val="30"/>
-        </w:rPr>
-      </w:pPr>
-      <w:r>
-        <w:rPr>
-          <w:rFonts w:ascii="黑体" w:eastAsia="黑体" w:hAnsi="黑体" w:hint="eastAsia"/>
-          <w:sz w:val="30"/>
-          <w:szCs w:val="30"/>
-        </w:rPr>
-        <w:br w:type="page"/>
-      </w:r>
-    </w:p>
-    <w:p>
-      <w:pPr>
-        <w:pStyle w:val="1"/>
-        <w:spacing w:beforeLines="500" w:before="1560"/>
-        <w:jc w:val="center"/>
-        <w:rPr>
-          <w:rFonts w:hint="eastAsia"/>
-        </w:rPr>
-      </w:pPr>
-      <w:bookmarkStart w:id="46" w:name="_Toc29868"/>
-      <w:bookmarkStart w:id="47" w:name="_Toc228988263"/>
-      <w:r>
-        <w:rPr>
-          <w:rFonts w:hint="eastAsia"/>
-        </w:rPr>
-        <w:lastRenderedPageBreak/>
-        <w:t>附件B 构件风险等级计算表</w:t>
-      </w:r>
-      <w:bookmarkEnd w:id="46"/>
-      <w:bookmarkEnd w:id="47"/>
-    </w:p>
-    <w:p>
-      <w:pPr>
-        <w:spacing w:beforeLines="500" w:before="1560"/>
-        <w:ind w:firstLine="600"/>
-        <w:jc w:val="center"/>
-        <w:rPr>
-          <w:rFonts w:ascii="黑体" w:eastAsia="黑体" w:hAnsi="黑体" w:hint="eastAsia"/>
-          <w:sz w:val="30"/>
-          <w:szCs w:val="30"/>
-        </w:rPr>
-      </w:pPr>
-      <w:r>
-        <w:rPr>
-          <w:rFonts w:ascii="黑体" w:eastAsia="黑体" w:hAnsi="黑体" w:hint="eastAsia"/>
-          <w:sz w:val="30"/>
-          <w:szCs w:val="30"/>
-        </w:rPr>
-        <w:br w:type="page"/>
-      </w:r>
-    </w:p>
-    <w:p>
-      <w:pPr>
-        <w:pStyle w:val="1"/>
-        <w:spacing w:beforeLines="500" w:before="1560"/>
-        <w:jc w:val="left"/>
-        <w:rPr>
-          <w:rFonts w:hint="eastAsia"/>
-        </w:rPr>
-      </w:pPr>
-      <w:bookmarkStart w:id="48" w:name="_Toc20431"/>
-      <w:bookmarkStart w:id="49" w:name="_Toc228988264"/>
-      <w:r>
-        <w:rPr>
-          <w:rFonts w:hint="eastAsia"/>
-        </w:rPr>
-        <w:lastRenderedPageBreak/>
-        <w:t>附件C 平台检验计划的检验节点构件</w:t>
-      </w:r>
-      <w:bookmarkEnd w:id="48"/>
-      <w:bookmarkEnd w:id="49"/>
-    </w:p>
-    <w:p>
-      <w:pPr>
-        <w:spacing w:beforeLines="500" w:before="1560"/>
-        <w:ind w:firstLine="600"/>
-        <w:jc w:val="center"/>
-        <w:rPr>
-          <w:rFonts w:ascii="黑体" w:eastAsia="黑体" w:hAnsi="黑体" w:hint="eastAsia"/>
-          <w:sz w:val="30"/>
-          <w:szCs w:val="30"/>
-        </w:rPr>
-      </w:pPr>
-    </w:p>
-    <w:p>
-      <w:pPr>
-        <w:spacing w:beforeLines="500" w:before="1560"/>
-        <w:ind w:firstLine="600"/>
-        <w:jc w:val="center"/>
-        <w:rPr>
-          <w:rFonts w:ascii="黑体" w:eastAsia="黑体" w:hAnsi="黑体" w:hint="eastAsia"/>
-          <w:sz w:val="30"/>
-          <w:szCs w:val="30"/>
-        </w:rPr>
-      </w:pPr>
-    </w:p>
-    <w:p>
-      <w:pPr>
-        <w:spacing w:beforeLines="500" w:before="1560"/>
-        <w:ind w:firstLine="600"/>
-        <w:jc w:val="center"/>
-        <w:rPr>
-          <w:rFonts w:ascii="黑体" w:eastAsia="黑体" w:hAnsi="黑体" w:hint="eastAsia"/>
-          <w:sz w:val="30"/>
-          <w:szCs w:val="30"/>
-        </w:rPr>
-      </w:pPr>
-    </w:p>
-    <w:p>
-      <w:pPr>
-        <w:pStyle w:val="2"/>
-        <w:numPr>
-          <w:ilvl w:val="0"/>
-          <w:numId w:val="0"/>
-        </w:numPr>
-        <w:spacing w:beforeLines="100" w:before="312"/>
-        <w:jc w:val="center"/>
-        <w:rPr>
-          <w:rFonts w:hint="eastAsia"/>
-          <w:sz w:val="30"/>
-          <w:szCs w:val="30"/>
-        </w:rPr>
-      </w:pPr>
-      <w:bookmarkStart w:id="50" w:name="_Toc32156"/>
-      <w:bookmarkStart w:id="51" w:name="_Toc228988265"/>
-      <w:r>
-        <w:rPr>
-          <w:rFonts w:hint="eastAsia"/>
-          <w:sz w:val="30"/>
-          <w:szCs w:val="30"/>
-        </w:rPr>
-        <w:t>附件C.1 服役第5年的检验节点构件位置</w:t>
-      </w:r>
-      <w:bookmarkEnd w:id="50"/>
-      <w:bookmarkEnd w:id="51"/>
-    </w:p>
-    <w:p>
-      <w:pPr>
-        <w:spacing w:beforeLines="500" w:before="1560"/>
-        <w:ind w:firstLine="600"/>
-        <w:jc w:val="center"/>
-        <w:rPr>
-          <w:rFonts w:ascii="黑体" w:eastAsia="黑体" w:hAnsi="黑体" w:hint="eastAsia"/>
-          <w:sz w:val="30"/>
-          <w:szCs w:val="30"/>
-        </w:rPr>
-      </w:pPr>
-      <w:r>
-        <w:rPr>
-          <w:rFonts w:ascii="黑体" w:eastAsia="黑体" w:hAnsi="黑体" w:hint="eastAsia"/>
-          <w:sz w:val="30"/>
-          <w:szCs w:val="30"/>
-        </w:rPr>
-        <w:br w:type="page"/>
-      </w:r>
-    </w:p>
-    <w:p>
-      <w:pPr>
-        <w:spacing w:beforeLines="500" w:before="1560"/>
-        <w:ind w:firstLine="600"/>
-        <w:jc w:val="center"/>
-        <w:rPr>
-          <w:rFonts w:ascii="黑体" w:eastAsia="黑体" w:hAnsi="黑体" w:hint="eastAsia"/>
-          <w:sz w:val="30"/>
-          <w:szCs w:val="30"/>
-        </w:rPr>
-      </w:pPr>
-    </w:p>
-    <w:p>
-      <w:pPr>
-        <w:spacing w:beforeLines="500" w:before="1560"/>
-        <w:ind w:firstLine="600"/>
-        <w:jc w:val="center"/>
-        <w:rPr>
-          <w:rFonts w:ascii="黑体" w:eastAsia="黑体" w:hAnsi="黑体" w:hint="eastAsia"/>
-          <w:sz w:val="30"/>
-          <w:szCs w:val="30"/>
-        </w:rPr>
-      </w:pPr>
-    </w:p>
-    <w:p>
-      <w:pPr>
-        <w:spacing w:beforeLines="500" w:before="1560"/>
-        <w:ind w:firstLine="600"/>
-        <w:jc w:val="center"/>
-        <w:rPr>
-          <w:rFonts w:ascii="黑体" w:eastAsia="黑体" w:hAnsi="黑体" w:hint="eastAsia"/>
-          <w:sz w:val="30"/>
-          <w:szCs w:val="30"/>
-        </w:rPr>
-      </w:pPr>
-    </w:p>
-    <w:p>
-      <w:pPr>
-        <w:pStyle w:val="2"/>
-        <w:numPr>
-          <w:ilvl w:val="0"/>
-          <w:numId w:val="0"/>
-        </w:numPr>
-        <w:spacing w:beforeLines="100" w:before="312"/>
-        <w:jc w:val="center"/>
-        <w:rPr>
-          <w:rFonts w:hint="eastAsia"/>
-          <w:sz w:val="30"/>
-          <w:szCs w:val="30"/>
-        </w:rPr>
-      </w:pPr>
-      <w:bookmarkStart w:id="52" w:name="_Toc17094"/>
-      <w:bookmarkStart w:id="53" w:name="_Toc228988266"/>
-      <w:r>
-        <w:rPr>
-          <w:rFonts w:hint="eastAsia"/>
-          <w:sz w:val="30"/>
-          <w:szCs w:val="30"/>
-        </w:rPr>
-        <w:t>附件C.2 服役第10年的检验节点构件位置</w:t>
-      </w:r>
-      <w:bookmarkEnd w:id="52"/>
-      <w:bookmarkEnd w:id="53"/>
-    </w:p>
-    <w:p>
-      <w:pPr>
-        <w:spacing w:beforeLines="500" w:before="1560"/>
-        <w:ind w:firstLine="600"/>
-        <w:jc w:val="center"/>
-        <w:rPr>
-          <w:rFonts w:ascii="黑体" w:eastAsia="黑体" w:hAnsi="黑体" w:hint="eastAsia"/>
-          <w:sz w:val="30"/>
-          <w:szCs w:val="30"/>
-        </w:rPr>
-      </w:pPr>
-      <w:r>
-        <w:rPr>
-          <w:rFonts w:ascii="黑体" w:eastAsia="黑体" w:hAnsi="黑体" w:hint="eastAsia"/>
-          <w:sz w:val="30"/>
-          <w:szCs w:val="30"/>
-        </w:rPr>
-        <w:br w:type="page"/>
-      </w:r>
-    </w:p>
-    <w:p>
-      <w:pPr>
-        <w:spacing w:beforeLines="500" w:before="1560"/>
-        <w:ind w:firstLine="600"/>
-        <w:jc w:val="center"/>
-        <w:rPr>
-          <w:rFonts w:ascii="黑体" w:eastAsia="黑体" w:hAnsi="黑体" w:hint="eastAsia"/>
-          <w:sz w:val="30"/>
-          <w:szCs w:val="30"/>
-        </w:rPr>
-      </w:pPr>
-    </w:p>
-    <w:p>
-      <w:pPr>
-        <w:spacing w:beforeLines="500" w:before="1560"/>
-        <w:ind w:firstLine="600"/>
-        <w:jc w:val="center"/>
-        <w:rPr>
-          <w:rFonts w:ascii="黑体" w:eastAsia="黑体" w:hAnsi="黑体" w:hint="eastAsia"/>
-          <w:sz w:val="30"/>
-          <w:szCs w:val="30"/>
-        </w:rPr>
-      </w:pPr>
-    </w:p>
-    <w:p>
-      <w:pPr>
-        <w:spacing w:beforeLines="500" w:before="1560"/>
-        <w:ind w:firstLine="600"/>
-        <w:jc w:val="center"/>
-        <w:rPr>
-          <w:rFonts w:ascii="黑体" w:eastAsia="黑体" w:hAnsi="黑体" w:hint="eastAsia"/>
-          <w:sz w:val="30"/>
-          <w:szCs w:val="30"/>
-        </w:rPr>
-      </w:pPr>
-    </w:p>
-    <w:p>
-      <w:pPr>
-        <w:pStyle w:val="2"/>
-        <w:numPr>
-          <w:ilvl w:val="0"/>
-          <w:numId w:val="0"/>
-        </w:numPr>
-        <w:spacing w:beforeLines="100" w:before="312"/>
-        <w:jc w:val="center"/>
-        <w:rPr>
-          <w:rFonts w:hint="eastAsia"/>
-          <w:sz w:val="30"/>
-          <w:szCs w:val="30"/>
-        </w:rPr>
-      </w:pPr>
-      <w:bookmarkStart w:id="54" w:name="_Toc8968"/>
-      <w:bookmarkStart w:id="55" w:name="_Toc228988267"/>
-      <w:r>
-        <w:rPr>
-          <w:rFonts w:hint="eastAsia"/>
-          <w:sz w:val="30"/>
-          <w:szCs w:val="30"/>
-        </w:rPr>
-        <w:t>附件C.3 服役第15年的检验节点构件位置</w:t>
-      </w:r>
-      <w:bookmarkEnd w:id="54"/>
-      <w:bookmarkEnd w:id="55"/>
-    </w:p>
-    <w:p>
-      <w:pPr>
-        <w:spacing w:beforeLines="500" w:before="1560"/>
-        <w:ind w:firstLine="600"/>
-        <w:jc w:val="center"/>
-        <w:rPr>
-          <w:rFonts w:ascii="黑体" w:eastAsia="黑体" w:hAnsi="黑体" w:hint="eastAsia"/>
-          <w:sz w:val="30"/>
-          <w:szCs w:val="30"/>
-        </w:rPr>
-      </w:pPr>
-      <w:r>
-        <w:rPr>
-          <w:rFonts w:ascii="黑体" w:eastAsia="黑体" w:hAnsi="黑体" w:hint="eastAsia"/>
-          <w:sz w:val="30"/>
-          <w:szCs w:val="30"/>
-        </w:rPr>
-        <w:br w:type="page"/>
-      </w:r>
-    </w:p>
-    <w:p>
-      <w:pPr>
-        <w:spacing w:beforeLines="500" w:before="1560"/>
-        <w:ind w:firstLine="600"/>
-        <w:jc w:val="center"/>
-        <w:rPr>
-          <w:rFonts w:ascii="黑体" w:eastAsia="黑体" w:hAnsi="黑体" w:hint="eastAsia"/>
-          <w:sz w:val="30"/>
-          <w:szCs w:val="30"/>
-        </w:rPr>
-      </w:pPr>
-    </w:p>
-    <w:p>
-      <w:pPr>
-        <w:spacing w:beforeLines="500" w:before="1560"/>
-        <w:ind w:firstLine="600"/>
-        <w:jc w:val="center"/>
-        <w:rPr>
-          <w:rFonts w:ascii="黑体" w:eastAsia="黑体" w:hAnsi="黑体" w:hint="eastAsia"/>
-          <w:sz w:val="30"/>
-          <w:szCs w:val="30"/>
-        </w:rPr>
-      </w:pPr>
-    </w:p>
-    <w:p>
-      <w:pPr>
-        <w:spacing w:beforeLines="500" w:before="1560"/>
-        <w:ind w:firstLine="600"/>
-        <w:jc w:val="center"/>
-        <w:rPr>
-          <w:rFonts w:ascii="黑体" w:eastAsia="黑体" w:hAnsi="黑体" w:hint="eastAsia"/>
-          <w:sz w:val="30"/>
-          <w:szCs w:val="30"/>
-        </w:rPr>
-      </w:pPr>
-    </w:p>
-    <w:p>
-      <w:pPr>
-        <w:pStyle w:val="2"/>
-        <w:numPr>
-          <w:ilvl w:val="0"/>
-          <w:numId w:val="0"/>
-        </w:numPr>
-        <w:spacing w:beforeLines="100" w:before="312"/>
-        <w:jc w:val="center"/>
-        <w:rPr>
-          <w:rFonts w:hint="eastAsia"/>
-          <w:sz w:val="30"/>
-          <w:szCs w:val="30"/>
-        </w:rPr>
-      </w:pPr>
-      <w:bookmarkStart w:id="56" w:name="_Toc24754"/>
-      <w:bookmarkStart w:id="57" w:name="_Toc228988268"/>
-      <w:r>
-        <w:rPr>
-          <w:rFonts w:hint="eastAsia"/>
-          <w:sz w:val="30"/>
-          <w:szCs w:val="30"/>
-        </w:rPr>
-        <w:t>附件C.4 服役第20年的检验节点构件位置</w:t>
-      </w:r>
-      <w:bookmarkEnd w:id="56"/>
-      <w:bookmarkEnd w:id="57"/>
-    </w:p>
-    <w:p>
-      <w:pPr>
-        <w:spacing w:beforeLines="500" w:before="1560"/>
-        <w:ind w:firstLine="600"/>
-        <w:jc w:val="center"/>
-        <w:rPr>
-          <w:rFonts w:ascii="黑体" w:eastAsia="黑体" w:hAnsi="黑体" w:hint="eastAsia"/>
-          <w:sz w:val="30"/>
-          <w:szCs w:val="30"/>
-        </w:rPr>
-      </w:pPr>
-      <w:r>
-        <w:rPr>
-          <w:rFonts w:ascii="黑体" w:eastAsia="黑体" w:hAnsi="黑体" w:hint="eastAsia"/>
-          <w:sz w:val="30"/>
-          <w:szCs w:val="30"/>
-        </w:rPr>
-        <w:br w:type="page"/>
-      </w:r>
-    </w:p>
-    <w:p>
-      <w:pPr>
-        <w:spacing w:beforeLines="500" w:before="1560"/>
-        <w:ind w:firstLine="600"/>
-        <w:jc w:val="center"/>
-        <w:rPr>
-          <w:rFonts w:ascii="黑体" w:eastAsia="黑体" w:hAnsi="黑体" w:hint="eastAsia"/>
-          <w:sz w:val="30"/>
-          <w:szCs w:val="30"/>
-        </w:rPr>
-      </w:pPr>
-    </w:p>
-    <w:p>
-      <w:pPr>
-        <w:spacing w:beforeLines="500" w:before="1560"/>
-        <w:ind w:firstLine="600"/>
-        <w:jc w:val="center"/>
-        <w:rPr>
-          <w:rFonts w:ascii="黑体" w:eastAsia="黑体" w:hAnsi="黑体" w:hint="eastAsia"/>
-          <w:sz w:val="30"/>
-          <w:szCs w:val="30"/>
-        </w:rPr>
-      </w:pPr>
-    </w:p>
-    <w:p>
-      <w:pPr>
-        <w:spacing w:beforeLines="500" w:before="1560"/>
-        <w:ind w:firstLine="600"/>
-        <w:jc w:val="center"/>
-        <w:rPr>
-          <w:rFonts w:ascii="黑体" w:eastAsia="黑体" w:hAnsi="黑体" w:hint="eastAsia"/>
-          <w:sz w:val="30"/>
-          <w:szCs w:val="30"/>
-        </w:rPr>
-      </w:pPr>
-    </w:p>
-    <w:p>
-      <w:pPr>
-        <w:pStyle w:val="2"/>
-        <w:numPr>
-          <w:ilvl w:val="0"/>
-          <w:numId w:val="0"/>
-        </w:numPr>
-        <w:spacing w:beforeLines="100" w:before="312"/>
-        <w:jc w:val="center"/>
-        <w:rPr>
-          <w:rFonts w:hint="eastAsia"/>
-          <w:sz w:val="30"/>
-          <w:szCs w:val="30"/>
-        </w:rPr>
-      </w:pPr>
-      <w:bookmarkStart w:id="58" w:name="_Toc851"/>
-      <w:bookmarkStart w:id="59" w:name="_Toc228988269"/>
-      <w:r>
-        <w:rPr>
-          <w:rFonts w:hint="eastAsia"/>
-          <w:sz w:val="30"/>
-          <w:szCs w:val="30"/>
-        </w:rPr>
-        <w:t>附件C.5</w:t>
-      </w:r>
-      <w:r>
-        <w:rPr>
-          <w:sz w:val="30"/>
-          <w:szCs w:val="30"/>
-        </w:rPr>
-        <w:t xml:space="preserve"> </w:t>
-      </w:r>
-      <w:r>
-        <w:rPr>
-          <w:rFonts w:hint="eastAsia"/>
-          <w:sz w:val="30"/>
-          <w:szCs w:val="30"/>
-        </w:rPr>
-        <w:t>服役第2</w:t>
-      </w:r>
-      <w:r>
-        <w:rPr>
-          <w:sz w:val="30"/>
-          <w:szCs w:val="30"/>
-        </w:rPr>
-        <w:t>5</w:t>
-      </w:r>
-      <w:r>
-        <w:rPr>
-          <w:rFonts w:hint="eastAsia"/>
-          <w:sz w:val="30"/>
-          <w:szCs w:val="30"/>
-        </w:rPr>
-        <w:t>年的检验节点构件位置</w:t>
-      </w:r>
-      <w:bookmarkEnd w:id="58"/>
-      <w:bookmarkEnd w:id="59"/>
     </w:p>
     <w:sectPr>
       <w:pgSz w:w="11906" w:h="16838"/>
